--- a/Matakuliah/02. Akuntansi Keuangan Menengah 1/02. UTS/UTS AKM-1 VER 1.1.docx
+++ b/Matakuliah/02. Akuntansi Keuangan Menengah 1/02. UTS/UTS AKM-1 VER 1.1.docx
@@ -142,7 +142,51 @@
                 <w:szCs w:val="22"/>
                 <w:lang w:val="pt-BR"/>
               </w:rPr>
-              <w:t>5 - 2026</w:t>
+              <w:t>6</w:t>
+            </w:r>
+            <w:r>
+              <w:rPr>
+                <w:rFonts w:ascii="Arial" w:hAnsi="Arial" w:cs="Arial"/>
+                <w:b/>
+                <w:bCs/>
+                <w:sz w:val="22"/>
+                <w:szCs w:val="22"/>
+                <w:lang w:val="pt-BR"/>
+              </w:rPr>
+              <w:t xml:space="preserve"> </w:t>
+            </w:r>
+            <w:r>
+              <w:rPr>
+                <w:rFonts w:ascii="Arial" w:hAnsi="Arial" w:cs="Arial"/>
+                <w:b/>
+                <w:bCs/>
+                <w:sz w:val="22"/>
+                <w:szCs w:val="22"/>
+                <w:lang w:val="pt-BR"/>
+              </w:rPr>
+              <w:t>–</w:t>
+            </w:r>
+            <w:r>
+              <w:rPr>
+                <w:rFonts w:ascii="Arial" w:hAnsi="Arial" w:cs="Arial"/>
+                <w:b/>
+                <w:bCs/>
+                <w:sz w:val="22"/>
+                <w:szCs w:val="22"/>
+                <w:lang w:val="pt-BR"/>
+              </w:rPr>
+              <w:t xml:space="preserve"> 202</w:t>
+            </w:r>
+            <w:r>
+              <w:rPr>
+                <w:rFonts w:ascii="Arial" w:hAnsi="Arial" w:cs="Arial"/>
+                <w:b/>
+                <w:bCs/>
+                <w:sz w:val="22"/>
+                <w:szCs w:val="22"/>
+                <w:lang w:val="pt-BR"/>
+              </w:rPr>
+              <w:t>7</w:t>
             </w:r>
           </w:p>
         </w:tc>
@@ -205,13 +249,23 @@
                 <w:bCs/>
               </w:rPr>
             </w:pPr>
+            <w:proofErr w:type="spellStart"/>
             <w:r>
               <w:rPr>
                 <w:rFonts w:ascii="Arial" w:hAnsi="Arial" w:cs="Arial"/>
                 <w:b/>
                 <w:bCs/>
               </w:rPr>
-              <w:t xml:space="preserve">Fakultas </w:t>
+              <w:t>Fakultas</w:t>
+            </w:r>
+            <w:proofErr w:type="spellEnd"/>
+            <w:r>
+              <w:rPr>
+                <w:rFonts w:ascii="Arial" w:hAnsi="Arial" w:cs="Arial"/>
+                <w:b/>
+                <w:bCs/>
+              </w:rPr>
+              <w:t xml:space="preserve"> </w:t>
             </w:r>
             <w:r>
               <w:rPr>
@@ -369,8 +423,18 @@
                 <w:b/>
                 <w:bCs/>
               </w:rPr>
-              <w:t>Universitas Esa Unggul</w:t>
+              <w:t xml:space="preserve">Universitas Esa </w:t>
             </w:r>
+            <w:proofErr w:type="spellStart"/>
+            <w:r>
+              <w:rPr>
+                <w:rFonts w:ascii="Arial" w:hAnsi="Arial" w:cs="Arial"/>
+                <w:b/>
+                <w:bCs/>
+              </w:rPr>
+              <w:t>Unggul</w:t>
+            </w:r>
+            <w:proofErr w:type="spellEnd"/>
           </w:p>
         </w:tc>
         <w:tc>
@@ -538,7 +602,47 @@
                 <w:sz w:val="20"/>
                 <w:szCs w:val="20"/>
               </w:rPr>
-              <w:t>Akuntansi Keuangan Menengah 1</w:t>
+              <w:t xml:space="preserve">Akuntansi </w:t>
+            </w:r>
+            <w:proofErr w:type="spellStart"/>
+            <w:r>
+              <w:rPr>
+                <w:rFonts w:ascii="Arial" w:hAnsi="Arial" w:cs="Arial"/>
+                <w:b/>
+                <w:sz w:val="20"/>
+                <w:szCs w:val="20"/>
+              </w:rPr>
+              <w:t>Keuangan</w:t>
+            </w:r>
+            <w:proofErr w:type="spellEnd"/>
+            <w:r>
+              <w:rPr>
+                <w:rFonts w:ascii="Arial" w:hAnsi="Arial" w:cs="Arial"/>
+                <w:b/>
+                <w:sz w:val="20"/>
+                <w:szCs w:val="20"/>
+              </w:rPr>
+              <w:t xml:space="preserve"> </w:t>
+            </w:r>
+            <w:proofErr w:type="spellStart"/>
+            <w:r>
+              <w:rPr>
+                <w:rFonts w:ascii="Arial" w:hAnsi="Arial" w:cs="Arial"/>
+                <w:b/>
+                <w:sz w:val="20"/>
+                <w:szCs w:val="20"/>
+              </w:rPr>
+              <w:t>Menengah</w:t>
+            </w:r>
+            <w:proofErr w:type="spellEnd"/>
+            <w:r>
+              <w:rPr>
+                <w:rFonts w:ascii="Arial" w:hAnsi="Arial" w:cs="Arial"/>
+                <w:b/>
+                <w:sz w:val="20"/>
+                <w:szCs w:val="20"/>
+              </w:rPr>
+              <w:t xml:space="preserve"> 1</w:t>
             </w:r>
           </w:p>
         </w:tc>
@@ -626,7 +730,27 @@
                 <w:sz w:val="20"/>
                 <w:szCs w:val="20"/>
               </w:rPr>
-              <w:t>HERMANTO, SE, M.AK, CEH, CASF, SFPC</w:t>
+              <w:t xml:space="preserve">HERMANTO, SE, </w:t>
+            </w:r>
+            <w:proofErr w:type="gramStart"/>
+            <w:r>
+              <w:rPr>
+                <w:rFonts w:ascii="Arial" w:hAnsi="Arial" w:cs="Arial"/>
+                <w:b/>
+                <w:sz w:val="20"/>
+                <w:szCs w:val="20"/>
+              </w:rPr>
+              <w:t>M.AK</w:t>
+            </w:r>
+            <w:proofErr w:type="gramEnd"/>
+            <w:r>
+              <w:rPr>
+                <w:rFonts w:ascii="Arial" w:hAnsi="Arial" w:cs="Arial"/>
+                <w:b/>
+                <w:sz w:val="20"/>
+                <w:szCs w:val="20"/>
+              </w:rPr>
+              <w:t>, CEH, CASF, SFPC</w:t>
             </w:r>
             <w:r>
               <w:rPr>
@@ -883,6 +1007,7 @@
                 <w:szCs w:val="20"/>
               </w:rPr>
             </w:pPr>
+            <w:proofErr w:type="spellStart"/>
             <w:r>
               <w:rPr>
                 <w:rFonts w:ascii="Arial" w:hAnsi="Arial" w:cs="Arial"/>
@@ -892,6 +1017,7 @@
               </w:rPr>
               <w:t>Tanggal</w:t>
             </w:r>
+            <w:proofErr w:type="spellEnd"/>
           </w:p>
         </w:tc>
         <w:tc>
@@ -1047,8 +1173,19 @@
                 <w:sz w:val="20"/>
                 <w:szCs w:val="20"/>
               </w:rPr>
-              <w:t>Sifat Ujian</w:t>
+              <w:t xml:space="preserve">Sifat </w:t>
             </w:r>
+            <w:proofErr w:type="spellStart"/>
+            <w:r>
+              <w:rPr>
+                <w:rFonts w:ascii="Arial" w:hAnsi="Arial" w:cs="Arial"/>
+                <w:b/>
+                <w:sz w:val="20"/>
+                <w:szCs w:val="20"/>
+              </w:rPr>
+              <w:t>Ujian</w:t>
+            </w:r>
+            <w:proofErr w:type="spellEnd"/>
           </w:p>
         </w:tc>
         <w:tc>
@@ -1216,6 +1353,7 @@
                 <w:lang w:val="es-ES"/>
               </w:rPr>
             </w:pPr>
+            <w:proofErr w:type="spellStart"/>
             <w:r>
               <w:rPr>
                 <w:rFonts w:ascii="Arial" w:hAnsi="Arial" w:cs="Arial"/>
@@ -1226,7 +1364,20 @@
                 <w:szCs w:val="20"/>
                 <w:lang w:val="es-ES"/>
               </w:rPr>
-              <w:t>Tanggal dan Tanda Tangan Ketua Prodi</w:t>
+              <w:t>Tanggal</w:t>
+            </w:r>
+            <w:proofErr w:type="spellEnd"/>
+            <w:r>
+              <w:rPr>
+                <w:rFonts w:ascii="Arial" w:hAnsi="Arial" w:cs="Arial"/>
+                <w:bCs/>
+                <w:i/>
+                <w:iCs/>
+                <w:sz w:val="20"/>
+                <w:szCs w:val="20"/>
+                <w:lang w:val="es-ES"/>
+              </w:rPr>
+              <w:t xml:space="preserve"> dan Tanda Tangan Ketua Prodi</w:t>
             </w:r>
           </w:p>
         </w:tc>
@@ -1316,7 +1467,7 @@
           <w:noProof/>
         </w:rPr>
         <w:drawing>
-          <wp:anchor distT="0" distB="0" distL="114300" distR="114300" simplePos="0" relativeHeight="251660288" behindDoc="1" locked="0" layoutInCell="1" allowOverlap="1" wp14:anchorId="72A88F84" wp14:editId="12EA01CC">
+          <wp:anchor distT="0" distB="0" distL="114300" distR="114300" simplePos="0" relativeHeight="251660288" behindDoc="1" locked="0" layoutInCell="1" allowOverlap="1" wp14:anchorId="72A88F84" wp14:editId="17BE81C9">
             <wp:simplePos x="0" y="0"/>
             <wp:positionH relativeFrom="column">
               <wp:posOffset>45720</wp:posOffset>
@@ -1493,13 +1644,41 @@
         </w:rPr>
         <w:t>Dilarang mencontek, saling bertukar lembar jawaban/soal/</w:t>
       </w:r>
+      <w:proofErr w:type="spellStart"/>
       <w:r>
         <w:rPr>
           <w:rFonts w:ascii="Arial" w:hAnsi="Arial" w:cs="Arial"/>
           <w:sz w:val="16"/>
           <w:szCs w:val="16"/>
         </w:rPr>
-        <w:t>plagiasi maupun copy paste</w:t>
+        <w:t>plagiasi</w:t>
+      </w:r>
+      <w:proofErr w:type="spellEnd"/>
+      <w:r>
+        <w:rPr>
+          <w:rFonts w:ascii="Arial" w:hAnsi="Arial" w:cs="Arial"/>
+          <w:sz w:val="16"/>
+          <w:szCs w:val="16"/>
+        </w:rPr>
+        <w:t xml:space="preserve"> </w:t>
+      </w:r>
+      <w:proofErr w:type="spellStart"/>
+      <w:r>
+        <w:rPr>
+          <w:rFonts w:ascii="Arial" w:hAnsi="Arial" w:cs="Arial"/>
+          <w:sz w:val="16"/>
+          <w:szCs w:val="16"/>
+        </w:rPr>
+        <w:t>maupun</w:t>
+      </w:r>
+      <w:proofErr w:type="spellEnd"/>
+      <w:r>
+        <w:rPr>
+          <w:rFonts w:ascii="Arial" w:hAnsi="Arial" w:cs="Arial"/>
+          <w:sz w:val="16"/>
+          <w:szCs w:val="16"/>
+        </w:rPr>
+        <w:t xml:space="preserve"> copy paste</w:t>
       </w:r>
     </w:p>
     <w:p>
@@ -1559,7 +1738,61 @@
           <w:sz w:val="16"/>
           <w:szCs w:val="16"/>
         </w:rPr>
-        <w:t xml:space="preserve"> dan soal harus diserahkan </w:t>
+        <w:t xml:space="preserve"> dan </w:t>
+      </w:r>
+      <w:proofErr w:type="spellStart"/>
+      <w:r>
+        <w:rPr>
+          <w:rFonts w:ascii="Arial" w:hAnsi="Arial" w:cs="Arial"/>
+          <w:sz w:val="16"/>
+          <w:szCs w:val="16"/>
+        </w:rPr>
+        <w:t>soal</w:t>
+      </w:r>
+      <w:proofErr w:type="spellEnd"/>
+      <w:r>
+        <w:rPr>
+          <w:rFonts w:ascii="Arial" w:hAnsi="Arial" w:cs="Arial"/>
+          <w:sz w:val="16"/>
+          <w:szCs w:val="16"/>
+        </w:rPr>
+        <w:t xml:space="preserve"> </w:t>
+      </w:r>
+      <w:proofErr w:type="spellStart"/>
+      <w:r>
+        <w:rPr>
+          <w:rFonts w:ascii="Arial" w:hAnsi="Arial" w:cs="Arial"/>
+          <w:sz w:val="16"/>
+          <w:szCs w:val="16"/>
+        </w:rPr>
+        <w:t>harus</w:t>
+      </w:r>
+      <w:proofErr w:type="spellEnd"/>
+      <w:r>
+        <w:rPr>
+          <w:rFonts w:ascii="Arial" w:hAnsi="Arial" w:cs="Arial"/>
+          <w:sz w:val="16"/>
+          <w:szCs w:val="16"/>
+        </w:rPr>
+        <w:t xml:space="preserve"> </w:t>
+      </w:r>
+      <w:proofErr w:type="spellStart"/>
+      <w:r>
+        <w:rPr>
+          <w:rFonts w:ascii="Arial" w:hAnsi="Arial" w:cs="Arial"/>
+          <w:sz w:val="16"/>
+          <w:szCs w:val="16"/>
+        </w:rPr>
+        <w:t>diserahkan</w:t>
+      </w:r>
+      <w:proofErr w:type="spellEnd"/>
+      <w:r>
+        <w:rPr>
+          <w:rFonts w:ascii="Arial" w:hAnsi="Arial" w:cs="Arial"/>
+          <w:sz w:val="16"/>
+          <w:szCs w:val="16"/>
+        </w:rPr>
+        <w:t xml:space="preserve"> </w:t>
       </w:r>
       <w:r>
         <w:rPr>
@@ -1576,7 +1809,27 @@
           <w:sz w:val="16"/>
           <w:szCs w:val="16"/>
         </w:rPr>
-        <w:t xml:space="preserve"> / diupload </w:t>
+        <w:t xml:space="preserve"> / </w:t>
+      </w:r>
+      <w:proofErr w:type="spellStart"/>
+      <w:proofErr w:type="gramStart"/>
+      <w:r>
+        <w:rPr>
+          <w:rFonts w:ascii="Arial" w:hAnsi="Arial" w:cs="Arial"/>
+          <w:sz w:val="16"/>
+          <w:szCs w:val="16"/>
+        </w:rPr>
+        <w:t>diupload</w:t>
+      </w:r>
+      <w:proofErr w:type="spellEnd"/>
+      <w:proofErr w:type="gramEnd"/>
+      <w:r>
+        <w:rPr>
+          <w:rFonts w:ascii="Arial" w:hAnsi="Arial" w:cs="Arial"/>
+          <w:sz w:val="16"/>
+          <w:szCs w:val="16"/>
+        </w:rPr>
+        <w:t xml:space="preserve"> </w:t>
       </w:r>
       <w:r>
         <w:rPr>
@@ -1593,8 +1846,36 @@
           <w:sz w:val="16"/>
           <w:szCs w:val="16"/>
         </w:rPr>
-        <w:t xml:space="preserve"> waktu yang ditentukan</w:t>
-      </w:r>
+        <w:t xml:space="preserve"> </w:t>
+      </w:r>
+      <w:proofErr w:type="spellStart"/>
+      <w:r>
+        <w:rPr>
+          <w:rFonts w:ascii="Arial" w:hAnsi="Arial" w:cs="Arial"/>
+          <w:sz w:val="16"/>
+          <w:szCs w:val="16"/>
+        </w:rPr>
+        <w:t>waktu</w:t>
+      </w:r>
+      <w:proofErr w:type="spellEnd"/>
+      <w:r>
+        <w:rPr>
+          <w:rFonts w:ascii="Arial" w:hAnsi="Arial" w:cs="Arial"/>
+          <w:sz w:val="16"/>
+          <w:szCs w:val="16"/>
+        </w:rPr>
+        <w:t xml:space="preserve"> yang </w:t>
+      </w:r>
+      <w:proofErr w:type="spellStart"/>
+      <w:r>
+        <w:rPr>
+          <w:rFonts w:ascii="Arial" w:hAnsi="Arial" w:cs="Arial"/>
+          <w:sz w:val="16"/>
+          <w:szCs w:val="16"/>
+        </w:rPr>
+        <w:t>ditentukan</w:t>
+      </w:r>
+      <w:proofErr w:type="spellEnd"/>
     </w:p>
     <w:p>
       <w:pPr>
@@ -1697,7 +1978,167 @@
           <w:szCs w:val="22"/>
           <w:lang w:val="en-ID"/>
         </w:rPr>
-        <w:t>Pada tanggal 1 Januari 2023, PT Digital Finansia Nusantara melakukan tiga transaksi keuangan strategis berikut:</w:t>
+        <w:t xml:space="preserve">Pada </w:t>
+      </w:r>
+      <w:proofErr w:type="spellStart"/>
+      <w:r>
+        <w:rPr>
+          <w:rFonts w:ascii="Arial" w:hAnsi="Arial" w:cs="Arial"/>
+          <w:sz w:val="22"/>
+          <w:szCs w:val="22"/>
+          <w:lang w:val="en-ID"/>
+        </w:rPr>
+        <w:t>tanggal</w:t>
+      </w:r>
+      <w:proofErr w:type="spellEnd"/>
+      <w:r>
+        <w:rPr>
+          <w:rFonts w:ascii="Arial" w:hAnsi="Arial" w:cs="Arial"/>
+          <w:sz w:val="22"/>
+          <w:szCs w:val="22"/>
+          <w:lang w:val="en-ID"/>
+        </w:rPr>
+        <w:t xml:space="preserve"> 1 Januari 2023, PT Digital </w:t>
+      </w:r>
+      <w:proofErr w:type="spellStart"/>
+      <w:r>
+        <w:rPr>
+          <w:rFonts w:ascii="Arial" w:hAnsi="Arial" w:cs="Arial"/>
+          <w:sz w:val="22"/>
+          <w:szCs w:val="22"/>
+          <w:lang w:val="en-ID"/>
+        </w:rPr>
+        <w:t>Finansia</w:t>
+      </w:r>
+      <w:proofErr w:type="spellEnd"/>
+      <w:r>
+        <w:rPr>
+          <w:rFonts w:ascii="Arial" w:hAnsi="Arial" w:cs="Arial"/>
+          <w:sz w:val="22"/>
+          <w:szCs w:val="22"/>
+          <w:lang w:val="en-ID"/>
+        </w:rPr>
+        <w:t xml:space="preserve"> Nusantara </w:t>
+      </w:r>
+      <w:proofErr w:type="spellStart"/>
+      <w:r>
+        <w:rPr>
+          <w:rFonts w:ascii="Arial" w:hAnsi="Arial" w:cs="Arial"/>
+          <w:sz w:val="22"/>
+          <w:szCs w:val="22"/>
+          <w:lang w:val="en-ID"/>
+        </w:rPr>
+        <w:t>melakukan</w:t>
+      </w:r>
+      <w:proofErr w:type="spellEnd"/>
+      <w:r>
+        <w:rPr>
+          <w:rFonts w:ascii="Arial" w:hAnsi="Arial" w:cs="Arial"/>
+          <w:sz w:val="22"/>
+          <w:szCs w:val="22"/>
+          <w:lang w:val="en-ID"/>
+        </w:rPr>
+        <w:t xml:space="preserve"> </w:t>
+      </w:r>
+      <w:proofErr w:type="spellStart"/>
+      <w:r>
+        <w:rPr>
+          <w:rFonts w:ascii="Arial" w:hAnsi="Arial" w:cs="Arial"/>
+          <w:sz w:val="22"/>
+          <w:szCs w:val="22"/>
+          <w:lang w:val="en-ID"/>
+        </w:rPr>
+        <w:t>tiga</w:t>
+      </w:r>
+      <w:proofErr w:type="spellEnd"/>
+      <w:r>
+        <w:rPr>
+          <w:rFonts w:ascii="Arial" w:hAnsi="Arial" w:cs="Arial"/>
+          <w:sz w:val="22"/>
+          <w:szCs w:val="22"/>
+          <w:lang w:val="en-ID"/>
+        </w:rPr>
+        <w:t xml:space="preserve"> </w:t>
+      </w:r>
+      <w:proofErr w:type="spellStart"/>
+      <w:r>
+        <w:rPr>
+          <w:rFonts w:ascii="Arial" w:hAnsi="Arial" w:cs="Arial"/>
+          <w:sz w:val="22"/>
+          <w:szCs w:val="22"/>
+          <w:lang w:val="en-ID"/>
+        </w:rPr>
+        <w:t>transaksi</w:t>
+      </w:r>
+      <w:proofErr w:type="spellEnd"/>
+      <w:r>
+        <w:rPr>
+          <w:rFonts w:ascii="Arial" w:hAnsi="Arial" w:cs="Arial"/>
+          <w:sz w:val="22"/>
+          <w:szCs w:val="22"/>
+          <w:lang w:val="en-ID"/>
+        </w:rPr>
+        <w:t xml:space="preserve"> </w:t>
+      </w:r>
+      <w:proofErr w:type="spellStart"/>
+      <w:r>
+        <w:rPr>
+          <w:rFonts w:ascii="Arial" w:hAnsi="Arial" w:cs="Arial"/>
+          <w:sz w:val="22"/>
+          <w:szCs w:val="22"/>
+          <w:lang w:val="en-ID"/>
+        </w:rPr>
+        <w:t>keuangan</w:t>
+      </w:r>
+      <w:proofErr w:type="spellEnd"/>
+      <w:r>
+        <w:rPr>
+          <w:rFonts w:ascii="Arial" w:hAnsi="Arial" w:cs="Arial"/>
+          <w:sz w:val="22"/>
+          <w:szCs w:val="22"/>
+          <w:lang w:val="en-ID"/>
+        </w:rPr>
+        <w:t xml:space="preserve"> </w:t>
+      </w:r>
+      <w:proofErr w:type="spellStart"/>
+      <w:r>
+        <w:rPr>
+          <w:rFonts w:ascii="Arial" w:hAnsi="Arial" w:cs="Arial"/>
+          <w:sz w:val="22"/>
+          <w:szCs w:val="22"/>
+          <w:lang w:val="en-ID"/>
+        </w:rPr>
+        <w:t>strategis</w:t>
+      </w:r>
+      <w:proofErr w:type="spellEnd"/>
+      <w:r>
+        <w:rPr>
+          <w:rFonts w:ascii="Arial" w:hAnsi="Arial" w:cs="Arial"/>
+          <w:sz w:val="22"/>
+          <w:szCs w:val="22"/>
+          <w:lang w:val="en-ID"/>
+        </w:rPr>
+        <w:t xml:space="preserve"> </w:t>
+      </w:r>
+      <w:proofErr w:type="spellStart"/>
+      <w:r>
+        <w:rPr>
+          <w:rFonts w:ascii="Arial" w:hAnsi="Arial" w:cs="Arial"/>
+          <w:sz w:val="22"/>
+          <w:szCs w:val="22"/>
+          <w:lang w:val="en-ID"/>
+        </w:rPr>
+        <w:t>berikut</w:t>
+      </w:r>
+      <w:proofErr w:type="spellEnd"/>
+      <w:r>
+        <w:rPr>
+          <w:rFonts w:ascii="Arial" w:hAnsi="Arial" w:cs="Arial"/>
+          <w:sz w:val="22"/>
+          <w:szCs w:val="22"/>
+          <w:lang w:val="en-ID"/>
+        </w:rPr>
+        <w:t>:</w:t>
       </w:r>
     </w:p>
     <w:p>
@@ -1727,6 +2168,7 @@
           <w:lang w:val="en-ID"/>
         </w:rPr>
       </w:pPr>
+      <w:proofErr w:type="spellStart"/>
       <w:r>
         <w:rPr>
           <w:rFonts w:ascii="Arial" w:hAnsi="Arial" w:cs="Arial"/>
@@ -1736,7 +2178,115 @@
           <w:szCs w:val="22"/>
           <w:lang w:val="en-ID"/>
         </w:rPr>
-        <w:t>Transaksi 1: Penerbitan Obligasi Diskonto dengan Fitur Callable</w:t>
+        <w:t>Transaksi</w:t>
+      </w:r>
+      <w:proofErr w:type="spellEnd"/>
+      <w:r>
+        <w:rPr>
+          <w:rFonts w:ascii="Arial" w:hAnsi="Arial" w:cs="Arial"/>
+          <w:b/>
+          <w:bCs/>
+          <w:sz w:val="22"/>
+          <w:szCs w:val="22"/>
+          <w:lang w:val="en-ID"/>
+        </w:rPr>
+        <w:t xml:space="preserve"> 1: </w:t>
+      </w:r>
+      <w:proofErr w:type="spellStart"/>
+      <w:r>
+        <w:rPr>
+          <w:rFonts w:ascii="Arial" w:hAnsi="Arial" w:cs="Arial"/>
+          <w:b/>
+          <w:bCs/>
+          <w:sz w:val="22"/>
+          <w:szCs w:val="22"/>
+          <w:lang w:val="en-ID"/>
+        </w:rPr>
+        <w:t>Penerbitan</w:t>
+      </w:r>
+      <w:proofErr w:type="spellEnd"/>
+      <w:r>
+        <w:rPr>
+          <w:rFonts w:ascii="Arial" w:hAnsi="Arial" w:cs="Arial"/>
+          <w:b/>
+          <w:bCs/>
+          <w:sz w:val="22"/>
+          <w:szCs w:val="22"/>
+          <w:lang w:val="en-ID"/>
+        </w:rPr>
+        <w:t xml:space="preserve"> </w:t>
+      </w:r>
+      <w:proofErr w:type="spellStart"/>
+      <w:r>
+        <w:rPr>
+          <w:rFonts w:ascii="Arial" w:hAnsi="Arial" w:cs="Arial"/>
+          <w:b/>
+          <w:bCs/>
+          <w:sz w:val="22"/>
+          <w:szCs w:val="22"/>
+          <w:lang w:val="en-ID"/>
+        </w:rPr>
+        <w:t>Obligasi</w:t>
+      </w:r>
+      <w:proofErr w:type="spellEnd"/>
+      <w:r>
+        <w:rPr>
+          <w:rFonts w:ascii="Arial" w:hAnsi="Arial" w:cs="Arial"/>
+          <w:b/>
+          <w:bCs/>
+          <w:sz w:val="22"/>
+          <w:szCs w:val="22"/>
+          <w:lang w:val="en-ID"/>
+        </w:rPr>
+        <w:t xml:space="preserve"> </w:t>
+      </w:r>
+      <w:proofErr w:type="spellStart"/>
+      <w:r>
+        <w:rPr>
+          <w:rFonts w:ascii="Arial" w:hAnsi="Arial" w:cs="Arial"/>
+          <w:b/>
+          <w:bCs/>
+          <w:sz w:val="22"/>
+          <w:szCs w:val="22"/>
+          <w:lang w:val="en-ID"/>
+        </w:rPr>
+        <w:t>Diskonto</w:t>
+      </w:r>
+      <w:proofErr w:type="spellEnd"/>
+      <w:r>
+        <w:rPr>
+          <w:rFonts w:ascii="Arial" w:hAnsi="Arial" w:cs="Arial"/>
+          <w:b/>
+          <w:bCs/>
+          <w:sz w:val="22"/>
+          <w:szCs w:val="22"/>
+          <w:lang w:val="en-ID"/>
+        </w:rPr>
+        <w:t xml:space="preserve"> </w:t>
+      </w:r>
+      <w:proofErr w:type="spellStart"/>
+      <w:r>
+        <w:rPr>
+          <w:rFonts w:ascii="Arial" w:hAnsi="Arial" w:cs="Arial"/>
+          <w:b/>
+          <w:bCs/>
+          <w:sz w:val="22"/>
+          <w:szCs w:val="22"/>
+          <w:lang w:val="en-ID"/>
+        </w:rPr>
+        <w:t>dengan</w:t>
+      </w:r>
+      <w:proofErr w:type="spellEnd"/>
+      <w:r>
+        <w:rPr>
+          <w:rFonts w:ascii="Arial" w:hAnsi="Arial" w:cs="Arial"/>
+          <w:b/>
+          <w:bCs/>
+          <w:sz w:val="22"/>
+          <w:szCs w:val="22"/>
+          <w:lang w:val="en-ID"/>
+        </w:rPr>
+        <w:t xml:space="preserve"> Fitur Callable</w:t>
       </w:r>
     </w:p>
     <w:p>
@@ -1758,7 +2308,247 @@
           <w:szCs w:val="22"/>
           <w:lang w:val="en-ID"/>
         </w:rPr>
-        <w:t>PT Digital Finansia menerbitkan obligasi 5 tahun dengan nilai nominal Rp1.000.000.000, tingkat bunga kupon 8% per tahun, dibayarkan setiap 31 Desember.</w:t>
+        <w:t xml:space="preserve">PT Digital </w:t>
+      </w:r>
+      <w:proofErr w:type="spellStart"/>
+      <w:r>
+        <w:rPr>
+          <w:rFonts w:ascii="Arial" w:hAnsi="Arial" w:cs="Arial"/>
+          <w:sz w:val="22"/>
+          <w:szCs w:val="22"/>
+          <w:lang w:val="en-ID"/>
+        </w:rPr>
+        <w:t>Finansia</w:t>
+      </w:r>
+      <w:proofErr w:type="spellEnd"/>
+      <w:r>
+        <w:rPr>
+          <w:rFonts w:ascii="Arial" w:hAnsi="Arial" w:cs="Arial"/>
+          <w:sz w:val="22"/>
+          <w:szCs w:val="22"/>
+          <w:lang w:val="en-ID"/>
+        </w:rPr>
+        <w:t xml:space="preserve"> </w:t>
+      </w:r>
+      <w:proofErr w:type="spellStart"/>
+      <w:r>
+        <w:rPr>
+          <w:rFonts w:ascii="Arial" w:hAnsi="Arial" w:cs="Arial"/>
+          <w:sz w:val="22"/>
+          <w:szCs w:val="22"/>
+          <w:lang w:val="en-ID"/>
+        </w:rPr>
+        <w:t>menerbitkan</w:t>
+      </w:r>
+      <w:proofErr w:type="spellEnd"/>
+      <w:r>
+        <w:rPr>
+          <w:rFonts w:ascii="Arial" w:hAnsi="Arial" w:cs="Arial"/>
+          <w:sz w:val="22"/>
+          <w:szCs w:val="22"/>
+          <w:lang w:val="en-ID"/>
+        </w:rPr>
+        <w:t xml:space="preserve"> </w:t>
+      </w:r>
+      <w:proofErr w:type="spellStart"/>
+      <w:r>
+        <w:rPr>
+          <w:rFonts w:ascii="Arial" w:hAnsi="Arial" w:cs="Arial"/>
+          <w:sz w:val="22"/>
+          <w:szCs w:val="22"/>
+          <w:lang w:val="en-ID"/>
+        </w:rPr>
+        <w:t>obligasi</w:t>
+      </w:r>
+      <w:proofErr w:type="spellEnd"/>
+      <w:r>
+        <w:rPr>
+          <w:rFonts w:ascii="Arial" w:hAnsi="Arial" w:cs="Arial"/>
+          <w:sz w:val="22"/>
+          <w:szCs w:val="22"/>
+          <w:lang w:val="en-ID"/>
+        </w:rPr>
+        <w:t xml:space="preserve"> 5 </w:t>
+      </w:r>
+      <w:proofErr w:type="spellStart"/>
+      <w:r>
+        <w:rPr>
+          <w:rFonts w:ascii="Arial" w:hAnsi="Arial" w:cs="Arial"/>
+          <w:sz w:val="22"/>
+          <w:szCs w:val="22"/>
+          <w:lang w:val="en-ID"/>
+        </w:rPr>
+        <w:t>tahun</w:t>
+      </w:r>
+      <w:proofErr w:type="spellEnd"/>
+      <w:r>
+        <w:rPr>
+          <w:rFonts w:ascii="Arial" w:hAnsi="Arial" w:cs="Arial"/>
+          <w:sz w:val="22"/>
+          <w:szCs w:val="22"/>
+          <w:lang w:val="en-ID"/>
+        </w:rPr>
+        <w:t xml:space="preserve"> </w:t>
+      </w:r>
+      <w:proofErr w:type="spellStart"/>
+      <w:r>
+        <w:rPr>
+          <w:rFonts w:ascii="Arial" w:hAnsi="Arial" w:cs="Arial"/>
+          <w:sz w:val="22"/>
+          <w:szCs w:val="22"/>
+          <w:lang w:val="en-ID"/>
+        </w:rPr>
+        <w:t>dengan</w:t>
+      </w:r>
+      <w:proofErr w:type="spellEnd"/>
+      <w:r>
+        <w:rPr>
+          <w:rFonts w:ascii="Arial" w:hAnsi="Arial" w:cs="Arial"/>
+          <w:sz w:val="22"/>
+          <w:szCs w:val="22"/>
+          <w:lang w:val="en-ID"/>
+        </w:rPr>
+        <w:t xml:space="preserve"> </w:t>
+      </w:r>
+      <w:proofErr w:type="spellStart"/>
+      <w:r>
+        <w:rPr>
+          <w:rFonts w:ascii="Arial" w:hAnsi="Arial" w:cs="Arial"/>
+          <w:sz w:val="22"/>
+          <w:szCs w:val="22"/>
+          <w:lang w:val="en-ID"/>
+        </w:rPr>
+        <w:t>nilai</w:t>
+      </w:r>
+      <w:proofErr w:type="spellEnd"/>
+      <w:r>
+        <w:rPr>
+          <w:rFonts w:ascii="Arial" w:hAnsi="Arial" w:cs="Arial"/>
+          <w:sz w:val="22"/>
+          <w:szCs w:val="22"/>
+          <w:lang w:val="en-ID"/>
+        </w:rPr>
+        <w:t xml:space="preserve"> nominal Rp1.000.000.000, </w:t>
+      </w:r>
+      <w:proofErr w:type="spellStart"/>
+      <w:r>
+        <w:rPr>
+          <w:rFonts w:ascii="Arial" w:hAnsi="Arial" w:cs="Arial"/>
+          <w:sz w:val="22"/>
+          <w:szCs w:val="22"/>
+          <w:lang w:val="en-ID"/>
+        </w:rPr>
+        <w:t>tingkat</w:t>
+      </w:r>
+      <w:proofErr w:type="spellEnd"/>
+      <w:r>
+        <w:rPr>
+          <w:rFonts w:ascii="Arial" w:hAnsi="Arial" w:cs="Arial"/>
+          <w:sz w:val="22"/>
+          <w:szCs w:val="22"/>
+          <w:lang w:val="en-ID"/>
+        </w:rPr>
+        <w:t xml:space="preserve"> bunga </w:t>
+      </w:r>
+      <w:proofErr w:type="spellStart"/>
+      <w:r>
+        <w:rPr>
+          <w:rFonts w:ascii="Arial" w:hAnsi="Arial" w:cs="Arial"/>
+          <w:sz w:val="22"/>
+          <w:szCs w:val="22"/>
+          <w:lang w:val="en-ID"/>
+        </w:rPr>
+        <w:t>kupon</w:t>
+      </w:r>
+      <w:proofErr w:type="spellEnd"/>
+      <w:r>
+        <w:rPr>
+          <w:rFonts w:ascii="Arial" w:hAnsi="Arial" w:cs="Arial"/>
+          <w:sz w:val="22"/>
+          <w:szCs w:val="22"/>
+          <w:lang w:val="en-ID"/>
+        </w:rPr>
+        <w:t xml:space="preserve"> 8% per </w:t>
+      </w:r>
+      <w:proofErr w:type="spellStart"/>
+      <w:r>
+        <w:rPr>
+          <w:rFonts w:ascii="Arial" w:hAnsi="Arial" w:cs="Arial"/>
+          <w:sz w:val="22"/>
+          <w:szCs w:val="22"/>
+          <w:lang w:val="en-ID"/>
+        </w:rPr>
+        <w:t>tahun</w:t>
+      </w:r>
+      <w:proofErr w:type="spellEnd"/>
+      <w:r>
+        <w:rPr>
+          <w:rFonts w:ascii="Arial" w:hAnsi="Arial" w:cs="Arial"/>
+          <w:sz w:val="22"/>
+          <w:szCs w:val="22"/>
+          <w:lang w:val="en-ID"/>
+        </w:rPr>
+        <w:t xml:space="preserve">, </w:t>
+      </w:r>
+      <w:proofErr w:type="spellStart"/>
+      <w:r>
+        <w:rPr>
+          <w:rFonts w:ascii="Arial" w:hAnsi="Arial" w:cs="Arial"/>
+          <w:sz w:val="22"/>
+          <w:szCs w:val="22"/>
+          <w:lang w:val="en-ID"/>
+        </w:rPr>
+        <w:t>dibayarkan</w:t>
+      </w:r>
+      <w:proofErr w:type="spellEnd"/>
+      <w:r>
+        <w:rPr>
+          <w:rFonts w:ascii="Arial" w:hAnsi="Arial" w:cs="Arial"/>
+          <w:sz w:val="22"/>
+          <w:szCs w:val="22"/>
+          <w:lang w:val="en-ID"/>
+        </w:rPr>
+        <w:t xml:space="preserve"> </w:t>
+      </w:r>
+      <w:proofErr w:type="spellStart"/>
+      <w:r>
+        <w:rPr>
+          <w:rFonts w:ascii="Arial" w:hAnsi="Arial" w:cs="Arial"/>
+          <w:sz w:val="22"/>
+          <w:szCs w:val="22"/>
+          <w:lang w:val="en-ID"/>
+        </w:rPr>
+        <w:t>setiap</w:t>
+      </w:r>
+      <w:proofErr w:type="spellEnd"/>
+      <w:r>
+        <w:rPr>
+          <w:rFonts w:ascii="Arial" w:hAnsi="Arial" w:cs="Arial"/>
+          <w:sz w:val="22"/>
+          <w:szCs w:val="22"/>
+          <w:lang w:val="en-ID"/>
+        </w:rPr>
+        <w:t xml:space="preserve"> 31 </w:t>
+      </w:r>
+      <w:proofErr w:type="spellStart"/>
+      <w:r>
+        <w:rPr>
+          <w:rFonts w:ascii="Arial" w:hAnsi="Arial" w:cs="Arial"/>
+          <w:sz w:val="22"/>
+          <w:szCs w:val="22"/>
+          <w:lang w:val="en-ID"/>
+        </w:rPr>
+        <w:t>Desember</w:t>
+      </w:r>
+      <w:proofErr w:type="spellEnd"/>
+      <w:r>
+        <w:rPr>
+          <w:rFonts w:ascii="Arial" w:hAnsi="Arial" w:cs="Arial"/>
+          <w:sz w:val="22"/>
+          <w:szCs w:val="22"/>
+          <w:lang w:val="en-ID"/>
+        </w:rPr>
+        <w:t>.</w:t>
       </w:r>
     </w:p>
     <w:p>
@@ -1773,14 +2563,205 @@
           <w:lang w:val="en-ID"/>
         </w:rPr>
       </w:pPr>
-      <w:r>
-        <w:rPr>
-          <w:rFonts w:ascii="Arial" w:hAnsi="Arial" w:cs="Arial"/>
-          <w:sz w:val="22"/>
-          <w:szCs w:val="22"/>
-          <w:lang w:val="en-ID"/>
-        </w:rPr>
-        <w:t>Namun kondisi pasar saat penerbitan menuntut tingkat pengembalian efektif (yield) sebesar 10% per tahun.</w:t>
+      <w:proofErr w:type="spellStart"/>
+      <w:r>
+        <w:rPr>
+          <w:rFonts w:ascii="Arial" w:hAnsi="Arial" w:cs="Arial"/>
+          <w:sz w:val="22"/>
+          <w:szCs w:val="22"/>
+          <w:lang w:val="en-ID"/>
+        </w:rPr>
+        <w:t>Namun</w:t>
+      </w:r>
+      <w:proofErr w:type="spellEnd"/>
+      <w:r>
+        <w:rPr>
+          <w:rFonts w:ascii="Arial" w:hAnsi="Arial" w:cs="Arial"/>
+          <w:sz w:val="22"/>
+          <w:szCs w:val="22"/>
+          <w:lang w:val="en-ID"/>
+        </w:rPr>
+        <w:t xml:space="preserve"> </w:t>
+      </w:r>
+      <w:proofErr w:type="spellStart"/>
+      <w:r>
+        <w:rPr>
+          <w:rFonts w:ascii="Arial" w:hAnsi="Arial" w:cs="Arial"/>
+          <w:sz w:val="22"/>
+          <w:szCs w:val="22"/>
+          <w:lang w:val="en-ID"/>
+        </w:rPr>
+        <w:t>kondisi</w:t>
+      </w:r>
+      <w:proofErr w:type="spellEnd"/>
+      <w:r>
+        <w:rPr>
+          <w:rFonts w:ascii="Arial" w:hAnsi="Arial" w:cs="Arial"/>
+          <w:sz w:val="22"/>
+          <w:szCs w:val="22"/>
+          <w:lang w:val="en-ID"/>
+        </w:rPr>
+        <w:t xml:space="preserve"> pasar </w:t>
+      </w:r>
+      <w:proofErr w:type="spellStart"/>
+      <w:r>
+        <w:rPr>
+          <w:rFonts w:ascii="Arial" w:hAnsi="Arial" w:cs="Arial"/>
+          <w:sz w:val="22"/>
+          <w:szCs w:val="22"/>
+          <w:lang w:val="en-ID"/>
+        </w:rPr>
+        <w:t>saat</w:t>
+      </w:r>
+      <w:proofErr w:type="spellEnd"/>
+      <w:r>
+        <w:rPr>
+          <w:rFonts w:ascii="Arial" w:hAnsi="Arial" w:cs="Arial"/>
+          <w:sz w:val="22"/>
+          <w:szCs w:val="22"/>
+          <w:lang w:val="en-ID"/>
+        </w:rPr>
+        <w:t xml:space="preserve"> </w:t>
+      </w:r>
+      <w:proofErr w:type="spellStart"/>
+      <w:r>
+        <w:rPr>
+          <w:rFonts w:ascii="Arial" w:hAnsi="Arial" w:cs="Arial"/>
+          <w:sz w:val="22"/>
+          <w:szCs w:val="22"/>
+          <w:lang w:val="en-ID"/>
+        </w:rPr>
+        <w:t>penerbitan</w:t>
+      </w:r>
+      <w:proofErr w:type="spellEnd"/>
+      <w:r>
+        <w:rPr>
+          <w:rFonts w:ascii="Arial" w:hAnsi="Arial" w:cs="Arial"/>
+          <w:sz w:val="22"/>
+          <w:szCs w:val="22"/>
+          <w:lang w:val="en-ID"/>
+        </w:rPr>
+        <w:t xml:space="preserve"> </w:t>
+      </w:r>
+      <w:proofErr w:type="spellStart"/>
+      <w:r>
+        <w:rPr>
+          <w:rFonts w:ascii="Arial" w:hAnsi="Arial" w:cs="Arial"/>
+          <w:sz w:val="22"/>
+          <w:szCs w:val="22"/>
+          <w:lang w:val="en-ID"/>
+        </w:rPr>
+        <w:t>menuntut</w:t>
+      </w:r>
+      <w:proofErr w:type="spellEnd"/>
+      <w:r>
+        <w:rPr>
+          <w:rFonts w:ascii="Arial" w:hAnsi="Arial" w:cs="Arial"/>
+          <w:sz w:val="22"/>
+          <w:szCs w:val="22"/>
+          <w:lang w:val="en-ID"/>
+        </w:rPr>
+        <w:t xml:space="preserve"> </w:t>
+      </w:r>
+      <w:proofErr w:type="spellStart"/>
+      <w:r>
+        <w:rPr>
+          <w:rFonts w:ascii="Arial" w:hAnsi="Arial" w:cs="Arial"/>
+          <w:sz w:val="22"/>
+          <w:szCs w:val="22"/>
+          <w:lang w:val="en-ID"/>
+        </w:rPr>
+        <w:t>tingkat</w:t>
+      </w:r>
+      <w:proofErr w:type="spellEnd"/>
+      <w:r>
+        <w:rPr>
+          <w:rFonts w:ascii="Arial" w:hAnsi="Arial" w:cs="Arial"/>
+          <w:sz w:val="22"/>
+          <w:szCs w:val="22"/>
+          <w:lang w:val="en-ID"/>
+        </w:rPr>
+        <w:t xml:space="preserve"> </w:t>
+      </w:r>
+      <w:proofErr w:type="spellStart"/>
+      <w:r>
+        <w:rPr>
+          <w:rFonts w:ascii="Arial" w:hAnsi="Arial" w:cs="Arial"/>
+          <w:sz w:val="22"/>
+          <w:szCs w:val="22"/>
+          <w:lang w:val="en-ID"/>
+        </w:rPr>
+        <w:t>pengembalian</w:t>
+      </w:r>
+      <w:proofErr w:type="spellEnd"/>
+      <w:r>
+        <w:rPr>
+          <w:rFonts w:ascii="Arial" w:hAnsi="Arial" w:cs="Arial"/>
+          <w:sz w:val="22"/>
+          <w:szCs w:val="22"/>
+          <w:lang w:val="en-ID"/>
+        </w:rPr>
+        <w:t xml:space="preserve"> </w:t>
+      </w:r>
+      <w:proofErr w:type="spellStart"/>
+      <w:r>
+        <w:rPr>
+          <w:rFonts w:ascii="Arial" w:hAnsi="Arial" w:cs="Arial"/>
+          <w:sz w:val="22"/>
+          <w:szCs w:val="22"/>
+          <w:lang w:val="en-ID"/>
+        </w:rPr>
+        <w:t>efektif</w:t>
+      </w:r>
+      <w:proofErr w:type="spellEnd"/>
+      <w:r>
+        <w:rPr>
+          <w:rFonts w:ascii="Arial" w:hAnsi="Arial" w:cs="Arial"/>
+          <w:sz w:val="22"/>
+          <w:szCs w:val="22"/>
+          <w:lang w:val="en-ID"/>
+        </w:rPr>
+        <w:t xml:space="preserve"> (yield) </w:t>
+      </w:r>
+      <w:proofErr w:type="spellStart"/>
+      <w:r>
+        <w:rPr>
+          <w:rFonts w:ascii="Arial" w:hAnsi="Arial" w:cs="Arial"/>
+          <w:sz w:val="22"/>
+          <w:szCs w:val="22"/>
+          <w:lang w:val="en-ID"/>
+        </w:rPr>
+        <w:t>sebesar</w:t>
+      </w:r>
+      <w:proofErr w:type="spellEnd"/>
+      <w:r>
+        <w:rPr>
+          <w:rFonts w:ascii="Arial" w:hAnsi="Arial" w:cs="Arial"/>
+          <w:sz w:val="22"/>
+          <w:szCs w:val="22"/>
+          <w:lang w:val="en-ID"/>
+        </w:rPr>
+        <w:t xml:space="preserve"> 10% per </w:t>
+      </w:r>
+      <w:proofErr w:type="spellStart"/>
+      <w:r>
+        <w:rPr>
+          <w:rFonts w:ascii="Arial" w:hAnsi="Arial" w:cs="Arial"/>
+          <w:sz w:val="22"/>
+          <w:szCs w:val="22"/>
+          <w:lang w:val="en-ID"/>
+        </w:rPr>
+        <w:t>tahun</w:t>
+      </w:r>
+      <w:proofErr w:type="spellEnd"/>
+      <w:r>
+        <w:rPr>
+          <w:rFonts w:ascii="Arial" w:hAnsi="Arial" w:cs="Arial"/>
+          <w:sz w:val="22"/>
+          <w:szCs w:val="22"/>
+          <w:lang w:val="en-ID"/>
+        </w:rPr>
+        <w:t>.</w:t>
       </w:r>
     </w:p>
     <w:p>
@@ -1802,7 +2783,447 @@
           <w:szCs w:val="22"/>
           <w:lang w:val="en-ID"/>
         </w:rPr>
-        <w:t>Selain itu, obligasi memiliki fitur callable pada akhir tahun ke-3 dengan harga tebus Rp960.000.000. Perusahaan mengukur kewajiban ini menggunakan model suku bunga efektif (effective interest method) sebagaimana diatur dalam IFRS 9 Financial Instruments, dan mempertimbangkan kemungkinan penebusan awal (expected call probability = 60%).</w:t>
+        <w:t xml:space="preserve">Selain </w:t>
+      </w:r>
+      <w:proofErr w:type="spellStart"/>
+      <w:r>
+        <w:rPr>
+          <w:rFonts w:ascii="Arial" w:hAnsi="Arial" w:cs="Arial"/>
+          <w:sz w:val="22"/>
+          <w:szCs w:val="22"/>
+          <w:lang w:val="en-ID"/>
+        </w:rPr>
+        <w:t>itu</w:t>
+      </w:r>
+      <w:proofErr w:type="spellEnd"/>
+      <w:r>
+        <w:rPr>
+          <w:rFonts w:ascii="Arial" w:hAnsi="Arial" w:cs="Arial"/>
+          <w:sz w:val="22"/>
+          <w:szCs w:val="22"/>
+          <w:lang w:val="en-ID"/>
+        </w:rPr>
+        <w:t xml:space="preserve">, </w:t>
+      </w:r>
+      <w:proofErr w:type="spellStart"/>
+      <w:r>
+        <w:rPr>
+          <w:rFonts w:ascii="Arial" w:hAnsi="Arial" w:cs="Arial"/>
+          <w:sz w:val="22"/>
+          <w:szCs w:val="22"/>
+          <w:lang w:val="en-ID"/>
+        </w:rPr>
+        <w:t>obligasi</w:t>
+      </w:r>
+      <w:proofErr w:type="spellEnd"/>
+      <w:r>
+        <w:rPr>
+          <w:rFonts w:ascii="Arial" w:hAnsi="Arial" w:cs="Arial"/>
+          <w:sz w:val="22"/>
+          <w:szCs w:val="22"/>
+          <w:lang w:val="en-ID"/>
+        </w:rPr>
+        <w:t xml:space="preserve"> </w:t>
+      </w:r>
+      <w:proofErr w:type="spellStart"/>
+      <w:r>
+        <w:rPr>
+          <w:rFonts w:ascii="Arial" w:hAnsi="Arial" w:cs="Arial"/>
+          <w:sz w:val="22"/>
+          <w:szCs w:val="22"/>
+          <w:lang w:val="en-ID"/>
+        </w:rPr>
+        <w:t>memiliki</w:t>
+      </w:r>
+      <w:proofErr w:type="spellEnd"/>
+      <w:r>
+        <w:rPr>
+          <w:rFonts w:ascii="Arial" w:hAnsi="Arial" w:cs="Arial"/>
+          <w:sz w:val="22"/>
+          <w:szCs w:val="22"/>
+          <w:lang w:val="en-ID"/>
+        </w:rPr>
+        <w:t xml:space="preserve"> </w:t>
+      </w:r>
+      <w:proofErr w:type="spellStart"/>
+      <w:r>
+        <w:rPr>
+          <w:rFonts w:ascii="Arial" w:hAnsi="Arial" w:cs="Arial"/>
+          <w:sz w:val="22"/>
+          <w:szCs w:val="22"/>
+          <w:lang w:val="en-ID"/>
+        </w:rPr>
+        <w:t>fitur</w:t>
+      </w:r>
+      <w:proofErr w:type="spellEnd"/>
+      <w:r>
+        <w:rPr>
+          <w:rFonts w:ascii="Arial" w:hAnsi="Arial" w:cs="Arial"/>
+          <w:sz w:val="22"/>
+          <w:szCs w:val="22"/>
+          <w:lang w:val="en-ID"/>
+        </w:rPr>
+        <w:t xml:space="preserve"> callable pada </w:t>
+      </w:r>
+      <w:proofErr w:type="spellStart"/>
+      <w:r>
+        <w:rPr>
+          <w:rFonts w:ascii="Arial" w:hAnsi="Arial" w:cs="Arial"/>
+          <w:sz w:val="22"/>
+          <w:szCs w:val="22"/>
+          <w:lang w:val="en-ID"/>
+        </w:rPr>
+        <w:t>akhir</w:t>
+      </w:r>
+      <w:proofErr w:type="spellEnd"/>
+      <w:r>
+        <w:rPr>
+          <w:rFonts w:ascii="Arial" w:hAnsi="Arial" w:cs="Arial"/>
+          <w:sz w:val="22"/>
+          <w:szCs w:val="22"/>
+          <w:lang w:val="en-ID"/>
+        </w:rPr>
+        <w:t xml:space="preserve"> </w:t>
+      </w:r>
+      <w:proofErr w:type="spellStart"/>
+      <w:r>
+        <w:rPr>
+          <w:rFonts w:ascii="Arial" w:hAnsi="Arial" w:cs="Arial"/>
+          <w:sz w:val="22"/>
+          <w:szCs w:val="22"/>
+          <w:lang w:val="en-ID"/>
+        </w:rPr>
+        <w:t>tahun</w:t>
+      </w:r>
+      <w:proofErr w:type="spellEnd"/>
+      <w:r>
+        <w:rPr>
+          <w:rFonts w:ascii="Arial" w:hAnsi="Arial" w:cs="Arial"/>
+          <w:sz w:val="22"/>
+          <w:szCs w:val="22"/>
+          <w:lang w:val="en-ID"/>
+        </w:rPr>
+        <w:t xml:space="preserve"> ke-3 </w:t>
+      </w:r>
+      <w:proofErr w:type="spellStart"/>
+      <w:r>
+        <w:rPr>
+          <w:rFonts w:ascii="Arial" w:hAnsi="Arial" w:cs="Arial"/>
+          <w:sz w:val="22"/>
+          <w:szCs w:val="22"/>
+          <w:lang w:val="en-ID"/>
+        </w:rPr>
+        <w:t>dengan</w:t>
+      </w:r>
+      <w:proofErr w:type="spellEnd"/>
+      <w:r>
+        <w:rPr>
+          <w:rFonts w:ascii="Arial" w:hAnsi="Arial" w:cs="Arial"/>
+          <w:sz w:val="22"/>
+          <w:szCs w:val="22"/>
+          <w:lang w:val="en-ID"/>
+        </w:rPr>
+        <w:t xml:space="preserve"> </w:t>
+      </w:r>
+      <w:proofErr w:type="spellStart"/>
+      <w:r>
+        <w:rPr>
+          <w:rFonts w:ascii="Arial" w:hAnsi="Arial" w:cs="Arial"/>
+          <w:sz w:val="22"/>
+          <w:szCs w:val="22"/>
+          <w:lang w:val="en-ID"/>
+        </w:rPr>
+        <w:t>harga</w:t>
+      </w:r>
+      <w:proofErr w:type="spellEnd"/>
+      <w:r>
+        <w:rPr>
+          <w:rFonts w:ascii="Arial" w:hAnsi="Arial" w:cs="Arial"/>
+          <w:sz w:val="22"/>
+          <w:szCs w:val="22"/>
+          <w:lang w:val="en-ID"/>
+        </w:rPr>
+        <w:t xml:space="preserve"> </w:t>
+      </w:r>
+      <w:proofErr w:type="spellStart"/>
+      <w:r>
+        <w:rPr>
+          <w:rFonts w:ascii="Arial" w:hAnsi="Arial" w:cs="Arial"/>
+          <w:sz w:val="22"/>
+          <w:szCs w:val="22"/>
+          <w:lang w:val="en-ID"/>
+        </w:rPr>
+        <w:t>tebus</w:t>
+      </w:r>
+      <w:proofErr w:type="spellEnd"/>
+      <w:r>
+        <w:rPr>
+          <w:rFonts w:ascii="Arial" w:hAnsi="Arial" w:cs="Arial"/>
+          <w:sz w:val="22"/>
+          <w:szCs w:val="22"/>
+          <w:lang w:val="en-ID"/>
+        </w:rPr>
+        <w:t xml:space="preserve"> Rp960.000.000. Perusahaan </w:t>
+      </w:r>
+      <w:proofErr w:type="spellStart"/>
+      <w:r>
+        <w:rPr>
+          <w:rFonts w:ascii="Arial" w:hAnsi="Arial" w:cs="Arial"/>
+          <w:sz w:val="22"/>
+          <w:szCs w:val="22"/>
+          <w:lang w:val="en-ID"/>
+        </w:rPr>
+        <w:t>mengukur</w:t>
+      </w:r>
+      <w:proofErr w:type="spellEnd"/>
+      <w:r>
+        <w:rPr>
+          <w:rFonts w:ascii="Arial" w:hAnsi="Arial" w:cs="Arial"/>
+          <w:sz w:val="22"/>
+          <w:szCs w:val="22"/>
+          <w:lang w:val="en-ID"/>
+        </w:rPr>
+        <w:t xml:space="preserve"> </w:t>
+      </w:r>
+      <w:proofErr w:type="spellStart"/>
+      <w:r>
+        <w:rPr>
+          <w:rFonts w:ascii="Arial" w:hAnsi="Arial" w:cs="Arial"/>
+          <w:sz w:val="22"/>
+          <w:szCs w:val="22"/>
+          <w:lang w:val="en-ID"/>
+        </w:rPr>
+        <w:t>kewajiban</w:t>
+      </w:r>
+      <w:proofErr w:type="spellEnd"/>
+      <w:r>
+        <w:rPr>
+          <w:rFonts w:ascii="Arial" w:hAnsi="Arial" w:cs="Arial"/>
+          <w:sz w:val="22"/>
+          <w:szCs w:val="22"/>
+          <w:lang w:val="en-ID"/>
+        </w:rPr>
+        <w:t xml:space="preserve"> </w:t>
+      </w:r>
+      <w:proofErr w:type="spellStart"/>
+      <w:r>
+        <w:rPr>
+          <w:rFonts w:ascii="Arial" w:hAnsi="Arial" w:cs="Arial"/>
+          <w:sz w:val="22"/>
+          <w:szCs w:val="22"/>
+          <w:lang w:val="en-ID"/>
+        </w:rPr>
+        <w:t>ini</w:t>
+      </w:r>
+      <w:proofErr w:type="spellEnd"/>
+      <w:r>
+        <w:rPr>
+          <w:rFonts w:ascii="Arial" w:hAnsi="Arial" w:cs="Arial"/>
+          <w:sz w:val="22"/>
+          <w:szCs w:val="22"/>
+          <w:lang w:val="en-ID"/>
+        </w:rPr>
+        <w:t xml:space="preserve"> </w:t>
+      </w:r>
+      <w:proofErr w:type="spellStart"/>
+      <w:r>
+        <w:rPr>
+          <w:rFonts w:ascii="Arial" w:hAnsi="Arial" w:cs="Arial"/>
+          <w:sz w:val="22"/>
+          <w:szCs w:val="22"/>
+          <w:lang w:val="en-ID"/>
+        </w:rPr>
+        <w:t>menggunakan</w:t>
+      </w:r>
+      <w:proofErr w:type="spellEnd"/>
+      <w:r>
+        <w:rPr>
+          <w:rFonts w:ascii="Arial" w:hAnsi="Arial" w:cs="Arial"/>
+          <w:sz w:val="22"/>
+          <w:szCs w:val="22"/>
+          <w:lang w:val="en-ID"/>
+        </w:rPr>
+        <w:t xml:space="preserve"> model </w:t>
+      </w:r>
+      <w:proofErr w:type="spellStart"/>
+      <w:r>
+        <w:rPr>
+          <w:rFonts w:ascii="Arial" w:hAnsi="Arial" w:cs="Arial"/>
+          <w:sz w:val="22"/>
+          <w:szCs w:val="22"/>
+          <w:lang w:val="en-ID"/>
+        </w:rPr>
+        <w:t>suku</w:t>
+      </w:r>
+      <w:proofErr w:type="spellEnd"/>
+      <w:r>
+        <w:rPr>
+          <w:rFonts w:ascii="Arial" w:hAnsi="Arial" w:cs="Arial"/>
+          <w:sz w:val="22"/>
+          <w:szCs w:val="22"/>
+          <w:lang w:val="en-ID"/>
+        </w:rPr>
+        <w:t xml:space="preserve"> bunga </w:t>
+      </w:r>
+      <w:proofErr w:type="spellStart"/>
+      <w:r>
+        <w:rPr>
+          <w:rFonts w:ascii="Arial" w:hAnsi="Arial" w:cs="Arial"/>
+          <w:sz w:val="22"/>
+          <w:szCs w:val="22"/>
+          <w:lang w:val="en-ID"/>
+        </w:rPr>
+        <w:t>efektif</w:t>
+      </w:r>
+      <w:proofErr w:type="spellEnd"/>
+      <w:r>
+        <w:rPr>
+          <w:rFonts w:ascii="Arial" w:hAnsi="Arial" w:cs="Arial"/>
+          <w:sz w:val="22"/>
+          <w:szCs w:val="22"/>
+          <w:lang w:val="en-ID"/>
+        </w:rPr>
+        <w:t xml:space="preserve"> (effective interest method) </w:t>
+      </w:r>
+      <w:proofErr w:type="spellStart"/>
+      <w:r>
+        <w:rPr>
+          <w:rFonts w:ascii="Arial" w:hAnsi="Arial" w:cs="Arial"/>
+          <w:sz w:val="22"/>
+          <w:szCs w:val="22"/>
+          <w:lang w:val="en-ID"/>
+        </w:rPr>
+        <w:t>sebagaimana</w:t>
+      </w:r>
+      <w:proofErr w:type="spellEnd"/>
+      <w:r>
+        <w:rPr>
+          <w:rFonts w:ascii="Arial" w:hAnsi="Arial" w:cs="Arial"/>
+          <w:sz w:val="22"/>
+          <w:szCs w:val="22"/>
+          <w:lang w:val="en-ID"/>
+        </w:rPr>
+        <w:t xml:space="preserve"> </w:t>
+      </w:r>
+      <w:proofErr w:type="spellStart"/>
+      <w:r>
+        <w:rPr>
+          <w:rFonts w:ascii="Arial" w:hAnsi="Arial" w:cs="Arial"/>
+          <w:sz w:val="22"/>
+          <w:szCs w:val="22"/>
+          <w:lang w:val="en-ID"/>
+        </w:rPr>
+        <w:t>diatur</w:t>
+      </w:r>
+      <w:proofErr w:type="spellEnd"/>
+      <w:r>
+        <w:rPr>
+          <w:rFonts w:ascii="Arial" w:hAnsi="Arial" w:cs="Arial"/>
+          <w:sz w:val="22"/>
+          <w:szCs w:val="22"/>
+          <w:lang w:val="en-ID"/>
+        </w:rPr>
+        <w:t xml:space="preserve"> </w:t>
+      </w:r>
+      <w:proofErr w:type="spellStart"/>
+      <w:r>
+        <w:rPr>
+          <w:rFonts w:ascii="Arial" w:hAnsi="Arial" w:cs="Arial"/>
+          <w:sz w:val="22"/>
+          <w:szCs w:val="22"/>
+          <w:lang w:val="en-ID"/>
+        </w:rPr>
+        <w:t>dalam</w:t>
+      </w:r>
+      <w:proofErr w:type="spellEnd"/>
+      <w:r>
+        <w:rPr>
+          <w:rFonts w:ascii="Arial" w:hAnsi="Arial" w:cs="Arial"/>
+          <w:sz w:val="22"/>
+          <w:szCs w:val="22"/>
+          <w:lang w:val="en-ID"/>
+        </w:rPr>
+        <w:t xml:space="preserve"> IFRS 9 Financial Instruments, dan </w:t>
+      </w:r>
+      <w:proofErr w:type="spellStart"/>
+      <w:r>
+        <w:rPr>
+          <w:rFonts w:ascii="Arial" w:hAnsi="Arial" w:cs="Arial"/>
+          <w:sz w:val="22"/>
+          <w:szCs w:val="22"/>
+          <w:lang w:val="en-ID"/>
+        </w:rPr>
+        <w:t>mempertimbangkan</w:t>
+      </w:r>
+      <w:proofErr w:type="spellEnd"/>
+      <w:r>
+        <w:rPr>
+          <w:rFonts w:ascii="Arial" w:hAnsi="Arial" w:cs="Arial"/>
+          <w:sz w:val="22"/>
+          <w:szCs w:val="22"/>
+          <w:lang w:val="en-ID"/>
+        </w:rPr>
+        <w:t xml:space="preserve"> </w:t>
+      </w:r>
+      <w:proofErr w:type="spellStart"/>
+      <w:r>
+        <w:rPr>
+          <w:rFonts w:ascii="Arial" w:hAnsi="Arial" w:cs="Arial"/>
+          <w:sz w:val="22"/>
+          <w:szCs w:val="22"/>
+          <w:lang w:val="en-ID"/>
+        </w:rPr>
+        <w:t>kemungkinan</w:t>
+      </w:r>
+      <w:proofErr w:type="spellEnd"/>
+      <w:r>
+        <w:rPr>
+          <w:rFonts w:ascii="Arial" w:hAnsi="Arial" w:cs="Arial"/>
+          <w:sz w:val="22"/>
+          <w:szCs w:val="22"/>
+          <w:lang w:val="en-ID"/>
+        </w:rPr>
+        <w:t xml:space="preserve"> </w:t>
+      </w:r>
+      <w:proofErr w:type="spellStart"/>
+      <w:r>
+        <w:rPr>
+          <w:rFonts w:ascii="Arial" w:hAnsi="Arial" w:cs="Arial"/>
+          <w:sz w:val="22"/>
+          <w:szCs w:val="22"/>
+          <w:lang w:val="en-ID"/>
+        </w:rPr>
+        <w:t>penebusan</w:t>
+      </w:r>
+      <w:proofErr w:type="spellEnd"/>
+      <w:r>
+        <w:rPr>
+          <w:rFonts w:ascii="Arial" w:hAnsi="Arial" w:cs="Arial"/>
+          <w:sz w:val="22"/>
+          <w:szCs w:val="22"/>
+          <w:lang w:val="en-ID"/>
+        </w:rPr>
+        <w:t xml:space="preserve"> </w:t>
+      </w:r>
+      <w:proofErr w:type="spellStart"/>
+      <w:r>
+        <w:rPr>
+          <w:rFonts w:ascii="Arial" w:hAnsi="Arial" w:cs="Arial"/>
+          <w:sz w:val="22"/>
+          <w:szCs w:val="22"/>
+          <w:lang w:val="en-ID"/>
+        </w:rPr>
+        <w:t>awal</w:t>
+      </w:r>
+      <w:proofErr w:type="spellEnd"/>
+      <w:r>
+        <w:rPr>
+          <w:rFonts w:ascii="Arial" w:hAnsi="Arial" w:cs="Arial"/>
+          <w:sz w:val="22"/>
+          <w:szCs w:val="22"/>
+          <w:lang w:val="en-ID"/>
+        </w:rPr>
+        <w:t xml:space="preserve"> (expected call probability = 60%).</w:t>
       </w:r>
     </w:p>
     <w:p>
@@ -1830,6 +3251,7 @@
           <w:lang w:val="en-ID"/>
         </w:rPr>
       </w:pPr>
+      <w:proofErr w:type="spellStart"/>
       <w:r>
         <w:rPr>
           <w:rFonts w:ascii="Arial" w:hAnsi="Arial" w:cs="Arial"/>
@@ -1839,7 +3261,43 @@
           <w:szCs w:val="22"/>
           <w:lang w:val="en-ID"/>
         </w:rPr>
-        <w:t>Transaksi 2: Sewa Pembiayaan (Finance Lease)</w:t>
+        <w:t>Transaksi</w:t>
+      </w:r>
+      <w:proofErr w:type="spellEnd"/>
+      <w:r>
+        <w:rPr>
+          <w:rFonts w:ascii="Arial" w:hAnsi="Arial" w:cs="Arial"/>
+          <w:b/>
+          <w:bCs/>
+          <w:sz w:val="22"/>
+          <w:szCs w:val="22"/>
+          <w:lang w:val="en-ID"/>
+        </w:rPr>
+        <w:t xml:space="preserve"> 2: Sewa </w:t>
+      </w:r>
+      <w:proofErr w:type="spellStart"/>
+      <w:r>
+        <w:rPr>
+          <w:rFonts w:ascii="Arial" w:hAnsi="Arial" w:cs="Arial"/>
+          <w:b/>
+          <w:bCs/>
+          <w:sz w:val="22"/>
+          <w:szCs w:val="22"/>
+          <w:lang w:val="en-ID"/>
+        </w:rPr>
+        <w:t>Pembiayaan</w:t>
+      </w:r>
+      <w:proofErr w:type="spellEnd"/>
+      <w:r>
+        <w:rPr>
+          <w:rFonts w:ascii="Arial" w:hAnsi="Arial" w:cs="Arial"/>
+          <w:b/>
+          <w:bCs/>
+          <w:sz w:val="22"/>
+          <w:szCs w:val="22"/>
+          <w:lang w:val="en-ID"/>
+        </w:rPr>
+        <w:t xml:space="preserve"> (Finance Lease)</w:t>
       </w:r>
     </w:p>
     <w:p>
@@ -1861,7 +3319,227 @@
           <w:szCs w:val="22"/>
           <w:lang w:val="en-ID"/>
         </w:rPr>
-        <w:t>Pada tanggal yang sama, PT Digital Finansia juga menyewakan peralatan produksi kepada PT TechnoServ dengan ketentuan berikut:</w:t>
+        <w:t xml:space="preserve">Pada </w:t>
+      </w:r>
+      <w:proofErr w:type="spellStart"/>
+      <w:r>
+        <w:rPr>
+          <w:rFonts w:ascii="Arial" w:hAnsi="Arial" w:cs="Arial"/>
+          <w:sz w:val="22"/>
+          <w:szCs w:val="22"/>
+          <w:lang w:val="en-ID"/>
+        </w:rPr>
+        <w:t>tanggal</w:t>
+      </w:r>
+      <w:proofErr w:type="spellEnd"/>
+      <w:r>
+        <w:rPr>
+          <w:rFonts w:ascii="Arial" w:hAnsi="Arial" w:cs="Arial"/>
+          <w:sz w:val="22"/>
+          <w:szCs w:val="22"/>
+          <w:lang w:val="en-ID"/>
+        </w:rPr>
+        <w:t xml:space="preserve"> yang </w:t>
+      </w:r>
+      <w:proofErr w:type="spellStart"/>
+      <w:r>
+        <w:rPr>
+          <w:rFonts w:ascii="Arial" w:hAnsi="Arial" w:cs="Arial"/>
+          <w:sz w:val="22"/>
+          <w:szCs w:val="22"/>
+          <w:lang w:val="en-ID"/>
+        </w:rPr>
+        <w:t>sama</w:t>
+      </w:r>
+      <w:proofErr w:type="spellEnd"/>
+      <w:r>
+        <w:rPr>
+          <w:rFonts w:ascii="Arial" w:hAnsi="Arial" w:cs="Arial"/>
+          <w:sz w:val="22"/>
+          <w:szCs w:val="22"/>
+          <w:lang w:val="en-ID"/>
+        </w:rPr>
+        <w:t xml:space="preserve">, PT Digital </w:t>
+      </w:r>
+      <w:proofErr w:type="spellStart"/>
+      <w:r>
+        <w:rPr>
+          <w:rFonts w:ascii="Arial" w:hAnsi="Arial" w:cs="Arial"/>
+          <w:sz w:val="22"/>
+          <w:szCs w:val="22"/>
+          <w:lang w:val="en-ID"/>
+        </w:rPr>
+        <w:t>Finansia</w:t>
+      </w:r>
+      <w:proofErr w:type="spellEnd"/>
+      <w:r>
+        <w:rPr>
+          <w:rFonts w:ascii="Arial" w:hAnsi="Arial" w:cs="Arial"/>
+          <w:sz w:val="22"/>
+          <w:szCs w:val="22"/>
+          <w:lang w:val="en-ID"/>
+        </w:rPr>
+        <w:t xml:space="preserve"> juga </w:t>
+      </w:r>
+      <w:proofErr w:type="spellStart"/>
+      <w:r>
+        <w:rPr>
+          <w:rFonts w:ascii="Arial" w:hAnsi="Arial" w:cs="Arial"/>
+          <w:sz w:val="22"/>
+          <w:szCs w:val="22"/>
+          <w:lang w:val="en-ID"/>
+        </w:rPr>
+        <w:t>menyewakan</w:t>
+      </w:r>
+      <w:proofErr w:type="spellEnd"/>
+      <w:r>
+        <w:rPr>
+          <w:rFonts w:ascii="Arial" w:hAnsi="Arial" w:cs="Arial"/>
+          <w:sz w:val="22"/>
+          <w:szCs w:val="22"/>
+          <w:lang w:val="en-ID"/>
+        </w:rPr>
+        <w:t xml:space="preserve"> </w:t>
+      </w:r>
+      <w:proofErr w:type="spellStart"/>
+      <w:r>
+        <w:rPr>
+          <w:rFonts w:ascii="Arial" w:hAnsi="Arial" w:cs="Arial"/>
+          <w:sz w:val="22"/>
+          <w:szCs w:val="22"/>
+          <w:lang w:val="en-ID"/>
+        </w:rPr>
+        <w:t>peralatan</w:t>
+      </w:r>
+      <w:proofErr w:type="spellEnd"/>
+      <w:r>
+        <w:rPr>
+          <w:rFonts w:ascii="Arial" w:hAnsi="Arial" w:cs="Arial"/>
+          <w:sz w:val="22"/>
+          <w:szCs w:val="22"/>
+          <w:lang w:val="en-ID"/>
+        </w:rPr>
+        <w:t xml:space="preserve"> </w:t>
+      </w:r>
+      <w:proofErr w:type="spellStart"/>
+      <w:r>
+        <w:rPr>
+          <w:rFonts w:ascii="Arial" w:hAnsi="Arial" w:cs="Arial"/>
+          <w:sz w:val="22"/>
+          <w:szCs w:val="22"/>
+          <w:lang w:val="en-ID"/>
+        </w:rPr>
+        <w:t>produksi</w:t>
+      </w:r>
+      <w:proofErr w:type="spellEnd"/>
+      <w:r>
+        <w:rPr>
+          <w:rFonts w:ascii="Arial" w:hAnsi="Arial" w:cs="Arial"/>
+          <w:sz w:val="22"/>
+          <w:szCs w:val="22"/>
+          <w:lang w:val="en-ID"/>
+        </w:rPr>
+        <w:t xml:space="preserve"> </w:t>
+      </w:r>
+      <w:proofErr w:type="spellStart"/>
+      <w:r>
+        <w:rPr>
+          <w:rFonts w:ascii="Arial" w:hAnsi="Arial" w:cs="Arial"/>
+          <w:sz w:val="22"/>
+          <w:szCs w:val="22"/>
+          <w:lang w:val="en-ID"/>
+        </w:rPr>
+        <w:t>kepada</w:t>
+      </w:r>
+      <w:proofErr w:type="spellEnd"/>
+      <w:r>
+        <w:rPr>
+          <w:rFonts w:ascii="Arial" w:hAnsi="Arial" w:cs="Arial"/>
+          <w:sz w:val="22"/>
+          <w:szCs w:val="22"/>
+          <w:lang w:val="en-ID"/>
+        </w:rPr>
+        <w:t xml:space="preserve"> PT </w:t>
+      </w:r>
+      <w:proofErr w:type="spellStart"/>
+      <w:r>
+        <w:rPr>
+          <w:rFonts w:ascii="Arial" w:hAnsi="Arial" w:cs="Arial"/>
+          <w:sz w:val="22"/>
+          <w:szCs w:val="22"/>
+          <w:lang w:val="en-ID"/>
+        </w:rPr>
+        <w:t>TechnoServ</w:t>
+      </w:r>
+      <w:proofErr w:type="spellEnd"/>
+      <w:r>
+        <w:rPr>
+          <w:rFonts w:ascii="Arial" w:hAnsi="Arial" w:cs="Arial"/>
+          <w:sz w:val="22"/>
+          <w:szCs w:val="22"/>
+          <w:lang w:val="en-ID"/>
+        </w:rPr>
+        <w:t xml:space="preserve"> </w:t>
+      </w:r>
+      <w:proofErr w:type="spellStart"/>
+      <w:r>
+        <w:rPr>
+          <w:rFonts w:ascii="Arial" w:hAnsi="Arial" w:cs="Arial"/>
+          <w:sz w:val="22"/>
+          <w:szCs w:val="22"/>
+          <w:lang w:val="en-ID"/>
+        </w:rPr>
+        <w:t>dengan</w:t>
+      </w:r>
+      <w:proofErr w:type="spellEnd"/>
+      <w:r>
+        <w:rPr>
+          <w:rFonts w:ascii="Arial" w:hAnsi="Arial" w:cs="Arial"/>
+          <w:sz w:val="22"/>
+          <w:szCs w:val="22"/>
+          <w:lang w:val="en-ID"/>
+        </w:rPr>
+        <w:t xml:space="preserve"> </w:t>
+      </w:r>
+      <w:proofErr w:type="spellStart"/>
+      <w:r>
+        <w:rPr>
+          <w:rFonts w:ascii="Arial" w:hAnsi="Arial" w:cs="Arial"/>
+          <w:sz w:val="22"/>
+          <w:szCs w:val="22"/>
+          <w:lang w:val="en-ID"/>
+        </w:rPr>
+        <w:t>ketentuan</w:t>
+      </w:r>
+      <w:proofErr w:type="spellEnd"/>
+      <w:r>
+        <w:rPr>
+          <w:rFonts w:ascii="Arial" w:hAnsi="Arial" w:cs="Arial"/>
+          <w:sz w:val="22"/>
+          <w:szCs w:val="22"/>
+          <w:lang w:val="en-ID"/>
+        </w:rPr>
+        <w:t xml:space="preserve"> </w:t>
+      </w:r>
+      <w:proofErr w:type="spellStart"/>
+      <w:r>
+        <w:rPr>
+          <w:rFonts w:ascii="Arial" w:hAnsi="Arial" w:cs="Arial"/>
+          <w:sz w:val="22"/>
+          <w:szCs w:val="22"/>
+          <w:lang w:val="en-ID"/>
+        </w:rPr>
+        <w:t>berikut</w:t>
+      </w:r>
+      <w:proofErr w:type="spellEnd"/>
+      <w:r>
+        <w:rPr>
+          <w:rFonts w:ascii="Arial" w:hAnsi="Arial" w:cs="Arial"/>
+          <w:sz w:val="22"/>
+          <w:szCs w:val="22"/>
+          <w:lang w:val="en-ID"/>
+        </w:rPr>
+        <w:t>:</w:t>
       </w:r>
     </w:p>
     <w:p>
@@ -1886,7 +3564,167 @@
           <w:szCs w:val="22"/>
           <w:lang w:val="en-ID"/>
         </w:rPr>
-        <w:t>Masa sewa: 4 tahun, pembayaran sewa Rp200.000.000 per tahun, dibayar di akhir tahun.</w:t>
+        <w:t xml:space="preserve">Masa </w:t>
+      </w:r>
+      <w:proofErr w:type="spellStart"/>
+      <w:r>
+        <w:rPr>
+          <w:rFonts w:ascii="Arial" w:hAnsi="Arial" w:cs="Arial"/>
+          <w:sz w:val="22"/>
+          <w:szCs w:val="22"/>
+          <w:lang w:val="en-ID"/>
+        </w:rPr>
+        <w:t>sewa</w:t>
+      </w:r>
+      <w:proofErr w:type="spellEnd"/>
+      <w:r>
+        <w:rPr>
+          <w:rFonts w:ascii="Arial" w:hAnsi="Arial" w:cs="Arial"/>
+          <w:sz w:val="22"/>
+          <w:szCs w:val="22"/>
+          <w:lang w:val="en-ID"/>
+        </w:rPr>
+        <w:t xml:space="preserve">: 4 </w:t>
+      </w:r>
+      <w:proofErr w:type="spellStart"/>
+      <w:r>
+        <w:rPr>
+          <w:rFonts w:ascii="Arial" w:hAnsi="Arial" w:cs="Arial"/>
+          <w:sz w:val="22"/>
+          <w:szCs w:val="22"/>
+          <w:lang w:val="en-ID"/>
+        </w:rPr>
+        <w:t>tahun</w:t>
+      </w:r>
+      <w:proofErr w:type="spellEnd"/>
+      <w:r>
+        <w:rPr>
+          <w:rFonts w:ascii="Arial" w:hAnsi="Arial" w:cs="Arial"/>
+          <w:sz w:val="22"/>
+          <w:szCs w:val="22"/>
+          <w:lang w:val="en-ID"/>
+        </w:rPr>
+        <w:t xml:space="preserve">, </w:t>
+      </w:r>
+      <w:proofErr w:type="spellStart"/>
+      <w:r>
+        <w:rPr>
+          <w:rFonts w:ascii="Arial" w:hAnsi="Arial" w:cs="Arial"/>
+          <w:sz w:val="22"/>
+          <w:szCs w:val="22"/>
+          <w:lang w:val="en-ID"/>
+        </w:rPr>
+        <w:t>pembayaran</w:t>
+      </w:r>
+      <w:proofErr w:type="spellEnd"/>
+      <w:r>
+        <w:rPr>
+          <w:rFonts w:ascii="Arial" w:hAnsi="Arial" w:cs="Arial"/>
+          <w:sz w:val="22"/>
+          <w:szCs w:val="22"/>
+          <w:lang w:val="en-ID"/>
+        </w:rPr>
+        <w:t xml:space="preserve"> </w:t>
+      </w:r>
+      <w:proofErr w:type="spellStart"/>
+      <w:r>
+        <w:rPr>
+          <w:rFonts w:ascii="Arial" w:hAnsi="Arial" w:cs="Arial"/>
+          <w:sz w:val="22"/>
+          <w:szCs w:val="22"/>
+          <w:lang w:val="en-ID"/>
+        </w:rPr>
+        <w:t>sewa</w:t>
+      </w:r>
+      <w:proofErr w:type="spellEnd"/>
+      <w:r>
+        <w:rPr>
+          <w:rFonts w:ascii="Arial" w:hAnsi="Arial" w:cs="Arial"/>
+          <w:sz w:val="22"/>
+          <w:szCs w:val="22"/>
+          <w:lang w:val="en-ID"/>
+        </w:rPr>
+        <w:t xml:space="preserve"> Rp200.000.000 per </w:t>
+      </w:r>
+      <w:proofErr w:type="spellStart"/>
+      <w:r>
+        <w:rPr>
+          <w:rFonts w:ascii="Arial" w:hAnsi="Arial" w:cs="Arial"/>
+          <w:sz w:val="22"/>
+          <w:szCs w:val="22"/>
+          <w:lang w:val="en-ID"/>
+        </w:rPr>
+        <w:t>tahun</w:t>
+      </w:r>
+      <w:proofErr w:type="spellEnd"/>
+      <w:r>
+        <w:rPr>
+          <w:rFonts w:ascii="Arial" w:hAnsi="Arial" w:cs="Arial"/>
+          <w:sz w:val="22"/>
+          <w:szCs w:val="22"/>
+          <w:lang w:val="en-ID"/>
+        </w:rPr>
+        <w:t xml:space="preserve">, </w:t>
+      </w:r>
+      <w:proofErr w:type="spellStart"/>
+      <w:r>
+        <w:rPr>
+          <w:rFonts w:ascii="Arial" w:hAnsi="Arial" w:cs="Arial"/>
+          <w:sz w:val="22"/>
+          <w:szCs w:val="22"/>
+          <w:lang w:val="en-ID"/>
+        </w:rPr>
+        <w:t>dibayar</w:t>
+      </w:r>
+      <w:proofErr w:type="spellEnd"/>
+      <w:r>
+        <w:rPr>
+          <w:rFonts w:ascii="Arial" w:hAnsi="Arial" w:cs="Arial"/>
+          <w:sz w:val="22"/>
+          <w:szCs w:val="22"/>
+          <w:lang w:val="en-ID"/>
+        </w:rPr>
+        <w:t xml:space="preserve"> di </w:t>
+      </w:r>
+      <w:proofErr w:type="spellStart"/>
+      <w:r>
+        <w:rPr>
+          <w:rFonts w:ascii="Arial" w:hAnsi="Arial" w:cs="Arial"/>
+          <w:sz w:val="22"/>
+          <w:szCs w:val="22"/>
+          <w:lang w:val="en-ID"/>
+        </w:rPr>
+        <w:t>akhir</w:t>
+      </w:r>
+      <w:proofErr w:type="spellEnd"/>
+      <w:r>
+        <w:rPr>
+          <w:rFonts w:ascii="Arial" w:hAnsi="Arial" w:cs="Arial"/>
+          <w:sz w:val="22"/>
+          <w:szCs w:val="22"/>
+          <w:lang w:val="en-ID"/>
+        </w:rPr>
+        <w:t xml:space="preserve"> </w:t>
+      </w:r>
+      <w:proofErr w:type="spellStart"/>
+      <w:r>
+        <w:rPr>
+          <w:rFonts w:ascii="Arial" w:hAnsi="Arial" w:cs="Arial"/>
+          <w:sz w:val="22"/>
+          <w:szCs w:val="22"/>
+          <w:lang w:val="en-ID"/>
+        </w:rPr>
+        <w:t>tahun</w:t>
+      </w:r>
+      <w:proofErr w:type="spellEnd"/>
+      <w:r>
+        <w:rPr>
+          <w:rFonts w:ascii="Arial" w:hAnsi="Arial" w:cs="Arial"/>
+          <w:sz w:val="22"/>
+          <w:szCs w:val="22"/>
+          <w:lang w:val="en-ID"/>
+        </w:rPr>
+        <w:t>.</w:t>
       </w:r>
     </w:p>
     <w:p>
@@ -1911,7 +3749,107 @@
           <w:szCs w:val="22"/>
           <w:lang w:val="en-ID"/>
         </w:rPr>
-        <w:t>Nilai wajar peralatan saat awal sewa: Rp640.000.000</w:t>
+        <w:t xml:space="preserve">Nilai </w:t>
+      </w:r>
+      <w:proofErr w:type="spellStart"/>
+      <w:r>
+        <w:rPr>
+          <w:rFonts w:ascii="Arial" w:hAnsi="Arial" w:cs="Arial"/>
+          <w:sz w:val="22"/>
+          <w:szCs w:val="22"/>
+          <w:lang w:val="en-ID"/>
+        </w:rPr>
+        <w:t>wajar</w:t>
+      </w:r>
+      <w:proofErr w:type="spellEnd"/>
+      <w:r>
+        <w:rPr>
+          <w:rFonts w:ascii="Arial" w:hAnsi="Arial" w:cs="Arial"/>
+          <w:sz w:val="22"/>
+          <w:szCs w:val="22"/>
+          <w:lang w:val="en-ID"/>
+        </w:rPr>
+        <w:t xml:space="preserve"> </w:t>
+      </w:r>
+      <w:proofErr w:type="spellStart"/>
+      <w:r>
+        <w:rPr>
+          <w:rFonts w:ascii="Arial" w:hAnsi="Arial" w:cs="Arial"/>
+          <w:sz w:val="22"/>
+          <w:szCs w:val="22"/>
+          <w:lang w:val="en-ID"/>
+        </w:rPr>
+        <w:t>peralatan</w:t>
+      </w:r>
+      <w:proofErr w:type="spellEnd"/>
+      <w:r>
+        <w:rPr>
+          <w:rFonts w:ascii="Arial" w:hAnsi="Arial" w:cs="Arial"/>
+          <w:sz w:val="22"/>
+          <w:szCs w:val="22"/>
+          <w:lang w:val="en-ID"/>
+        </w:rPr>
+        <w:t xml:space="preserve"> </w:t>
+      </w:r>
+      <w:proofErr w:type="spellStart"/>
+      <w:r>
+        <w:rPr>
+          <w:rFonts w:ascii="Arial" w:hAnsi="Arial" w:cs="Arial"/>
+          <w:sz w:val="22"/>
+          <w:szCs w:val="22"/>
+          <w:lang w:val="en-ID"/>
+        </w:rPr>
+        <w:t>saat</w:t>
+      </w:r>
+      <w:proofErr w:type="spellEnd"/>
+      <w:r>
+        <w:rPr>
+          <w:rFonts w:ascii="Arial" w:hAnsi="Arial" w:cs="Arial"/>
+          <w:sz w:val="22"/>
+          <w:szCs w:val="22"/>
+          <w:lang w:val="en-ID"/>
+        </w:rPr>
+        <w:t xml:space="preserve"> </w:t>
+      </w:r>
+      <w:proofErr w:type="spellStart"/>
+      <w:r>
+        <w:rPr>
+          <w:rFonts w:ascii="Arial" w:hAnsi="Arial" w:cs="Arial"/>
+          <w:sz w:val="22"/>
+          <w:szCs w:val="22"/>
+          <w:lang w:val="en-ID"/>
+        </w:rPr>
+        <w:t>awal</w:t>
+      </w:r>
+      <w:proofErr w:type="spellEnd"/>
+      <w:r>
+        <w:rPr>
+          <w:rFonts w:ascii="Arial" w:hAnsi="Arial" w:cs="Arial"/>
+          <w:sz w:val="22"/>
+          <w:szCs w:val="22"/>
+          <w:lang w:val="en-ID"/>
+        </w:rPr>
+        <w:t xml:space="preserve"> </w:t>
+      </w:r>
+      <w:proofErr w:type="spellStart"/>
+      <w:r>
+        <w:rPr>
+          <w:rFonts w:ascii="Arial" w:hAnsi="Arial" w:cs="Arial"/>
+          <w:sz w:val="22"/>
+          <w:szCs w:val="22"/>
+          <w:lang w:val="en-ID"/>
+        </w:rPr>
+        <w:t>sewa</w:t>
+      </w:r>
+      <w:proofErr w:type="spellEnd"/>
+      <w:r>
+        <w:rPr>
+          <w:rFonts w:ascii="Arial" w:hAnsi="Arial" w:cs="Arial"/>
+          <w:sz w:val="22"/>
+          <w:szCs w:val="22"/>
+          <w:lang w:val="en-ID"/>
+        </w:rPr>
+        <w:t>: Rp640.000.000</w:t>
       </w:r>
     </w:p>
     <w:p>
@@ -1936,7 +3874,87 @@
           <w:szCs w:val="22"/>
           <w:lang w:val="en-ID"/>
         </w:rPr>
-        <w:t>Tidak ada nilai residu dijamin.</w:t>
+        <w:t xml:space="preserve">Tidak </w:t>
+      </w:r>
+      <w:proofErr w:type="spellStart"/>
+      <w:r>
+        <w:rPr>
+          <w:rFonts w:ascii="Arial" w:hAnsi="Arial" w:cs="Arial"/>
+          <w:sz w:val="22"/>
+          <w:szCs w:val="22"/>
+          <w:lang w:val="en-ID"/>
+        </w:rPr>
+        <w:t>ada</w:t>
+      </w:r>
+      <w:proofErr w:type="spellEnd"/>
+      <w:r>
+        <w:rPr>
+          <w:rFonts w:ascii="Arial" w:hAnsi="Arial" w:cs="Arial"/>
+          <w:sz w:val="22"/>
+          <w:szCs w:val="22"/>
+          <w:lang w:val="en-ID"/>
+        </w:rPr>
+        <w:t xml:space="preserve"> </w:t>
+      </w:r>
+      <w:proofErr w:type="spellStart"/>
+      <w:r>
+        <w:rPr>
+          <w:rFonts w:ascii="Arial" w:hAnsi="Arial" w:cs="Arial"/>
+          <w:sz w:val="22"/>
+          <w:szCs w:val="22"/>
+          <w:lang w:val="en-ID"/>
+        </w:rPr>
+        <w:t>nilai</w:t>
+      </w:r>
+      <w:proofErr w:type="spellEnd"/>
+      <w:r>
+        <w:rPr>
+          <w:rFonts w:ascii="Arial" w:hAnsi="Arial" w:cs="Arial"/>
+          <w:sz w:val="22"/>
+          <w:szCs w:val="22"/>
+          <w:lang w:val="en-ID"/>
+        </w:rPr>
+        <w:t xml:space="preserve"> </w:t>
+      </w:r>
+      <w:proofErr w:type="spellStart"/>
+      <w:r>
+        <w:rPr>
+          <w:rFonts w:ascii="Arial" w:hAnsi="Arial" w:cs="Arial"/>
+          <w:sz w:val="22"/>
+          <w:szCs w:val="22"/>
+          <w:lang w:val="en-ID"/>
+        </w:rPr>
+        <w:t>residu</w:t>
+      </w:r>
+      <w:proofErr w:type="spellEnd"/>
+      <w:r>
+        <w:rPr>
+          <w:rFonts w:ascii="Arial" w:hAnsi="Arial" w:cs="Arial"/>
+          <w:sz w:val="22"/>
+          <w:szCs w:val="22"/>
+          <w:lang w:val="en-ID"/>
+        </w:rPr>
+        <w:t xml:space="preserve"> </w:t>
+      </w:r>
+      <w:proofErr w:type="spellStart"/>
+      <w:r>
+        <w:rPr>
+          <w:rFonts w:ascii="Arial" w:hAnsi="Arial" w:cs="Arial"/>
+          <w:sz w:val="22"/>
+          <w:szCs w:val="22"/>
+          <w:lang w:val="en-ID"/>
+        </w:rPr>
+        <w:t>dijamin</w:t>
+      </w:r>
+      <w:proofErr w:type="spellEnd"/>
+      <w:r>
+        <w:rPr>
+          <w:rFonts w:ascii="Arial" w:hAnsi="Arial" w:cs="Arial"/>
+          <w:sz w:val="22"/>
+          <w:szCs w:val="22"/>
+          <w:lang w:val="en-ID"/>
+        </w:rPr>
+        <w:t>.</w:t>
       </w:r>
     </w:p>
     <w:p>
@@ -1961,7 +3979,67 @@
           <w:szCs w:val="22"/>
           <w:lang w:val="en-ID"/>
         </w:rPr>
-        <w:t>Tingkat bunga implisit belum diketahui.</w:t>
+        <w:t xml:space="preserve">Tingkat bunga </w:t>
+      </w:r>
+      <w:proofErr w:type="spellStart"/>
+      <w:r>
+        <w:rPr>
+          <w:rFonts w:ascii="Arial" w:hAnsi="Arial" w:cs="Arial"/>
+          <w:sz w:val="22"/>
+          <w:szCs w:val="22"/>
+          <w:lang w:val="en-ID"/>
+        </w:rPr>
+        <w:t>implisit</w:t>
+      </w:r>
+      <w:proofErr w:type="spellEnd"/>
+      <w:r>
+        <w:rPr>
+          <w:rFonts w:ascii="Arial" w:hAnsi="Arial" w:cs="Arial"/>
+          <w:sz w:val="22"/>
+          <w:szCs w:val="22"/>
+          <w:lang w:val="en-ID"/>
+        </w:rPr>
+        <w:t xml:space="preserve"> </w:t>
+      </w:r>
+      <w:proofErr w:type="spellStart"/>
+      <w:r>
+        <w:rPr>
+          <w:rFonts w:ascii="Arial" w:hAnsi="Arial" w:cs="Arial"/>
+          <w:sz w:val="22"/>
+          <w:szCs w:val="22"/>
+          <w:lang w:val="en-ID"/>
+        </w:rPr>
+        <w:t>belum</w:t>
+      </w:r>
+      <w:proofErr w:type="spellEnd"/>
+      <w:r>
+        <w:rPr>
+          <w:rFonts w:ascii="Arial" w:hAnsi="Arial" w:cs="Arial"/>
+          <w:sz w:val="22"/>
+          <w:szCs w:val="22"/>
+          <w:lang w:val="en-ID"/>
+        </w:rPr>
+        <w:t xml:space="preserve"> </w:t>
+      </w:r>
+      <w:proofErr w:type="spellStart"/>
+      <w:r>
+        <w:rPr>
+          <w:rFonts w:ascii="Arial" w:hAnsi="Arial" w:cs="Arial"/>
+          <w:sz w:val="22"/>
+          <w:szCs w:val="22"/>
+          <w:lang w:val="en-ID"/>
+        </w:rPr>
+        <w:t>diketahui</w:t>
+      </w:r>
+      <w:proofErr w:type="spellEnd"/>
+      <w:r>
+        <w:rPr>
+          <w:rFonts w:ascii="Arial" w:hAnsi="Arial" w:cs="Arial"/>
+          <w:sz w:val="22"/>
+          <w:szCs w:val="22"/>
+          <w:lang w:val="en-ID"/>
+        </w:rPr>
+        <w:t>.</w:t>
       </w:r>
     </w:p>
     <w:p>
@@ -1979,14 +4057,85 @@
           <w:lang w:val="en-ID"/>
         </w:rPr>
       </w:pPr>
-      <w:r>
-        <w:rPr>
-          <w:rFonts w:ascii="Arial" w:hAnsi="Arial" w:cs="Arial"/>
-          <w:sz w:val="22"/>
-          <w:szCs w:val="22"/>
-          <w:lang w:val="en-ID"/>
-        </w:rPr>
-        <w:t>Biaya langsung awal (initial direct cost): Rp10.000.000, ditanggung oleh lessor.</w:t>
+      <w:proofErr w:type="spellStart"/>
+      <w:r>
+        <w:rPr>
+          <w:rFonts w:ascii="Arial" w:hAnsi="Arial" w:cs="Arial"/>
+          <w:sz w:val="22"/>
+          <w:szCs w:val="22"/>
+          <w:lang w:val="en-ID"/>
+        </w:rPr>
+        <w:t>Biaya</w:t>
+      </w:r>
+      <w:proofErr w:type="spellEnd"/>
+      <w:r>
+        <w:rPr>
+          <w:rFonts w:ascii="Arial" w:hAnsi="Arial" w:cs="Arial"/>
+          <w:sz w:val="22"/>
+          <w:szCs w:val="22"/>
+          <w:lang w:val="en-ID"/>
+        </w:rPr>
+        <w:t xml:space="preserve"> </w:t>
+      </w:r>
+      <w:proofErr w:type="spellStart"/>
+      <w:r>
+        <w:rPr>
+          <w:rFonts w:ascii="Arial" w:hAnsi="Arial" w:cs="Arial"/>
+          <w:sz w:val="22"/>
+          <w:szCs w:val="22"/>
+          <w:lang w:val="en-ID"/>
+        </w:rPr>
+        <w:t>langsung</w:t>
+      </w:r>
+      <w:proofErr w:type="spellEnd"/>
+      <w:r>
+        <w:rPr>
+          <w:rFonts w:ascii="Arial" w:hAnsi="Arial" w:cs="Arial"/>
+          <w:sz w:val="22"/>
+          <w:szCs w:val="22"/>
+          <w:lang w:val="en-ID"/>
+        </w:rPr>
+        <w:t xml:space="preserve"> </w:t>
+      </w:r>
+      <w:proofErr w:type="spellStart"/>
+      <w:r>
+        <w:rPr>
+          <w:rFonts w:ascii="Arial" w:hAnsi="Arial" w:cs="Arial"/>
+          <w:sz w:val="22"/>
+          <w:szCs w:val="22"/>
+          <w:lang w:val="en-ID"/>
+        </w:rPr>
+        <w:t>awal</w:t>
+      </w:r>
+      <w:proofErr w:type="spellEnd"/>
+      <w:r>
+        <w:rPr>
+          <w:rFonts w:ascii="Arial" w:hAnsi="Arial" w:cs="Arial"/>
+          <w:sz w:val="22"/>
+          <w:szCs w:val="22"/>
+          <w:lang w:val="en-ID"/>
+        </w:rPr>
+        <w:t xml:space="preserve"> (initial direct cost): Rp10.000.000, </w:t>
+      </w:r>
+      <w:proofErr w:type="spellStart"/>
+      <w:r>
+        <w:rPr>
+          <w:rFonts w:ascii="Arial" w:hAnsi="Arial" w:cs="Arial"/>
+          <w:sz w:val="22"/>
+          <w:szCs w:val="22"/>
+          <w:lang w:val="en-ID"/>
+        </w:rPr>
+        <w:t>ditanggung</w:t>
+      </w:r>
+      <w:proofErr w:type="spellEnd"/>
+      <w:r>
+        <w:rPr>
+          <w:rFonts w:ascii="Arial" w:hAnsi="Arial" w:cs="Arial"/>
+          <w:sz w:val="22"/>
+          <w:szCs w:val="22"/>
+          <w:lang w:val="en-ID"/>
+        </w:rPr>
+        <w:t xml:space="preserve"> oleh lessor.</w:t>
       </w:r>
     </w:p>
     <w:p>
@@ -2011,7 +4160,147 @@
           <w:szCs w:val="22"/>
           <w:lang w:val="en-ID"/>
         </w:rPr>
-        <w:t>Lessor mengakui aset keuangan (lease receivable) dan menghapus aset tetap sesuai IFRS 16.68–69.</w:t>
+        <w:t xml:space="preserve">Lessor </w:t>
+      </w:r>
+      <w:proofErr w:type="spellStart"/>
+      <w:r>
+        <w:rPr>
+          <w:rFonts w:ascii="Arial" w:hAnsi="Arial" w:cs="Arial"/>
+          <w:sz w:val="22"/>
+          <w:szCs w:val="22"/>
+          <w:lang w:val="en-ID"/>
+        </w:rPr>
+        <w:t>mengakui</w:t>
+      </w:r>
+      <w:proofErr w:type="spellEnd"/>
+      <w:r>
+        <w:rPr>
+          <w:rFonts w:ascii="Arial" w:hAnsi="Arial" w:cs="Arial"/>
+          <w:sz w:val="22"/>
+          <w:szCs w:val="22"/>
+          <w:lang w:val="en-ID"/>
+        </w:rPr>
+        <w:t xml:space="preserve"> </w:t>
+      </w:r>
+      <w:proofErr w:type="spellStart"/>
+      <w:r>
+        <w:rPr>
+          <w:rFonts w:ascii="Arial" w:hAnsi="Arial" w:cs="Arial"/>
+          <w:sz w:val="22"/>
+          <w:szCs w:val="22"/>
+          <w:lang w:val="en-ID"/>
+        </w:rPr>
+        <w:t>aset</w:t>
+      </w:r>
+      <w:proofErr w:type="spellEnd"/>
+      <w:r>
+        <w:rPr>
+          <w:rFonts w:ascii="Arial" w:hAnsi="Arial" w:cs="Arial"/>
+          <w:sz w:val="22"/>
+          <w:szCs w:val="22"/>
+          <w:lang w:val="en-ID"/>
+        </w:rPr>
+        <w:t xml:space="preserve"> </w:t>
+      </w:r>
+      <w:proofErr w:type="spellStart"/>
+      <w:r>
+        <w:rPr>
+          <w:rFonts w:ascii="Arial" w:hAnsi="Arial" w:cs="Arial"/>
+          <w:sz w:val="22"/>
+          <w:szCs w:val="22"/>
+          <w:lang w:val="en-ID"/>
+        </w:rPr>
+        <w:t>keuangan</w:t>
+      </w:r>
+      <w:proofErr w:type="spellEnd"/>
+      <w:r>
+        <w:rPr>
+          <w:rFonts w:ascii="Arial" w:hAnsi="Arial" w:cs="Arial"/>
+          <w:sz w:val="22"/>
+          <w:szCs w:val="22"/>
+          <w:lang w:val="en-ID"/>
+        </w:rPr>
+        <w:t xml:space="preserve"> (lease receivable) dan </w:t>
+      </w:r>
+      <w:proofErr w:type="spellStart"/>
+      <w:r>
+        <w:rPr>
+          <w:rFonts w:ascii="Arial" w:hAnsi="Arial" w:cs="Arial"/>
+          <w:sz w:val="22"/>
+          <w:szCs w:val="22"/>
+          <w:lang w:val="en-ID"/>
+        </w:rPr>
+        <w:t>menghapus</w:t>
+      </w:r>
+      <w:proofErr w:type="spellEnd"/>
+      <w:r>
+        <w:rPr>
+          <w:rFonts w:ascii="Arial" w:hAnsi="Arial" w:cs="Arial"/>
+          <w:sz w:val="22"/>
+          <w:szCs w:val="22"/>
+          <w:lang w:val="en-ID"/>
+        </w:rPr>
+        <w:t xml:space="preserve"> </w:t>
+      </w:r>
+      <w:proofErr w:type="spellStart"/>
+      <w:r>
+        <w:rPr>
+          <w:rFonts w:ascii="Arial" w:hAnsi="Arial" w:cs="Arial"/>
+          <w:sz w:val="22"/>
+          <w:szCs w:val="22"/>
+          <w:lang w:val="en-ID"/>
+        </w:rPr>
+        <w:t>aset</w:t>
+      </w:r>
+      <w:proofErr w:type="spellEnd"/>
+      <w:r>
+        <w:rPr>
+          <w:rFonts w:ascii="Arial" w:hAnsi="Arial" w:cs="Arial"/>
+          <w:sz w:val="22"/>
+          <w:szCs w:val="22"/>
+          <w:lang w:val="en-ID"/>
+        </w:rPr>
+        <w:t xml:space="preserve"> </w:t>
+      </w:r>
+      <w:proofErr w:type="spellStart"/>
+      <w:r>
+        <w:rPr>
+          <w:rFonts w:ascii="Arial" w:hAnsi="Arial" w:cs="Arial"/>
+          <w:sz w:val="22"/>
+          <w:szCs w:val="22"/>
+          <w:lang w:val="en-ID"/>
+        </w:rPr>
+        <w:t>tetap</w:t>
+      </w:r>
+      <w:proofErr w:type="spellEnd"/>
+      <w:r>
+        <w:rPr>
+          <w:rFonts w:ascii="Arial" w:hAnsi="Arial" w:cs="Arial"/>
+          <w:sz w:val="22"/>
+          <w:szCs w:val="22"/>
+          <w:lang w:val="en-ID"/>
+        </w:rPr>
+        <w:t xml:space="preserve"> </w:t>
+      </w:r>
+      <w:proofErr w:type="spellStart"/>
+      <w:r>
+        <w:rPr>
+          <w:rFonts w:ascii="Arial" w:hAnsi="Arial" w:cs="Arial"/>
+          <w:sz w:val="22"/>
+          <w:szCs w:val="22"/>
+          <w:lang w:val="en-ID"/>
+        </w:rPr>
+        <w:t>sesuai</w:t>
+      </w:r>
+      <w:proofErr w:type="spellEnd"/>
+      <w:r>
+        <w:rPr>
+          <w:rFonts w:ascii="Arial" w:hAnsi="Arial" w:cs="Arial"/>
+          <w:sz w:val="22"/>
+          <w:szCs w:val="22"/>
+          <w:lang w:val="en-ID"/>
+        </w:rPr>
+        <w:t xml:space="preserve"> IFRS 16.68–69.</w:t>
       </w:r>
     </w:p>
     <w:p>
@@ -2067,6 +4356,7 @@
           <w:lang w:val="en-ID"/>
         </w:rPr>
       </w:pPr>
+      <w:proofErr w:type="spellStart"/>
       <w:r>
         <w:rPr>
           <w:rFonts w:ascii="Arial" w:hAnsi="Arial" w:cs="Arial"/>
@@ -2077,8 +4367,105 @@
           <w:lang w:val="en-ID"/>
         </w:rPr>
         <w:lastRenderedPageBreak/>
-        <w:t>Transaksi 3: Pinjaman Karyawan dengan Bunga Preferensial</w:t>
-      </w:r>
+        <w:t>Transaksi</w:t>
+      </w:r>
+      <w:proofErr w:type="spellEnd"/>
+      <w:r>
+        <w:rPr>
+          <w:rFonts w:ascii="Arial" w:hAnsi="Arial" w:cs="Arial"/>
+          <w:b/>
+          <w:bCs/>
+          <w:sz w:val="22"/>
+          <w:szCs w:val="22"/>
+          <w:lang w:val="en-ID"/>
+        </w:rPr>
+        <w:t xml:space="preserve"> 3: </w:t>
+      </w:r>
+      <w:proofErr w:type="spellStart"/>
+      <w:r>
+        <w:rPr>
+          <w:rFonts w:ascii="Arial" w:hAnsi="Arial" w:cs="Arial"/>
+          <w:b/>
+          <w:bCs/>
+          <w:sz w:val="22"/>
+          <w:szCs w:val="22"/>
+          <w:lang w:val="en-ID"/>
+        </w:rPr>
+        <w:t>Pinjaman</w:t>
+      </w:r>
+      <w:proofErr w:type="spellEnd"/>
+      <w:r>
+        <w:rPr>
+          <w:rFonts w:ascii="Arial" w:hAnsi="Arial" w:cs="Arial"/>
+          <w:b/>
+          <w:bCs/>
+          <w:sz w:val="22"/>
+          <w:szCs w:val="22"/>
+          <w:lang w:val="en-ID"/>
+        </w:rPr>
+        <w:t xml:space="preserve"> </w:t>
+      </w:r>
+      <w:proofErr w:type="spellStart"/>
+      <w:r>
+        <w:rPr>
+          <w:rFonts w:ascii="Arial" w:hAnsi="Arial" w:cs="Arial"/>
+          <w:b/>
+          <w:bCs/>
+          <w:sz w:val="22"/>
+          <w:szCs w:val="22"/>
+          <w:lang w:val="en-ID"/>
+        </w:rPr>
+        <w:t>Karyawan</w:t>
+      </w:r>
+      <w:proofErr w:type="spellEnd"/>
+      <w:r>
+        <w:rPr>
+          <w:rFonts w:ascii="Arial" w:hAnsi="Arial" w:cs="Arial"/>
+          <w:b/>
+          <w:bCs/>
+          <w:sz w:val="22"/>
+          <w:szCs w:val="22"/>
+          <w:lang w:val="en-ID"/>
+        </w:rPr>
+        <w:t xml:space="preserve"> </w:t>
+      </w:r>
+      <w:proofErr w:type="spellStart"/>
+      <w:r>
+        <w:rPr>
+          <w:rFonts w:ascii="Arial" w:hAnsi="Arial" w:cs="Arial"/>
+          <w:b/>
+          <w:bCs/>
+          <w:sz w:val="22"/>
+          <w:szCs w:val="22"/>
+          <w:lang w:val="en-ID"/>
+        </w:rPr>
+        <w:t>dengan</w:t>
+      </w:r>
+      <w:proofErr w:type="spellEnd"/>
+      <w:r>
+        <w:rPr>
+          <w:rFonts w:ascii="Arial" w:hAnsi="Arial" w:cs="Arial"/>
+          <w:b/>
+          <w:bCs/>
+          <w:sz w:val="22"/>
+          <w:szCs w:val="22"/>
+          <w:lang w:val="en-ID"/>
+        </w:rPr>
+        <w:t xml:space="preserve"> Bunga </w:t>
+      </w:r>
+      <w:proofErr w:type="spellStart"/>
+      <w:r>
+        <w:rPr>
+          <w:rFonts w:ascii="Arial" w:hAnsi="Arial" w:cs="Arial"/>
+          <w:b/>
+          <w:bCs/>
+          <w:sz w:val="22"/>
+          <w:szCs w:val="22"/>
+          <w:lang w:val="en-ID"/>
+        </w:rPr>
+        <w:t>Preferensial</w:t>
+      </w:r>
+      <w:proofErr w:type="spellEnd"/>
     </w:p>
     <w:p>
       <w:pPr>
@@ -2099,7 +4486,167 @@
           <w:szCs w:val="22"/>
           <w:lang w:val="en-ID"/>
         </w:rPr>
-        <w:t>PT Digital Finansia juga memberikan pinjaman jangka panjang kepada karyawan senilai Rp500.000.000,</w:t>
+        <w:t xml:space="preserve">PT Digital </w:t>
+      </w:r>
+      <w:proofErr w:type="spellStart"/>
+      <w:r>
+        <w:rPr>
+          <w:rFonts w:ascii="Arial" w:hAnsi="Arial" w:cs="Arial"/>
+          <w:sz w:val="22"/>
+          <w:szCs w:val="22"/>
+          <w:lang w:val="en-ID"/>
+        </w:rPr>
+        <w:t>Finansia</w:t>
+      </w:r>
+      <w:proofErr w:type="spellEnd"/>
+      <w:r>
+        <w:rPr>
+          <w:rFonts w:ascii="Arial" w:hAnsi="Arial" w:cs="Arial"/>
+          <w:sz w:val="22"/>
+          <w:szCs w:val="22"/>
+          <w:lang w:val="en-ID"/>
+        </w:rPr>
+        <w:t xml:space="preserve"> juga </w:t>
+      </w:r>
+      <w:proofErr w:type="spellStart"/>
+      <w:r>
+        <w:rPr>
+          <w:rFonts w:ascii="Arial" w:hAnsi="Arial" w:cs="Arial"/>
+          <w:sz w:val="22"/>
+          <w:szCs w:val="22"/>
+          <w:lang w:val="en-ID"/>
+        </w:rPr>
+        <w:t>memberikan</w:t>
+      </w:r>
+      <w:proofErr w:type="spellEnd"/>
+      <w:r>
+        <w:rPr>
+          <w:rFonts w:ascii="Arial" w:hAnsi="Arial" w:cs="Arial"/>
+          <w:sz w:val="22"/>
+          <w:szCs w:val="22"/>
+          <w:lang w:val="en-ID"/>
+        </w:rPr>
+        <w:t xml:space="preserve"> </w:t>
+      </w:r>
+      <w:proofErr w:type="spellStart"/>
+      <w:r>
+        <w:rPr>
+          <w:rFonts w:ascii="Arial" w:hAnsi="Arial" w:cs="Arial"/>
+          <w:sz w:val="22"/>
+          <w:szCs w:val="22"/>
+          <w:lang w:val="en-ID"/>
+        </w:rPr>
+        <w:t>pinjaman</w:t>
+      </w:r>
+      <w:proofErr w:type="spellEnd"/>
+      <w:r>
+        <w:rPr>
+          <w:rFonts w:ascii="Arial" w:hAnsi="Arial" w:cs="Arial"/>
+          <w:sz w:val="22"/>
+          <w:szCs w:val="22"/>
+          <w:lang w:val="en-ID"/>
+        </w:rPr>
+        <w:t xml:space="preserve"> </w:t>
+      </w:r>
+      <w:proofErr w:type="spellStart"/>
+      <w:r>
+        <w:rPr>
+          <w:rFonts w:ascii="Arial" w:hAnsi="Arial" w:cs="Arial"/>
+          <w:sz w:val="22"/>
+          <w:szCs w:val="22"/>
+          <w:lang w:val="en-ID"/>
+        </w:rPr>
+        <w:t>jangka</w:t>
+      </w:r>
+      <w:proofErr w:type="spellEnd"/>
+      <w:r>
+        <w:rPr>
+          <w:rFonts w:ascii="Arial" w:hAnsi="Arial" w:cs="Arial"/>
+          <w:sz w:val="22"/>
+          <w:szCs w:val="22"/>
+          <w:lang w:val="en-ID"/>
+        </w:rPr>
+        <w:t xml:space="preserve"> </w:t>
+      </w:r>
+      <w:proofErr w:type="spellStart"/>
+      <w:r>
+        <w:rPr>
+          <w:rFonts w:ascii="Arial" w:hAnsi="Arial" w:cs="Arial"/>
+          <w:sz w:val="22"/>
+          <w:szCs w:val="22"/>
+          <w:lang w:val="en-ID"/>
+        </w:rPr>
+        <w:t>panjang</w:t>
+      </w:r>
+      <w:proofErr w:type="spellEnd"/>
+      <w:r>
+        <w:rPr>
+          <w:rFonts w:ascii="Arial" w:hAnsi="Arial" w:cs="Arial"/>
+          <w:sz w:val="22"/>
+          <w:szCs w:val="22"/>
+          <w:lang w:val="en-ID"/>
+        </w:rPr>
+        <w:t xml:space="preserve"> </w:t>
+      </w:r>
+      <w:proofErr w:type="spellStart"/>
+      <w:r>
+        <w:rPr>
+          <w:rFonts w:ascii="Arial" w:hAnsi="Arial" w:cs="Arial"/>
+          <w:sz w:val="22"/>
+          <w:szCs w:val="22"/>
+          <w:lang w:val="en-ID"/>
+        </w:rPr>
+        <w:t>kepada</w:t>
+      </w:r>
+      <w:proofErr w:type="spellEnd"/>
+      <w:r>
+        <w:rPr>
+          <w:rFonts w:ascii="Arial" w:hAnsi="Arial" w:cs="Arial"/>
+          <w:sz w:val="22"/>
+          <w:szCs w:val="22"/>
+          <w:lang w:val="en-ID"/>
+        </w:rPr>
+        <w:t xml:space="preserve"> </w:t>
+      </w:r>
+      <w:proofErr w:type="spellStart"/>
+      <w:r>
+        <w:rPr>
+          <w:rFonts w:ascii="Arial" w:hAnsi="Arial" w:cs="Arial"/>
+          <w:sz w:val="22"/>
+          <w:szCs w:val="22"/>
+          <w:lang w:val="en-ID"/>
+        </w:rPr>
+        <w:t>karyawan</w:t>
+      </w:r>
+      <w:proofErr w:type="spellEnd"/>
+      <w:r>
+        <w:rPr>
+          <w:rFonts w:ascii="Arial" w:hAnsi="Arial" w:cs="Arial"/>
+          <w:sz w:val="22"/>
+          <w:szCs w:val="22"/>
+          <w:lang w:val="en-ID"/>
+        </w:rPr>
+        <w:t xml:space="preserve"> </w:t>
+      </w:r>
+      <w:proofErr w:type="spellStart"/>
+      <w:r>
+        <w:rPr>
+          <w:rFonts w:ascii="Arial" w:hAnsi="Arial" w:cs="Arial"/>
+          <w:sz w:val="22"/>
+          <w:szCs w:val="22"/>
+          <w:lang w:val="en-ID"/>
+        </w:rPr>
+        <w:t>senilai</w:t>
+      </w:r>
+      <w:proofErr w:type="spellEnd"/>
+      <w:r>
+        <w:rPr>
+          <w:rFonts w:ascii="Arial" w:hAnsi="Arial" w:cs="Arial"/>
+          <w:sz w:val="22"/>
+          <w:szCs w:val="22"/>
+          <w:lang w:val="en-ID"/>
+        </w:rPr>
+        <w:t xml:space="preserve"> Rp500.000.000,</w:t>
       </w:r>
       <w:r>
         <w:rPr>
@@ -2109,7 +4656,246 @@
           <w:lang w:val="en-ID"/>
         </w:rPr>
         <w:br/>
-        <w:t>dengan tingkat bunga kontraktual 4% per tahun, bunga dibayar setiap akhir tahun, dan pokok dibayar di akhir tahun ke-5.</w:t>
+      </w:r>
+      <w:proofErr w:type="spellStart"/>
+      <w:r>
+        <w:rPr>
+          <w:rFonts w:ascii="Arial" w:hAnsi="Arial" w:cs="Arial"/>
+          <w:sz w:val="22"/>
+          <w:szCs w:val="22"/>
+          <w:lang w:val="en-ID"/>
+        </w:rPr>
+        <w:t>dengan</w:t>
+      </w:r>
+      <w:proofErr w:type="spellEnd"/>
+      <w:r>
+        <w:rPr>
+          <w:rFonts w:ascii="Arial" w:hAnsi="Arial" w:cs="Arial"/>
+          <w:sz w:val="22"/>
+          <w:szCs w:val="22"/>
+          <w:lang w:val="en-ID"/>
+        </w:rPr>
+        <w:t xml:space="preserve"> </w:t>
+      </w:r>
+      <w:proofErr w:type="spellStart"/>
+      <w:r>
+        <w:rPr>
+          <w:rFonts w:ascii="Arial" w:hAnsi="Arial" w:cs="Arial"/>
+          <w:sz w:val="22"/>
+          <w:szCs w:val="22"/>
+          <w:lang w:val="en-ID"/>
+        </w:rPr>
+        <w:t>tingkat</w:t>
+      </w:r>
+      <w:proofErr w:type="spellEnd"/>
+      <w:r>
+        <w:rPr>
+          <w:rFonts w:ascii="Arial" w:hAnsi="Arial" w:cs="Arial"/>
+          <w:sz w:val="22"/>
+          <w:szCs w:val="22"/>
+          <w:lang w:val="en-ID"/>
+        </w:rPr>
+        <w:t xml:space="preserve"> bunga </w:t>
+      </w:r>
+      <w:proofErr w:type="spellStart"/>
+      <w:r>
+        <w:rPr>
+          <w:rFonts w:ascii="Arial" w:hAnsi="Arial" w:cs="Arial"/>
+          <w:sz w:val="22"/>
+          <w:szCs w:val="22"/>
+          <w:lang w:val="en-ID"/>
+        </w:rPr>
+        <w:t>kontraktual</w:t>
+      </w:r>
+      <w:proofErr w:type="spellEnd"/>
+      <w:r>
+        <w:rPr>
+          <w:rFonts w:ascii="Arial" w:hAnsi="Arial" w:cs="Arial"/>
+          <w:sz w:val="22"/>
+          <w:szCs w:val="22"/>
+          <w:lang w:val="en-ID"/>
+        </w:rPr>
+        <w:t xml:space="preserve"> 4% per </w:t>
+      </w:r>
+      <w:proofErr w:type="spellStart"/>
+      <w:r>
+        <w:rPr>
+          <w:rFonts w:ascii="Arial" w:hAnsi="Arial" w:cs="Arial"/>
+          <w:sz w:val="22"/>
+          <w:szCs w:val="22"/>
+          <w:lang w:val="en-ID"/>
+        </w:rPr>
+        <w:t>tahun</w:t>
+      </w:r>
+      <w:proofErr w:type="spellEnd"/>
+      <w:r>
+        <w:rPr>
+          <w:rFonts w:ascii="Arial" w:hAnsi="Arial" w:cs="Arial"/>
+          <w:sz w:val="22"/>
+          <w:szCs w:val="22"/>
+          <w:lang w:val="en-ID"/>
+        </w:rPr>
+        <w:t xml:space="preserve">, bunga </w:t>
+      </w:r>
+      <w:proofErr w:type="spellStart"/>
+      <w:r>
+        <w:rPr>
+          <w:rFonts w:ascii="Arial" w:hAnsi="Arial" w:cs="Arial"/>
+          <w:sz w:val="22"/>
+          <w:szCs w:val="22"/>
+          <w:lang w:val="en-ID"/>
+        </w:rPr>
+        <w:t>dibayar</w:t>
+      </w:r>
+      <w:proofErr w:type="spellEnd"/>
+      <w:r>
+        <w:rPr>
+          <w:rFonts w:ascii="Arial" w:hAnsi="Arial" w:cs="Arial"/>
+          <w:sz w:val="22"/>
+          <w:szCs w:val="22"/>
+          <w:lang w:val="en-ID"/>
+        </w:rPr>
+        <w:t xml:space="preserve"> </w:t>
+      </w:r>
+      <w:proofErr w:type="spellStart"/>
+      <w:r>
+        <w:rPr>
+          <w:rFonts w:ascii="Arial" w:hAnsi="Arial" w:cs="Arial"/>
+          <w:sz w:val="22"/>
+          <w:szCs w:val="22"/>
+          <w:lang w:val="en-ID"/>
+        </w:rPr>
+        <w:t>setiap</w:t>
+      </w:r>
+      <w:proofErr w:type="spellEnd"/>
+      <w:r>
+        <w:rPr>
+          <w:rFonts w:ascii="Arial" w:hAnsi="Arial" w:cs="Arial"/>
+          <w:sz w:val="22"/>
+          <w:szCs w:val="22"/>
+          <w:lang w:val="en-ID"/>
+        </w:rPr>
+        <w:t xml:space="preserve"> </w:t>
+      </w:r>
+      <w:proofErr w:type="spellStart"/>
+      <w:r>
+        <w:rPr>
+          <w:rFonts w:ascii="Arial" w:hAnsi="Arial" w:cs="Arial"/>
+          <w:sz w:val="22"/>
+          <w:szCs w:val="22"/>
+          <w:lang w:val="en-ID"/>
+        </w:rPr>
+        <w:t>akhir</w:t>
+      </w:r>
+      <w:proofErr w:type="spellEnd"/>
+      <w:r>
+        <w:rPr>
+          <w:rFonts w:ascii="Arial" w:hAnsi="Arial" w:cs="Arial"/>
+          <w:sz w:val="22"/>
+          <w:szCs w:val="22"/>
+          <w:lang w:val="en-ID"/>
+        </w:rPr>
+        <w:t xml:space="preserve"> </w:t>
+      </w:r>
+      <w:proofErr w:type="spellStart"/>
+      <w:r>
+        <w:rPr>
+          <w:rFonts w:ascii="Arial" w:hAnsi="Arial" w:cs="Arial"/>
+          <w:sz w:val="22"/>
+          <w:szCs w:val="22"/>
+          <w:lang w:val="en-ID"/>
+        </w:rPr>
+        <w:t>tahun</w:t>
+      </w:r>
+      <w:proofErr w:type="spellEnd"/>
+      <w:r>
+        <w:rPr>
+          <w:rFonts w:ascii="Arial" w:hAnsi="Arial" w:cs="Arial"/>
+          <w:sz w:val="22"/>
+          <w:szCs w:val="22"/>
+          <w:lang w:val="en-ID"/>
+        </w:rPr>
+        <w:t xml:space="preserve">, dan </w:t>
+      </w:r>
+      <w:proofErr w:type="spellStart"/>
+      <w:r>
+        <w:rPr>
+          <w:rFonts w:ascii="Arial" w:hAnsi="Arial" w:cs="Arial"/>
+          <w:sz w:val="22"/>
+          <w:szCs w:val="22"/>
+          <w:lang w:val="en-ID"/>
+        </w:rPr>
+        <w:t>pokok</w:t>
+      </w:r>
+      <w:proofErr w:type="spellEnd"/>
+      <w:r>
+        <w:rPr>
+          <w:rFonts w:ascii="Arial" w:hAnsi="Arial" w:cs="Arial"/>
+          <w:sz w:val="22"/>
+          <w:szCs w:val="22"/>
+          <w:lang w:val="en-ID"/>
+        </w:rPr>
+        <w:t xml:space="preserve"> </w:t>
+      </w:r>
+      <w:proofErr w:type="spellStart"/>
+      <w:r>
+        <w:rPr>
+          <w:rFonts w:ascii="Arial" w:hAnsi="Arial" w:cs="Arial"/>
+          <w:sz w:val="22"/>
+          <w:szCs w:val="22"/>
+          <w:lang w:val="en-ID"/>
+        </w:rPr>
+        <w:t>dibayar</w:t>
+      </w:r>
+      <w:proofErr w:type="spellEnd"/>
+      <w:r>
+        <w:rPr>
+          <w:rFonts w:ascii="Arial" w:hAnsi="Arial" w:cs="Arial"/>
+          <w:sz w:val="22"/>
+          <w:szCs w:val="22"/>
+          <w:lang w:val="en-ID"/>
+        </w:rPr>
+        <w:t xml:space="preserve"> di </w:t>
+      </w:r>
+      <w:proofErr w:type="spellStart"/>
+      <w:r>
+        <w:rPr>
+          <w:rFonts w:ascii="Arial" w:hAnsi="Arial" w:cs="Arial"/>
+          <w:sz w:val="22"/>
+          <w:szCs w:val="22"/>
+          <w:lang w:val="en-ID"/>
+        </w:rPr>
+        <w:t>akhir</w:t>
+      </w:r>
+      <w:proofErr w:type="spellEnd"/>
+      <w:r>
+        <w:rPr>
+          <w:rFonts w:ascii="Arial" w:hAnsi="Arial" w:cs="Arial"/>
+          <w:sz w:val="22"/>
+          <w:szCs w:val="22"/>
+          <w:lang w:val="en-ID"/>
+        </w:rPr>
+        <w:t xml:space="preserve"> </w:t>
+      </w:r>
+      <w:proofErr w:type="spellStart"/>
+      <w:r>
+        <w:rPr>
+          <w:rFonts w:ascii="Arial" w:hAnsi="Arial" w:cs="Arial"/>
+          <w:sz w:val="22"/>
+          <w:szCs w:val="22"/>
+          <w:lang w:val="en-ID"/>
+        </w:rPr>
+        <w:t>tahun</w:t>
+      </w:r>
+      <w:proofErr w:type="spellEnd"/>
+      <w:r>
+        <w:rPr>
+          <w:rFonts w:ascii="Arial" w:hAnsi="Arial" w:cs="Arial"/>
+          <w:sz w:val="22"/>
+          <w:szCs w:val="22"/>
+          <w:lang w:val="en-ID"/>
+        </w:rPr>
+        <w:t xml:space="preserve"> ke-5.</w:t>
       </w:r>
     </w:p>
     <w:p>
@@ -2131,7 +4917,167 @@
           <w:szCs w:val="22"/>
           <w:lang w:val="en-ID"/>
         </w:rPr>
-        <w:t>Tingkat bunga pasar untuk instrumen serupa dengan risiko kredit yang sebanding adalah 8%.</w:t>
+        <w:t xml:space="preserve">Tingkat bunga pasar </w:t>
+      </w:r>
+      <w:proofErr w:type="spellStart"/>
+      <w:r>
+        <w:rPr>
+          <w:rFonts w:ascii="Arial" w:hAnsi="Arial" w:cs="Arial"/>
+          <w:sz w:val="22"/>
+          <w:szCs w:val="22"/>
+          <w:lang w:val="en-ID"/>
+        </w:rPr>
+        <w:t>untuk</w:t>
+      </w:r>
+      <w:proofErr w:type="spellEnd"/>
+      <w:r>
+        <w:rPr>
+          <w:rFonts w:ascii="Arial" w:hAnsi="Arial" w:cs="Arial"/>
+          <w:sz w:val="22"/>
+          <w:szCs w:val="22"/>
+          <w:lang w:val="en-ID"/>
+        </w:rPr>
+        <w:t xml:space="preserve"> </w:t>
+      </w:r>
+      <w:proofErr w:type="spellStart"/>
+      <w:r>
+        <w:rPr>
+          <w:rFonts w:ascii="Arial" w:hAnsi="Arial" w:cs="Arial"/>
+          <w:sz w:val="22"/>
+          <w:szCs w:val="22"/>
+          <w:lang w:val="en-ID"/>
+        </w:rPr>
+        <w:t>instrumen</w:t>
+      </w:r>
+      <w:proofErr w:type="spellEnd"/>
+      <w:r>
+        <w:rPr>
+          <w:rFonts w:ascii="Arial" w:hAnsi="Arial" w:cs="Arial"/>
+          <w:sz w:val="22"/>
+          <w:szCs w:val="22"/>
+          <w:lang w:val="en-ID"/>
+        </w:rPr>
+        <w:t xml:space="preserve"> </w:t>
+      </w:r>
+      <w:proofErr w:type="spellStart"/>
+      <w:r>
+        <w:rPr>
+          <w:rFonts w:ascii="Arial" w:hAnsi="Arial" w:cs="Arial"/>
+          <w:sz w:val="22"/>
+          <w:szCs w:val="22"/>
+          <w:lang w:val="en-ID"/>
+        </w:rPr>
+        <w:t>serupa</w:t>
+      </w:r>
+      <w:proofErr w:type="spellEnd"/>
+      <w:r>
+        <w:rPr>
+          <w:rFonts w:ascii="Arial" w:hAnsi="Arial" w:cs="Arial"/>
+          <w:sz w:val="22"/>
+          <w:szCs w:val="22"/>
+          <w:lang w:val="en-ID"/>
+        </w:rPr>
+        <w:t xml:space="preserve"> </w:t>
+      </w:r>
+      <w:proofErr w:type="spellStart"/>
+      <w:r>
+        <w:rPr>
+          <w:rFonts w:ascii="Arial" w:hAnsi="Arial" w:cs="Arial"/>
+          <w:sz w:val="22"/>
+          <w:szCs w:val="22"/>
+          <w:lang w:val="en-ID"/>
+        </w:rPr>
+        <w:t>dengan</w:t>
+      </w:r>
+      <w:proofErr w:type="spellEnd"/>
+      <w:r>
+        <w:rPr>
+          <w:rFonts w:ascii="Arial" w:hAnsi="Arial" w:cs="Arial"/>
+          <w:sz w:val="22"/>
+          <w:szCs w:val="22"/>
+          <w:lang w:val="en-ID"/>
+        </w:rPr>
+        <w:t xml:space="preserve"> </w:t>
+      </w:r>
+      <w:proofErr w:type="spellStart"/>
+      <w:r>
+        <w:rPr>
+          <w:rFonts w:ascii="Arial" w:hAnsi="Arial" w:cs="Arial"/>
+          <w:sz w:val="22"/>
+          <w:szCs w:val="22"/>
+          <w:lang w:val="en-ID"/>
+        </w:rPr>
+        <w:t>risiko</w:t>
+      </w:r>
+      <w:proofErr w:type="spellEnd"/>
+      <w:r>
+        <w:rPr>
+          <w:rFonts w:ascii="Arial" w:hAnsi="Arial" w:cs="Arial"/>
+          <w:sz w:val="22"/>
+          <w:szCs w:val="22"/>
+          <w:lang w:val="en-ID"/>
+        </w:rPr>
+        <w:t xml:space="preserve"> </w:t>
+      </w:r>
+      <w:proofErr w:type="spellStart"/>
+      <w:r>
+        <w:rPr>
+          <w:rFonts w:ascii="Arial" w:hAnsi="Arial" w:cs="Arial"/>
+          <w:sz w:val="22"/>
+          <w:szCs w:val="22"/>
+          <w:lang w:val="en-ID"/>
+        </w:rPr>
+        <w:t>kredit</w:t>
+      </w:r>
+      <w:proofErr w:type="spellEnd"/>
+      <w:r>
+        <w:rPr>
+          <w:rFonts w:ascii="Arial" w:hAnsi="Arial" w:cs="Arial"/>
+          <w:sz w:val="22"/>
+          <w:szCs w:val="22"/>
+          <w:lang w:val="en-ID"/>
+        </w:rPr>
+        <w:t xml:space="preserve"> yang </w:t>
+      </w:r>
+      <w:proofErr w:type="spellStart"/>
+      <w:r>
+        <w:rPr>
+          <w:rFonts w:ascii="Arial" w:hAnsi="Arial" w:cs="Arial"/>
+          <w:sz w:val="22"/>
+          <w:szCs w:val="22"/>
+          <w:lang w:val="en-ID"/>
+        </w:rPr>
+        <w:t>sebanding</w:t>
+      </w:r>
+      <w:proofErr w:type="spellEnd"/>
+      <w:r>
+        <w:rPr>
+          <w:rFonts w:ascii="Arial" w:hAnsi="Arial" w:cs="Arial"/>
+          <w:sz w:val="22"/>
+          <w:szCs w:val="22"/>
+          <w:lang w:val="en-ID"/>
+        </w:rPr>
+        <w:t xml:space="preserve"> </w:t>
+      </w:r>
+      <w:proofErr w:type="spellStart"/>
+      <w:r>
+        <w:rPr>
+          <w:rFonts w:ascii="Arial" w:hAnsi="Arial" w:cs="Arial"/>
+          <w:sz w:val="22"/>
+          <w:szCs w:val="22"/>
+          <w:lang w:val="en-ID"/>
+        </w:rPr>
+        <w:t>adalah</w:t>
+      </w:r>
+      <w:proofErr w:type="spellEnd"/>
+      <w:r>
+        <w:rPr>
+          <w:rFonts w:ascii="Arial" w:hAnsi="Arial" w:cs="Arial"/>
+          <w:sz w:val="22"/>
+          <w:szCs w:val="22"/>
+          <w:lang w:val="en-ID"/>
+        </w:rPr>
+        <w:t xml:space="preserve"> 8%.</w:t>
       </w:r>
     </w:p>
     <w:p>
@@ -2153,7 +5099,207 @@
           <w:szCs w:val="22"/>
           <w:lang w:val="en-ID"/>
         </w:rPr>
-        <w:t>Perusahaan mengukur aset keuangan ini pada amortized cost menggunakan metode suku bunga efektif, sesuai IFRS 9 paragraf 5.4.1.</w:t>
+        <w:t xml:space="preserve">Perusahaan </w:t>
+      </w:r>
+      <w:proofErr w:type="spellStart"/>
+      <w:r>
+        <w:rPr>
+          <w:rFonts w:ascii="Arial" w:hAnsi="Arial" w:cs="Arial"/>
+          <w:sz w:val="22"/>
+          <w:szCs w:val="22"/>
+          <w:lang w:val="en-ID"/>
+        </w:rPr>
+        <w:t>mengukur</w:t>
+      </w:r>
+      <w:proofErr w:type="spellEnd"/>
+      <w:r>
+        <w:rPr>
+          <w:rFonts w:ascii="Arial" w:hAnsi="Arial" w:cs="Arial"/>
+          <w:sz w:val="22"/>
+          <w:szCs w:val="22"/>
+          <w:lang w:val="en-ID"/>
+        </w:rPr>
+        <w:t xml:space="preserve"> </w:t>
+      </w:r>
+      <w:proofErr w:type="spellStart"/>
+      <w:r>
+        <w:rPr>
+          <w:rFonts w:ascii="Arial" w:hAnsi="Arial" w:cs="Arial"/>
+          <w:sz w:val="22"/>
+          <w:szCs w:val="22"/>
+          <w:lang w:val="en-ID"/>
+        </w:rPr>
+        <w:t>aset</w:t>
+      </w:r>
+      <w:proofErr w:type="spellEnd"/>
+      <w:r>
+        <w:rPr>
+          <w:rFonts w:ascii="Arial" w:hAnsi="Arial" w:cs="Arial"/>
+          <w:sz w:val="22"/>
+          <w:szCs w:val="22"/>
+          <w:lang w:val="en-ID"/>
+        </w:rPr>
+        <w:t xml:space="preserve"> </w:t>
+      </w:r>
+      <w:proofErr w:type="spellStart"/>
+      <w:r>
+        <w:rPr>
+          <w:rFonts w:ascii="Arial" w:hAnsi="Arial" w:cs="Arial"/>
+          <w:sz w:val="22"/>
+          <w:szCs w:val="22"/>
+          <w:lang w:val="en-ID"/>
+        </w:rPr>
+        <w:t>keuangan</w:t>
+      </w:r>
+      <w:proofErr w:type="spellEnd"/>
+      <w:r>
+        <w:rPr>
+          <w:rFonts w:ascii="Arial" w:hAnsi="Arial" w:cs="Arial"/>
+          <w:sz w:val="22"/>
+          <w:szCs w:val="22"/>
+          <w:lang w:val="en-ID"/>
+        </w:rPr>
+        <w:t xml:space="preserve"> </w:t>
+      </w:r>
+      <w:proofErr w:type="spellStart"/>
+      <w:r>
+        <w:rPr>
+          <w:rFonts w:ascii="Arial" w:hAnsi="Arial" w:cs="Arial"/>
+          <w:sz w:val="22"/>
+          <w:szCs w:val="22"/>
+          <w:lang w:val="en-ID"/>
+        </w:rPr>
+        <w:t>ini</w:t>
+      </w:r>
+      <w:proofErr w:type="spellEnd"/>
+      <w:r>
+        <w:rPr>
+          <w:rFonts w:ascii="Arial" w:hAnsi="Arial" w:cs="Arial"/>
+          <w:sz w:val="22"/>
+          <w:szCs w:val="22"/>
+          <w:lang w:val="en-ID"/>
+        </w:rPr>
+        <w:t xml:space="preserve"> pada amortized cost </w:t>
+      </w:r>
+      <w:proofErr w:type="spellStart"/>
+      <w:r>
+        <w:rPr>
+          <w:rFonts w:ascii="Arial" w:hAnsi="Arial" w:cs="Arial"/>
+          <w:sz w:val="22"/>
+          <w:szCs w:val="22"/>
+          <w:lang w:val="en-ID"/>
+        </w:rPr>
+        <w:t>menggunakan</w:t>
+      </w:r>
+      <w:proofErr w:type="spellEnd"/>
+      <w:r>
+        <w:rPr>
+          <w:rFonts w:ascii="Arial" w:hAnsi="Arial" w:cs="Arial"/>
+          <w:sz w:val="22"/>
+          <w:szCs w:val="22"/>
+          <w:lang w:val="en-ID"/>
+        </w:rPr>
+        <w:t xml:space="preserve"> </w:t>
+      </w:r>
+      <w:proofErr w:type="spellStart"/>
+      <w:r>
+        <w:rPr>
+          <w:rFonts w:ascii="Arial" w:hAnsi="Arial" w:cs="Arial"/>
+          <w:sz w:val="22"/>
+          <w:szCs w:val="22"/>
+          <w:lang w:val="en-ID"/>
+        </w:rPr>
+        <w:t>metode</w:t>
+      </w:r>
+      <w:proofErr w:type="spellEnd"/>
+      <w:r>
+        <w:rPr>
+          <w:rFonts w:ascii="Arial" w:hAnsi="Arial" w:cs="Arial"/>
+          <w:sz w:val="22"/>
+          <w:szCs w:val="22"/>
+          <w:lang w:val="en-ID"/>
+        </w:rPr>
+        <w:t xml:space="preserve"> </w:t>
+      </w:r>
+      <w:proofErr w:type="spellStart"/>
+      <w:r>
+        <w:rPr>
+          <w:rFonts w:ascii="Arial" w:hAnsi="Arial" w:cs="Arial"/>
+          <w:sz w:val="22"/>
+          <w:szCs w:val="22"/>
+          <w:lang w:val="en-ID"/>
+        </w:rPr>
+        <w:t>suku</w:t>
+      </w:r>
+      <w:proofErr w:type="spellEnd"/>
+      <w:r>
+        <w:rPr>
+          <w:rFonts w:ascii="Arial" w:hAnsi="Arial" w:cs="Arial"/>
+          <w:sz w:val="22"/>
+          <w:szCs w:val="22"/>
+          <w:lang w:val="en-ID"/>
+        </w:rPr>
+        <w:t xml:space="preserve"> bunga </w:t>
+      </w:r>
+      <w:proofErr w:type="spellStart"/>
+      <w:r>
+        <w:rPr>
+          <w:rFonts w:ascii="Arial" w:hAnsi="Arial" w:cs="Arial"/>
+          <w:sz w:val="22"/>
+          <w:szCs w:val="22"/>
+          <w:lang w:val="en-ID"/>
+        </w:rPr>
+        <w:t>efektif</w:t>
+      </w:r>
+      <w:proofErr w:type="spellEnd"/>
+      <w:r>
+        <w:rPr>
+          <w:rFonts w:ascii="Arial" w:hAnsi="Arial" w:cs="Arial"/>
+          <w:sz w:val="22"/>
+          <w:szCs w:val="22"/>
+          <w:lang w:val="en-ID"/>
+        </w:rPr>
+        <w:t xml:space="preserve">, </w:t>
+      </w:r>
+      <w:proofErr w:type="spellStart"/>
+      <w:r>
+        <w:rPr>
+          <w:rFonts w:ascii="Arial" w:hAnsi="Arial" w:cs="Arial"/>
+          <w:sz w:val="22"/>
+          <w:szCs w:val="22"/>
+          <w:lang w:val="en-ID"/>
+        </w:rPr>
+        <w:t>sesuai</w:t>
+      </w:r>
+      <w:proofErr w:type="spellEnd"/>
+      <w:r>
+        <w:rPr>
+          <w:rFonts w:ascii="Arial" w:hAnsi="Arial" w:cs="Arial"/>
+          <w:sz w:val="22"/>
+          <w:szCs w:val="22"/>
+          <w:lang w:val="en-ID"/>
+        </w:rPr>
+        <w:t xml:space="preserve"> IFRS 9 </w:t>
+      </w:r>
+      <w:proofErr w:type="spellStart"/>
+      <w:r>
+        <w:rPr>
+          <w:rFonts w:ascii="Arial" w:hAnsi="Arial" w:cs="Arial"/>
+          <w:sz w:val="22"/>
+          <w:szCs w:val="22"/>
+          <w:lang w:val="en-ID"/>
+        </w:rPr>
+        <w:t>paragraf</w:t>
+      </w:r>
+      <w:proofErr w:type="spellEnd"/>
+      <w:r>
+        <w:rPr>
+          <w:rFonts w:ascii="Arial" w:hAnsi="Arial" w:cs="Arial"/>
+          <w:sz w:val="22"/>
+          <w:szCs w:val="22"/>
+          <w:lang w:val="en-ID"/>
+        </w:rPr>
+        <w:t xml:space="preserve"> 5.4.1.</w:t>
       </w:r>
     </w:p>
     <w:p>
@@ -2192,7 +5338,55 @@
           <w:szCs w:val="22"/>
           <w:lang w:val="en-ID"/>
         </w:rPr>
-        <w:t>Bagian A – Konseptual dan Teoritis (Level Riset Akademik)</w:t>
+        <w:t xml:space="preserve">Bagian A – </w:t>
+      </w:r>
+      <w:proofErr w:type="spellStart"/>
+      <w:r>
+        <w:rPr>
+          <w:rFonts w:ascii="Arial" w:hAnsi="Arial" w:cs="Arial"/>
+          <w:b/>
+          <w:bCs/>
+          <w:sz w:val="22"/>
+          <w:szCs w:val="22"/>
+          <w:lang w:val="en-ID"/>
+        </w:rPr>
+        <w:t>Konseptual</w:t>
+      </w:r>
+      <w:proofErr w:type="spellEnd"/>
+      <w:r>
+        <w:rPr>
+          <w:rFonts w:ascii="Arial" w:hAnsi="Arial" w:cs="Arial"/>
+          <w:b/>
+          <w:bCs/>
+          <w:sz w:val="22"/>
+          <w:szCs w:val="22"/>
+          <w:lang w:val="en-ID"/>
+        </w:rPr>
+        <w:t xml:space="preserve"> dan </w:t>
+      </w:r>
+      <w:proofErr w:type="spellStart"/>
+      <w:r>
+        <w:rPr>
+          <w:rFonts w:ascii="Arial" w:hAnsi="Arial" w:cs="Arial"/>
+          <w:b/>
+          <w:bCs/>
+          <w:sz w:val="22"/>
+          <w:szCs w:val="22"/>
+          <w:lang w:val="en-ID"/>
+        </w:rPr>
+        <w:t>Teoritis</w:t>
+      </w:r>
+      <w:proofErr w:type="spellEnd"/>
+      <w:r>
+        <w:rPr>
+          <w:rFonts w:ascii="Arial" w:hAnsi="Arial" w:cs="Arial"/>
+          <w:b/>
+          <w:bCs/>
+          <w:sz w:val="22"/>
+          <w:szCs w:val="22"/>
+          <w:lang w:val="en-ID"/>
+        </w:rPr>
+        <w:t xml:space="preserve"> (Level Riset Akademik)</w:t>
       </w:r>
     </w:p>
     <w:p>
@@ -2214,14 +5408,85 @@
           <w:lang w:val="en-ID"/>
         </w:rPr>
       </w:pPr>
-      <w:r>
-        <w:rPr>
-          <w:rFonts w:ascii="Arial" w:hAnsi="Arial" w:cs="Arial"/>
-          <w:sz w:val="22"/>
-          <w:szCs w:val="22"/>
-          <w:lang w:val="en-ID"/>
-        </w:rPr>
-        <w:t xml:space="preserve">Jelaskan secara komprehensif konsep </w:t>
+      <w:proofErr w:type="spellStart"/>
+      <w:r>
+        <w:rPr>
+          <w:rFonts w:ascii="Arial" w:hAnsi="Arial" w:cs="Arial"/>
+          <w:sz w:val="22"/>
+          <w:szCs w:val="22"/>
+          <w:lang w:val="en-ID"/>
+        </w:rPr>
+        <w:t>Jelaskan</w:t>
+      </w:r>
+      <w:proofErr w:type="spellEnd"/>
+      <w:r>
+        <w:rPr>
+          <w:rFonts w:ascii="Arial" w:hAnsi="Arial" w:cs="Arial"/>
+          <w:sz w:val="22"/>
+          <w:szCs w:val="22"/>
+          <w:lang w:val="en-ID"/>
+        </w:rPr>
+        <w:t xml:space="preserve"> </w:t>
+      </w:r>
+      <w:proofErr w:type="spellStart"/>
+      <w:r>
+        <w:rPr>
+          <w:rFonts w:ascii="Arial" w:hAnsi="Arial" w:cs="Arial"/>
+          <w:sz w:val="22"/>
+          <w:szCs w:val="22"/>
+          <w:lang w:val="en-ID"/>
+        </w:rPr>
+        <w:t>secara</w:t>
+      </w:r>
+      <w:proofErr w:type="spellEnd"/>
+      <w:r>
+        <w:rPr>
+          <w:rFonts w:ascii="Arial" w:hAnsi="Arial" w:cs="Arial"/>
+          <w:sz w:val="22"/>
+          <w:szCs w:val="22"/>
+          <w:lang w:val="en-ID"/>
+        </w:rPr>
+        <w:t xml:space="preserve"> </w:t>
+      </w:r>
+      <w:proofErr w:type="spellStart"/>
+      <w:r>
+        <w:rPr>
+          <w:rFonts w:ascii="Arial" w:hAnsi="Arial" w:cs="Arial"/>
+          <w:sz w:val="22"/>
+          <w:szCs w:val="22"/>
+          <w:lang w:val="en-ID"/>
+        </w:rPr>
+        <w:t>komprehensif</w:t>
+      </w:r>
+      <w:proofErr w:type="spellEnd"/>
+      <w:r>
+        <w:rPr>
+          <w:rFonts w:ascii="Arial" w:hAnsi="Arial" w:cs="Arial"/>
+          <w:sz w:val="22"/>
+          <w:szCs w:val="22"/>
+          <w:lang w:val="en-ID"/>
+        </w:rPr>
+        <w:t xml:space="preserve"> </w:t>
+      </w:r>
+      <w:proofErr w:type="spellStart"/>
+      <w:r>
+        <w:rPr>
+          <w:rFonts w:ascii="Arial" w:hAnsi="Arial" w:cs="Arial"/>
+          <w:sz w:val="22"/>
+          <w:szCs w:val="22"/>
+          <w:lang w:val="en-ID"/>
+        </w:rPr>
+        <w:t>konsep</w:t>
+      </w:r>
+      <w:proofErr w:type="spellEnd"/>
+      <w:r>
+        <w:rPr>
+          <w:rFonts w:ascii="Arial" w:hAnsi="Arial" w:cs="Arial"/>
+          <w:sz w:val="22"/>
+          <w:szCs w:val="22"/>
+          <w:lang w:val="en-ID"/>
+        </w:rPr>
+        <w:t xml:space="preserve"> </w:t>
       </w:r>
       <w:r>
         <w:rPr>
@@ -2241,7 +5506,47 @@
           <w:szCs w:val="22"/>
           <w:lang w:val="en-ID"/>
         </w:rPr>
-        <w:t xml:space="preserve"> dalam konteks IFRS 9 dan IFRS 13.</w:t>
+        <w:t xml:space="preserve"> </w:t>
+      </w:r>
+      <w:proofErr w:type="spellStart"/>
+      <w:r>
+        <w:rPr>
+          <w:rFonts w:ascii="Arial" w:hAnsi="Arial" w:cs="Arial"/>
+          <w:sz w:val="22"/>
+          <w:szCs w:val="22"/>
+          <w:lang w:val="en-ID"/>
+        </w:rPr>
+        <w:t>dalam</w:t>
+      </w:r>
+      <w:proofErr w:type="spellEnd"/>
+      <w:r>
+        <w:rPr>
+          <w:rFonts w:ascii="Arial" w:hAnsi="Arial" w:cs="Arial"/>
+          <w:sz w:val="22"/>
+          <w:szCs w:val="22"/>
+          <w:lang w:val="en-ID"/>
+        </w:rPr>
+        <w:t xml:space="preserve"> </w:t>
+      </w:r>
+      <w:proofErr w:type="spellStart"/>
+      <w:r>
+        <w:rPr>
+          <w:rFonts w:ascii="Arial" w:hAnsi="Arial" w:cs="Arial"/>
+          <w:sz w:val="22"/>
+          <w:szCs w:val="22"/>
+          <w:lang w:val="en-ID"/>
+        </w:rPr>
+        <w:t>konteks</w:t>
+      </w:r>
+      <w:proofErr w:type="spellEnd"/>
+      <w:r>
+        <w:rPr>
+          <w:rFonts w:ascii="Arial" w:hAnsi="Arial" w:cs="Arial"/>
+          <w:sz w:val="22"/>
+          <w:szCs w:val="22"/>
+          <w:lang w:val="en-ID"/>
+        </w:rPr>
+        <w:t xml:space="preserve"> IFRS 9 dan IFRS 13.</w:t>
       </w:r>
     </w:p>
     <w:p>
@@ -2256,14 +5561,165 @@
           <w:lang w:val="en-ID"/>
         </w:rPr>
       </w:pPr>
-      <w:r>
-        <w:rPr>
-          <w:rFonts w:ascii="Arial" w:hAnsi="Arial" w:cs="Arial"/>
-          <w:sz w:val="22"/>
-          <w:szCs w:val="22"/>
-          <w:lang w:val="en-ID"/>
-        </w:rPr>
-        <w:t xml:space="preserve">Bagaimana konsep TVM digunakan untuk menilai kewajiban dan aset keuangan pada </w:t>
+      <w:proofErr w:type="spellStart"/>
+      <w:r>
+        <w:rPr>
+          <w:rFonts w:ascii="Arial" w:hAnsi="Arial" w:cs="Arial"/>
+          <w:sz w:val="22"/>
+          <w:szCs w:val="22"/>
+          <w:lang w:val="en-ID"/>
+        </w:rPr>
+        <w:t>Bagaimana</w:t>
+      </w:r>
+      <w:proofErr w:type="spellEnd"/>
+      <w:r>
+        <w:rPr>
+          <w:rFonts w:ascii="Arial" w:hAnsi="Arial" w:cs="Arial"/>
+          <w:sz w:val="22"/>
+          <w:szCs w:val="22"/>
+          <w:lang w:val="en-ID"/>
+        </w:rPr>
+        <w:t xml:space="preserve"> </w:t>
+      </w:r>
+      <w:proofErr w:type="spellStart"/>
+      <w:r>
+        <w:rPr>
+          <w:rFonts w:ascii="Arial" w:hAnsi="Arial" w:cs="Arial"/>
+          <w:sz w:val="22"/>
+          <w:szCs w:val="22"/>
+          <w:lang w:val="en-ID"/>
+        </w:rPr>
+        <w:t>konsep</w:t>
+      </w:r>
+      <w:proofErr w:type="spellEnd"/>
+      <w:r>
+        <w:rPr>
+          <w:rFonts w:ascii="Arial" w:hAnsi="Arial" w:cs="Arial"/>
+          <w:sz w:val="22"/>
+          <w:szCs w:val="22"/>
+          <w:lang w:val="en-ID"/>
+        </w:rPr>
+        <w:t xml:space="preserve"> TVM </w:t>
+      </w:r>
+      <w:proofErr w:type="spellStart"/>
+      <w:r>
+        <w:rPr>
+          <w:rFonts w:ascii="Arial" w:hAnsi="Arial" w:cs="Arial"/>
+          <w:sz w:val="22"/>
+          <w:szCs w:val="22"/>
+          <w:lang w:val="en-ID"/>
+        </w:rPr>
+        <w:t>digunakan</w:t>
+      </w:r>
+      <w:proofErr w:type="spellEnd"/>
+      <w:r>
+        <w:rPr>
+          <w:rFonts w:ascii="Arial" w:hAnsi="Arial" w:cs="Arial"/>
+          <w:sz w:val="22"/>
+          <w:szCs w:val="22"/>
+          <w:lang w:val="en-ID"/>
+        </w:rPr>
+        <w:t xml:space="preserve"> </w:t>
+      </w:r>
+      <w:proofErr w:type="spellStart"/>
+      <w:r>
+        <w:rPr>
+          <w:rFonts w:ascii="Arial" w:hAnsi="Arial" w:cs="Arial"/>
+          <w:sz w:val="22"/>
+          <w:szCs w:val="22"/>
+          <w:lang w:val="en-ID"/>
+        </w:rPr>
+        <w:t>untuk</w:t>
+      </w:r>
+      <w:proofErr w:type="spellEnd"/>
+      <w:r>
+        <w:rPr>
+          <w:rFonts w:ascii="Arial" w:hAnsi="Arial" w:cs="Arial"/>
+          <w:sz w:val="22"/>
+          <w:szCs w:val="22"/>
+          <w:lang w:val="en-ID"/>
+        </w:rPr>
+        <w:t xml:space="preserve"> </w:t>
+      </w:r>
+      <w:proofErr w:type="spellStart"/>
+      <w:r>
+        <w:rPr>
+          <w:rFonts w:ascii="Arial" w:hAnsi="Arial" w:cs="Arial"/>
+          <w:sz w:val="22"/>
+          <w:szCs w:val="22"/>
+          <w:lang w:val="en-ID"/>
+        </w:rPr>
+        <w:t>menilai</w:t>
+      </w:r>
+      <w:proofErr w:type="spellEnd"/>
+      <w:r>
+        <w:rPr>
+          <w:rFonts w:ascii="Arial" w:hAnsi="Arial" w:cs="Arial"/>
+          <w:sz w:val="22"/>
+          <w:szCs w:val="22"/>
+          <w:lang w:val="en-ID"/>
+        </w:rPr>
+        <w:t xml:space="preserve"> </w:t>
+      </w:r>
+      <w:proofErr w:type="spellStart"/>
+      <w:r>
+        <w:rPr>
+          <w:rFonts w:ascii="Arial" w:hAnsi="Arial" w:cs="Arial"/>
+          <w:sz w:val="22"/>
+          <w:szCs w:val="22"/>
+          <w:lang w:val="en-ID"/>
+        </w:rPr>
+        <w:t>kewajiban</w:t>
+      </w:r>
+      <w:proofErr w:type="spellEnd"/>
+      <w:r>
+        <w:rPr>
+          <w:rFonts w:ascii="Arial" w:hAnsi="Arial" w:cs="Arial"/>
+          <w:sz w:val="22"/>
+          <w:szCs w:val="22"/>
+          <w:lang w:val="en-ID"/>
+        </w:rPr>
+        <w:t xml:space="preserve"> dan </w:t>
+      </w:r>
+      <w:proofErr w:type="spellStart"/>
+      <w:r>
+        <w:rPr>
+          <w:rFonts w:ascii="Arial" w:hAnsi="Arial" w:cs="Arial"/>
+          <w:sz w:val="22"/>
+          <w:szCs w:val="22"/>
+          <w:lang w:val="en-ID"/>
+        </w:rPr>
+        <w:t>aset</w:t>
+      </w:r>
+      <w:proofErr w:type="spellEnd"/>
+      <w:r>
+        <w:rPr>
+          <w:rFonts w:ascii="Arial" w:hAnsi="Arial" w:cs="Arial"/>
+          <w:sz w:val="22"/>
+          <w:szCs w:val="22"/>
+          <w:lang w:val="en-ID"/>
+        </w:rPr>
+        <w:t xml:space="preserve"> </w:t>
+      </w:r>
+      <w:proofErr w:type="spellStart"/>
+      <w:r>
+        <w:rPr>
+          <w:rFonts w:ascii="Arial" w:hAnsi="Arial" w:cs="Arial"/>
+          <w:sz w:val="22"/>
+          <w:szCs w:val="22"/>
+          <w:lang w:val="en-ID"/>
+        </w:rPr>
+        <w:t>keuangan</w:t>
+      </w:r>
+      <w:proofErr w:type="spellEnd"/>
+      <w:r>
+        <w:rPr>
+          <w:rFonts w:ascii="Arial" w:hAnsi="Arial" w:cs="Arial"/>
+          <w:sz w:val="22"/>
+          <w:szCs w:val="22"/>
+          <w:lang w:val="en-ID"/>
+        </w:rPr>
+        <w:t xml:space="preserve"> pada </w:t>
       </w:r>
       <w:r>
         <w:rPr>
@@ -2325,14 +5781,285 @@
           <w:lang w:val="en-ID"/>
         </w:rPr>
       </w:pPr>
-      <w:r>
-        <w:rPr>
-          <w:rFonts w:ascii="Arial" w:hAnsi="Arial" w:cs="Arial"/>
-          <w:sz w:val="22"/>
-          <w:szCs w:val="22"/>
-          <w:lang w:val="en-ID"/>
-        </w:rPr>
-        <w:t>Analisis hubungan antara nilai waktu uang dan relevansi nilai wajar (fair value relevance) dalam pelaporan keuangan berdasarkan penelitian empiris.</w:t>
+      <w:proofErr w:type="spellStart"/>
+      <w:r>
+        <w:rPr>
+          <w:rFonts w:ascii="Arial" w:hAnsi="Arial" w:cs="Arial"/>
+          <w:sz w:val="22"/>
+          <w:szCs w:val="22"/>
+          <w:lang w:val="en-ID"/>
+        </w:rPr>
+        <w:t>Analisis</w:t>
+      </w:r>
+      <w:proofErr w:type="spellEnd"/>
+      <w:r>
+        <w:rPr>
+          <w:rFonts w:ascii="Arial" w:hAnsi="Arial" w:cs="Arial"/>
+          <w:sz w:val="22"/>
+          <w:szCs w:val="22"/>
+          <w:lang w:val="en-ID"/>
+        </w:rPr>
+        <w:t xml:space="preserve"> </w:t>
+      </w:r>
+      <w:proofErr w:type="spellStart"/>
+      <w:r>
+        <w:rPr>
+          <w:rFonts w:ascii="Arial" w:hAnsi="Arial" w:cs="Arial"/>
+          <w:sz w:val="22"/>
+          <w:szCs w:val="22"/>
+          <w:lang w:val="en-ID"/>
+        </w:rPr>
+        <w:t>hubungan</w:t>
+      </w:r>
+      <w:proofErr w:type="spellEnd"/>
+      <w:r>
+        <w:rPr>
+          <w:rFonts w:ascii="Arial" w:hAnsi="Arial" w:cs="Arial"/>
+          <w:sz w:val="22"/>
+          <w:szCs w:val="22"/>
+          <w:lang w:val="en-ID"/>
+        </w:rPr>
+        <w:t xml:space="preserve"> </w:t>
+      </w:r>
+      <w:proofErr w:type="spellStart"/>
+      <w:r>
+        <w:rPr>
+          <w:rFonts w:ascii="Arial" w:hAnsi="Arial" w:cs="Arial"/>
+          <w:sz w:val="22"/>
+          <w:szCs w:val="22"/>
+          <w:lang w:val="en-ID"/>
+        </w:rPr>
+        <w:t>antara</w:t>
+      </w:r>
+      <w:proofErr w:type="spellEnd"/>
+      <w:r>
+        <w:rPr>
+          <w:rFonts w:ascii="Arial" w:hAnsi="Arial" w:cs="Arial"/>
+          <w:sz w:val="22"/>
+          <w:szCs w:val="22"/>
+          <w:lang w:val="en-ID"/>
+        </w:rPr>
+        <w:t xml:space="preserve"> </w:t>
+      </w:r>
+      <w:proofErr w:type="spellStart"/>
+      <w:r>
+        <w:rPr>
+          <w:rFonts w:ascii="Arial" w:hAnsi="Arial" w:cs="Arial"/>
+          <w:sz w:val="22"/>
+          <w:szCs w:val="22"/>
+          <w:lang w:val="en-ID"/>
+        </w:rPr>
+        <w:t>nilai</w:t>
+      </w:r>
+      <w:proofErr w:type="spellEnd"/>
+      <w:r>
+        <w:rPr>
+          <w:rFonts w:ascii="Arial" w:hAnsi="Arial" w:cs="Arial"/>
+          <w:sz w:val="22"/>
+          <w:szCs w:val="22"/>
+          <w:lang w:val="en-ID"/>
+        </w:rPr>
+        <w:t xml:space="preserve"> </w:t>
+      </w:r>
+      <w:proofErr w:type="spellStart"/>
+      <w:r>
+        <w:rPr>
+          <w:rFonts w:ascii="Arial" w:hAnsi="Arial" w:cs="Arial"/>
+          <w:sz w:val="22"/>
+          <w:szCs w:val="22"/>
+          <w:lang w:val="en-ID"/>
+        </w:rPr>
+        <w:t>waktu</w:t>
+      </w:r>
+      <w:proofErr w:type="spellEnd"/>
+      <w:r>
+        <w:rPr>
+          <w:rFonts w:ascii="Arial" w:hAnsi="Arial" w:cs="Arial"/>
+          <w:sz w:val="22"/>
+          <w:szCs w:val="22"/>
+          <w:lang w:val="en-ID"/>
+        </w:rPr>
+        <w:t xml:space="preserve"> uang dan </w:t>
+      </w:r>
+      <w:proofErr w:type="spellStart"/>
+      <w:r>
+        <w:rPr>
+          <w:rFonts w:ascii="Arial" w:hAnsi="Arial" w:cs="Arial"/>
+          <w:sz w:val="22"/>
+          <w:szCs w:val="22"/>
+          <w:lang w:val="en-ID"/>
+        </w:rPr>
+        <w:t>relevansi</w:t>
+      </w:r>
+      <w:proofErr w:type="spellEnd"/>
+      <w:r>
+        <w:rPr>
+          <w:rFonts w:ascii="Arial" w:hAnsi="Arial" w:cs="Arial"/>
+          <w:sz w:val="22"/>
+          <w:szCs w:val="22"/>
+          <w:lang w:val="en-ID"/>
+        </w:rPr>
+        <w:t xml:space="preserve"> </w:t>
+      </w:r>
+      <w:proofErr w:type="spellStart"/>
+      <w:r>
+        <w:rPr>
+          <w:rFonts w:ascii="Arial" w:hAnsi="Arial" w:cs="Arial"/>
+          <w:sz w:val="22"/>
+          <w:szCs w:val="22"/>
+          <w:lang w:val="en-ID"/>
+        </w:rPr>
+        <w:t>nilai</w:t>
+      </w:r>
+      <w:proofErr w:type="spellEnd"/>
+      <w:r>
+        <w:rPr>
+          <w:rFonts w:ascii="Arial" w:hAnsi="Arial" w:cs="Arial"/>
+          <w:sz w:val="22"/>
+          <w:szCs w:val="22"/>
+          <w:lang w:val="en-ID"/>
+        </w:rPr>
+        <w:t xml:space="preserve"> </w:t>
+      </w:r>
+      <w:proofErr w:type="spellStart"/>
+      <w:r>
+        <w:rPr>
+          <w:rFonts w:ascii="Arial" w:hAnsi="Arial" w:cs="Arial"/>
+          <w:sz w:val="22"/>
+          <w:szCs w:val="22"/>
+          <w:lang w:val="en-ID"/>
+        </w:rPr>
+        <w:t>wajar</w:t>
+      </w:r>
+      <w:proofErr w:type="spellEnd"/>
+      <w:r>
+        <w:rPr>
+          <w:rFonts w:ascii="Arial" w:hAnsi="Arial" w:cs="Arial"/>
+          <w:sz w:val="22"/>
+          <w:szCs w:val="22"/>
+          <w:lang w:val="en-ID"/>
+        </w:rPr>
+        <w:t xml:space="preserve"> (fair value relevance) </w:t>
+      </w:r>
+      <w:proofErr w:type="spellStart"/>
+      <w:r>
+        <w:rPr>
+          <w:rFonts w:ascii="Arial" w:hAnsi="Arial" w:cs="Arial"/>
+          <w:sz w:val="22"/>
+          <w:szCs w:val="22"/>
+          <w:lang w:val="en-ID"/>
+        </w:rPr>
+        <w:t>dalam</w:t>
+      </w:r>
+      <w:proofErr w:type="spellEnd"/>
+      <w:r>
+        <w:rPr>
+          <w:rFonts w:ascii="Arial" w:hAnsi="Arial" w:cs="Arial"/>
+          <w:sz w:val="22"/>
+          <w:szCs w:val="22"/>
+          <w:lang w:val="en-ID"/>
+        </w:rPr>
+        <w:t xml:space="preserve"> </w:t>
+      </w:r>
+      <w:proofErr w:type="spellStart"/>
+      <w:r>
+        <w:rPr>
+          <w:rFonts w:ascii="Arial" w:hAnsi="Arial" w:cs="Arial"/>
+          <w:sz w:val="22"/>
+          <w:szCs w:val="22"/>
+          <w:lang w:val="en-ID"/>
+        </w:rPr>
+        <w:t>pelaporan</w:t>
+      </w:r>
+      <w:proofErr w:type="spellEnd"/>
+      <w:r>
+        <w:rPr>
+          <w:rFonts w:ascii="Arial" w:hAnsi="Arial" w:cs="Arial"/>
+          <w:sz w:val="22"/>
+          <w:szCs w:val="22"/>
+          <w:lang w:val="en-ID"/>
+        </w:rPr>
+        <w:t xml:space="preserve"> </w:t>
+      </w:r>
+      <w:proofErr w:type="spellStart"/>
+      <w:r>
+        <w:rPr>
+          <w:rFonts w:ascii="Arial" w:hAnsi="Arial" w:cs="Arial"/>
+          <w:sz w:val="22"/>
+          <w:szCs w:val="22"/>
+          <w:lang w:val="en-ID"/>
+        </w:rPr>
+        <w:t>keuangan</w:t>
+      </w:r>
+      <w:proofErr w:type="spellEnd"/>
+      <w:r>
+        <w:rPr>
+          <w:rFonts w:ascii="Arial" w:hAnsi="Arial" w:cs="Arial"/>
+          <w:sz w:val="22"/>
+          <w:szCs w:val="22"/>
+          <w:lang w:val="en-ID"/>
+        </w:rPr>
+        <w:t xml:space="preserve"> </w:t>
+      </w:r>
+      <w:proofErr w:type="spellStart"/>
+      <w:r>
+        <w:rPr>
+          <w:rFonts w:ascii="Arial" w:hAnsi="Arial" w:cs="Arial"/>
+          <w:sz w:val="22"/>
+          <w:szCs w:val="22"/>
+          <w:lang w:val="en-ID"/>
+        </w:rPr>
+        <w:t>berdasarkan</w:t>
+      </w:r>
+      <w:proofErr w:type="spellEnd"/>
+      <w:r>
+        <w:rPr>
+          <w:rFonts w:ascii="Arial" w:hAnsi="Arial" w:cs="Arial"/>
+          <w:sz w:val="22"/>
+          <w:szCs w:val="22"/>
+          <w:lang w:val="en-ID"/>
+        </w:rPr>
+        <w:t xml:space="preserve"> </w:t>
+      </w:r>
+      <w:proofErr w:type="spellStart"/>
+      <w:r>
+        <w:rPr>
+          <w:rFonts w:ascii="Arial" w:hAnsi="Arial" w:cs="Arial"/>
+          <w:sz w:val="22"/>
+          <w:szCs w:val="22"/>
+          <w:lang w:val="en-ID"/>
+        </w:rPr>
+        <w:t>penelitian</w:t>
+      </w:r>
+      <w:proofErr w:type="spellEnd"/>
+      <w:r>
+        <w:rPr>
+          <w:rFonts w:ascii="Arial" w:hAnsi="Arial" w:cs="Arial"/>
+          <w:sz w:val="22"/>
+          <w:szCs w:val="22"/>
+          <w:lang w:val="en-ID"/>
+        </w:rPr>
+        <w:t xml:space="preserve"> </w:t>
+      </w:r>
+      <w:proofErr w:type="spellStart"/>
+      <w:r>
+        <w:rPr>
+          <w:rFonts w:ascii="Arial" w:hAnsi="Arial" w:cs="Arial"/>
+          <w:sz w:val="22"/>
+          <w:szCs w:val="22"/>
+          <w:lang w:val="en-ID"/>
+        </w:rPr>
+        <w:t>empiris</w:t>
+      </w:r>
+      <w:proofErr w:type="spellEnd"/>
+      <w:r>
+        <w:rPr>
+          <w:rFonts w:ascii="Arial" w:hAnsi="Arial" w:cs="Arial"/>
+          <w:sz w:val="22"/>
+          <w:szCs w:val="22"/>
+          <w:lang w:val="en-ID"/>
+        </w:rPr>
+        <w:t>.</w:t>
       </w:r>
     </w:p>
     <w:p>
@@ -2347,14 +6074,125 @@
           <w:lang w:val="en-ID"/>
         </w:rPr>
       </w:pPr>
-      <w:r>
-        <w:rPr>
-          <w:rFonts w:ascii="Arial" w:hAnsi="Arial" w:cs="Arial"/>
-          <w:sz w:val="22"/>
-          <w:szCs w:val="22"/>
-          <w:lang w:val="en-ID"/>
-        </w:rPr>
-        <w:t>Gunakan minimal dua jurnal Scopus Q1 sebagai landasan teoretis, misalnya:</w:t>
+      <w:proofErr w:type="spellStart"/>
+      <w:r>
+        <w:rPr>
+          <w:rFonts w:ascii="Arial" w:hAnsi="Arial" w:cs="Arial"/>
+          <w:sz w:val="22"/>
+          <w:szCs w:val="22"/>
+          <w:lang w:val="en-ID"/>
+        </w:rPr>
+        <w:t>Gunakan</w:t>
+      </w:r>
+      <w:proofErr w:type="spellEnd"/>
+      <w:r>
+        <w:rPr>
+          <w:rFonts w:ascii="Arial" w:hAnsi="Arial" w:cs="Arial"/>
+          <w:sz w:val="22"/>
+          <w:szCs w:val="22"/>
+          <w:lang w:val="en-ID"/>
+        </w:rPr>
+        <w:t xml:space="preserve"> minimal dua </w:t>
+      </w:r>
+      <w:proofErr w:type="spellStart"/>
+      <w:r>
+        <w:rPr>
+          <w:rFonts w:ascii="Arial" w:hAnsi="Arial" w:cs="Arial"/>
+          <w:sz w:val="22"/>
+          <w:szCs w:val="22"/>
+          <w:lang w:val="en-ID"/>
+        </w:rPr>
+        <w:t>jurnal</w:t>
+      </w:r>
+      <w:proofErr w:type="spellEnd"/>
+      <w:r>
+        <w:rPr>
+          <w:rFonts w:ascii="Arial" w:hAnsi="Arial" w:cs="Arial"/>
+          <w:sz w:val="22"/>
+          <w:szCs w:val="22"/>
+          <w:lang w:val="en-ID"/>
+        </w:rPr>
+        <w:t xml:space="preserve"> Scopus Q1 </w:t>
+      </w:r>
+      <w:proofErr w:type="spellStart"/>
+      <w:r>
+        <w:rPr>
+          <w:rFonts w:ascii="Arial" w:hAnsi="Arial" w:cs="Arial"/>
+          <w:sz w:val="22"/>
+          <w:szCs w:val="22"/>
+          <w:lang w:val="en-ID"/>
+        </w:rPr>
+        <w:t>sebagai</w:t>
+      </w:r>
+      <w:proofErr w:type="spellEnd"/>
+      <w:r>
+        <w:rPr>
+          <w:rFonts w:ascii="Arial" w:hAnsi="Arial" w:cs="Arial"/>
+          <w:sz w:val="22"/>
+          <w:szCs w:val="22"/>
+          <w:lang w:val="en-ID"/>
+        </w:rPr>
+        <w:t xml:space="preserve"> </w:t>
+      </w:r>
+      <w:proofErr w:type="spellStart"/>
+      <w:r>
+        <w:rPr>
+          <w:rFonts w:ascii="Arial" w:hAnsi="Arial" w:cs="Arial"/>
+          <w:sz w:val="22"/>
+          <w:szCs w:val="22"/>
+          <w:lang w:val="en-ID"/>
+        </w:rPr>
+        <w:t>landasan</w:t>
+      </w:r>
+      <w:proofErr w:type="spellEnd"/>
+      <w:r>
+        <w:rPr>
+          <w:rFonts w:ascii="Arial" w:hAnsi="Arial" w:cs="Arial"/>
+          <w:sz w:val="22"/>
+          <w:szCs w:val="22"/>
+          <w:lang w:val="en-ID"/>
+        </w:rPr>
+        <w:t xml:space="preserve"> </w:t>
+      </w:r>
+      <w:proofErr w:type="spellStart"/>
+      <w:r>
+        <w:rPr>
+          <w:rFonts w:ascii="Arial" w:hAnsi="Arial" w:cs="Arial"/>
+          <w:sz w:val="22"/>
+          <w:szCs w:val="22"/>
+          <w:lang w:val="en-ID"/>
+        </w:rPr>
+        <w:t>teoretis</w:t>
+      </w:r>
+      <w:proofErr w:type="spellEnd"/>
+      <w:r>
+        <w:rPr>
+          <w:rFonts w:ascii="Arial" w:hAnsi="Arial" w:cs="Arial"/>
+          <w:sz w:val="22"/>
+          <w:szCs w:val="22"/>
+          <w:lang w:val="en-ID"/>
+        </w:rPr>
+        <w:t xml:space="preserve">, </w:t>
+      </w:r>
+      <w:proofErr w:type="spellStart"/>
+      <w:r>
+        <w:rPr>
+          <w:rFonts w:ascii="Arial" w:hAnsi="Arial" w:cs="Arial"/>
+          <w:sz w:val="22"/>
+          <w:szCs w:val="22"/>
+          <w:lang w:val="en-ID"/>
+        </w:rPr>
+        <w:t>misalnya</w:t>
+      </w:r>
+      <w:proofErr w:type="spellEnd"/>
+      <w:r>
+        <w:rPr>
+          <w:rFonts w:ascii="Arial" w:hAnsi="Arial" w:cs="Arial"/>
+          <w:sz w:val="22"/>
+          <w:szCs w:val="22"/>
+          <w:lang w:val="en-ID"/>
+        </w:rPr>
+        <w:t>:</w:t>
       </w:r>
     </w:p>
     <w:p>
@@ -2445,7 +6283,31 @@
           <w:szCs w:val="22"/>
           <w:lang w:val="en-ID"/>
         </w:rPr>
-        <w:t>Laux, C., &amp; Leuz, C. (2009). The crisis of fair-value accounting: Making sense of the recent debate. Accounting, Organizations and Society (Q1).</w:t>
+        <w:t xml:space="preserve">Laux, C., &amp; </w:t>
+      </w:r>
+      <w:proofErr w:type="spellStart"/>
+      <w:r>
+        <w:rPr>
+          <w:rFonts w:ascii="Arial" w:hAnsi="Arial" w:cs="Arial"/>
+          <w:i/>
+          <w:iCs/>
+          <w:sz w:val="22"/>
+          <w:szCs w:val="22"/>
+          <w:lang w:val="en-ID"/>
+        </w:rPr>
+        <w:t>Leuz</w:t>
+      </w:r>
+      <w:proofErr w:type="spellEnd"/>
+      <w:r>
+        <w:rPr>
+          <w:rFonts w:ascii="Arial" w:hAnsi="Arial" w:cs="Arial"/>
+          <w:i/>
+          <w:iCs/>
+          <w:sz w:val="22"/>
+          <w:szCs w:val="22"/>
+          <w:lang w:val="en-ID"/>
+        </w:rPr>
+        <w:t>, C. (2009). The crisis of fair-value accounting: Making sense of the recent debate. Accounting, Organizations and Society (Q1).</w:t>
       </w:r>
     </w:p>
     <w:p>
@@ -2495,14 +6357,205 @@
           <w:lang w:val="en-ID"/>
         </w:rPr>
       </w:pPr>
-      <w:r>
-        <w:rPr>
-          <w:rFonts w:ascii="Arial" w:hAnsi="Arial" w:cs="Arial"/>
-          <w:sz w:val="22"/>
-          <w:szCs w:val="22"/>
-          <w:lang w:val="en-ID"/>
-        </w:rPr>
-        <w:t>Kaitkan dengan bagaimana TVM meningkatkan relevansi prediktif (predictive relevance) dari fair value di sektor perbankan dan keuangan digital.</w:t>
+      <w:proofErr w:type="spellStart"/>
+      <w:r>
+        <w:rPr>
+          <w:rFonts w:ascii="Arial" w:hAnsi="Arial" w:cs="Arial"/>
+          <w:sz w:val="22"/>
+          <w:szCs w:val="22"/>
+          <w:lang w:val="en-ID"/>
+        </w:rPr>
+        <w:t>Kaitkan</w:t>
+      </w:r>
+      <w:proofErr w:type="spellEnd"/>
+      <w:r>
+        <w:rPr>
+          <w:rFonts w:ascii="Arial" w:hAnsi="Arial" w:cs="Arial"/>
+          <w:sz w:val="22"/>
+          <w:szCs w:val="22"/>
+          <w:lang w:val="en-ID"/>
+        </w:rPr>
+        <w:t xml:space="preserve"> </w:t>
+      </w:r>
+      <w:proofErr w:type="spellStart"/>
+      <w:r>
+        <w:rPr>
+          <w:rFonts w:ascii="Arial" w:hAnsi="Arial" w:cs="Arial"/>
+          <w:sz w:val="22"/>
+          <w:szCs w:val="22"/>
+          <w:lang w:val="en-ID"/>
+        </w:rPr>
+        <w:t>dengan</w:t>
+      </w:r>
+      <w:proofErr w:type="spellEnd"/>
+      <w:r>
+        <w:rPr>
+          <w:rFonts w:ascii="Arial" w:hAnsi="Arial" w:cs="Arial"/>
+          <w:sz w:val="22"/>
+          <w:szCs w:val="22"/>
+          <w:lang w:val="en-ID"/>
+        </w:rPr>
+        <w:t xml:space="preserve"> </w:t>
+      </w:r>
+      <w:proofErr w:type="spellStart"/>
+      <w:r>
+        <w:rPr>
+          <w:rFonts w:ascii="Arial" w:hAnsi="Arial" w:cs="Arial"/>
+          <w:sz w:val="22"/>
+          <w:szCs w:val="22"/>
+          <w:lang w:val="en-ID"/>
+        </w:rPr>
+        <w:t>bagaimana</w:t>
+      </w:r>
+      <w:proofErr w:type="spellEnd"/>
+      <w:r>
+        <w:rPr>
+          <w:rFonts w:ascii="Arial" w:hAnsi="Arial" w:cs="Arial"/>
+          <w:sz w:val="22"/>
+          <w:szCs w:val="22"/>
+          <w:lang w:val="en-ID"/>
+        </w:rPr>
+        <w:t xml:space="preserve"> TVM </w:t>
+      </w:r>
+      <w:proofErr w:type="spellStart"/>
+      <w:r>
+        <w:rPr>
+          <w:rFonts w:ascii="Arial" w:hAnsi="Arial" w:cs="Arial"/>
+          <w:sz w:val="22"/>
+          <w:szCs w:val="22"/>
+          <w:lang w:val="en-ID"/>
+        </w:rPr>
+        <w:t>meningkatkan</w:t>
+      </w:r>
+      <w:proofErr w:type="spellEnd"/>
+      <w:r>
+        <w:rPr>
+          <w:rFonts w:ascii="Arial" w:hAnsi="Arial" w:cs="Arial"/>
+          <w:sz w:val="22"/>
+          <w:szCs w:val="22"/>
+          <w:lang w:val="en-ID"/>
+        </w:rPr>
+        <w:t xml:space="preserve"> </w:t>
+      </w:r>
+      <w:proofErr w:type="spellStart"/>
+      <w:r>
+        <w:rPr>
+          <w:rFonts w:ascii="Arial" w:hAnsi="Arial" w:cs="Arial"/>
+          <w:sz w:val="22"/>
+          <w:szCs w:val="22"/>
+          <w:lang w:val="en-ID"/>
+        </w:rPr>
+        <w:t>relevansi</w:t>
+      </w:r>
+      <w:proofErr w:type="spellEnd"/>
+      <w:r>
+        <w:rPr>
+          <w:rFonts w:ascii="Arial" w:hAnsi="Arial" w:cs="Arial"/>
+          <w:sz w:val="22"/>
+          <w:szCs w:val="22"/>
+          <w:lang w:val="en-ID"/>
+        </w:rPr>
+        <w:t xml:space="preserve"> </w:t>
+      </w:r>
+      <w:proofErr w:type="spellStart"/>
+      <w:r>
+        <w:rPr>
+          <w:rFonts w:ascii="Arial" w:hAnsi="Arial" w:cs="Arial"/>
+          <w:sz w:val="22"/>
+          <w:szCs w:val="22"/>
+          <w:lang w:val="en-ID"/>
+        </w:rPr>
+        <w:t>prediktif</w:t>
+      </w:r>
+      <w:proofErr w:type="spellEnd"/>
+      <w:r>
+        <w:rPr>
+          <w:rFonts w:ascii="Arial" w:hAnsi="Arial" w:cs="Arial"/>
+          <w:sz w:val="22"/>
+          <w:szCs w:val="22"/>
+          <w:lang w:val="en-ID"/>
+        </w:rPr>
+        <w:t xml:space="preserve"> (predictive relevance) </w:t>
+      </w:r>
+      <w:proofErr w:type="spellStart"/>
+      <w:r>
+        <w:rPr>
+          <w:rFonts w:ascii="Arial" w:hAnsi="Arial" w:cs="Arial"/>
+          <w:sz w:val="22"/>
+          <w:szCs w:val="22"/>
+          <w:lang w:val="en-ID"/>
+        </w:rPr>
+        <w:t>dari</w:t>
+      </w:r>
+      <w:proofErr w:type="spellEnd"/>
+      <w:r>
+        <w:rPr>
+          <w:rFonts w:ascii="Arial" w:hAnsi="Arial" w:cs="Arial"/>
+          <w:sz w:val="22"/>
+          <w:szCs w:val="22"/>
+          <w:lang w:val="en-ID"/>
+        </w:rPr>
+        <w:t xml:space="preserve"> fair value di </w:t>
+      </w:r>
+      <w:proofErr w:type="spellStart"/>
+      <w:r>
+        <w:rPr>
+          <w:rFonts w:ascii="Arial" w:hAnsi="Arial" w:cs="Arial"/>
+          <w:sz w:val="22"/>
+          <w:szCs w:val="22"/>
+          <w:lang w:val="en-ID"/>
+        </w:rPr>
+        <w:t>sektor</w:t>
+      </w:r>
+      <w:proofErr w:type="spellEnd"/>
+      <w:r>
+        <w:rPr>
+          <w:rFonts w:ascii="Arial" w:hAnsi="Arial" w:cs="Arial"/>
+          <w:sz w:val="22"/>
+          <w:szCs w:val="22"/>
+          <w:lang w:val="en-ID"/>
+        </w:rPr>
+        <w:t xml:space="preserve"> </w:t>
+      </w:r>
+      <w:proofErr w:type="spellStart"/>
+      <w:r>
+        <w:rPr>
+          <w:rFonts w:ascii="Arial" w:hAnsi="Arial" w:cs="Arial"/>
+          <w:sz w:val="22"/>
+          <w:szCs w:val="22"/>
+          <w:lang w:val="en-ID"/>
+        </w:rPr>
+        <w:t>perbankan</w:t>
+      </w:r>
+      <w:proofErr w:type="spellEnd"/>
+      <w:r>
+        <w:rPr>
+          <w:rFonts w:ascii="Arial" w:hAnsi="Arial" w:cs="Arial"/>
+          <w:sz w:val="22"/>
+          <w:szCs w:val="22"/>
+          <w:lang w:val="en-ID"/>
+        </w:rPr>
+        <w:t xml:space="preserve"> dan </w:t>
+      </w:r>
+      <w:proofErr w:type="spellStart"/>
+      <w:r>
+        <w:rPr>
+          <w:rFonts w:ascii="Arial" w:hAnsi="Arial" w:cs="Arial"/>
+          <w:sz w:val="22"/>
+          <w:szCs w:val="22"/>
+          <w:lang w:val="en-ID"/>
+        </w:rPr>
+        <w:t>keuangan</w:t>
+      </w:r>
+      <w:proofErr w:type="spellEnd"/>
+      <w:r>
+        <w:rPr>
+          <w:rFonts w:ascii="Arial" w:hAnsi="Arial" w:cs="Arial"/>
+          <w:sz w:val="22"/>
+          <w:szCs w:val="22"/>
+          <w:lang w:val="en-ID"/>
+        </w:rPr>
+        <w:t xml:space="preserve"> digital.</w:t>
       </w:r>
     </w:p>
     <w:p>
@@ -2541,7 +6594,79 @@
           <w:szCs w:val="22"/>
           <w:lang w:val="en-ID"/>
         </w:rPr>
-        <w:t>Bagian B – Analitis dan Perhitungan (Level Integratif IFRS)</w:t>
+        <w:t xml:space="preserve">Bagian B – </w:t>
+      </w:r>
+      <w:proofErr w:type="spellStart"/>
+      <w:r>
+        <w:rPr>
+          <w:rFonts w:ascii="Arial" w:hAnsi="Arial" w:cs="Arial"/>
+          <w:b/>
+          <w:bCs/>
+          <w:sz w:val="22"/>
+          <w:szCs w:val="22"/>
+          <w:lang w:val="en-ID"/>
+        </w:rPr>
+        <w:t>Analitis</w:t>
+      </w:r>
+      <w:proofErr w:type="spellEnd"/>
+      <w:r>
+        <w:rPr>
+          <w:rFonts w:ascii="Arial" w:hAnsi="Arial" w:cs="Arial"/>
+          <w:b/>
+          <w:bCs/>
+          <w:sz w:val="22"/>
+          <w:szCs w:val="22"/>
+          <w:lang w:val="en-ID"/>
+        </w:rPr>
+        <w:t xml:space="preserve"> dan </w:t>
+      </w:r>
+      <w:proofErr w:type="spellStart"/>
+      <w:r>
+        <w:rPr>
+          <w:rFonts w:ascii="Arial" w:hAnsi="Arial" w:cs="Arial"/>
+          <w:b/>
+          <w:bCs/>
+          <w:sz w:val="22"/>
+          <w:szCs w:val="22"/>
+          <w:lang w:val="en-ID"/>
+        </w:rPr>
+        <w:t>Perhitungan</w:t>
+      </w:r>
+      <w:proofErr w:type="spellEnd"/>
+      <w:r>
+        <w:rPr>
+          <w:rFonts w:ascii="Arial" w:hAnsi="Arial" w:cs="Arial"/>
+          <w:b/>
+          <w:bCs/>
+          <w:sz w:val="22"/>
+          <w:szCs w:val="22"/>
+          <w:lang w:val="en-ID"/>
+        </w:rPr>
+        <w:t xml:space="preserve"> (Level </w:t>
+      </w:r>
+      <w:proofErr w:type="spellStart"/>
+      <w:r>
+        <w:rPr>
+          <w:rFonts w:ascii="Arial" w:hAnsi="Arial" w:cs="Arial"/>
+          <w:b/>
+          <w:bCs/>
+          <w:sz w:val="22"/>
+          <w:szCs w:val="22"/>
+          <w:lang w:val="en-ID"/>
+        </w:rPr>
+        <w:t>Integratif</w:t>
+      </w:r>
+      <w:proofErr w:type="spellEnd"/>
+      <w:r>
+        <w:rPr>
+          <w:rFonts w:ascii="Arial" w:hAnsi="Arial" w:cs="Arial"/>
+          <w:b/>
+          <w:bCs/>
+          <w:sz w:val="22"/>
+          <w:szCs w:val="22"/>
+          <w:lang w:val="en-ID"/>
+        </w:rPr>
+        <w:t xml:space="preserve"> IFRS)</w:t>
       </w:r>
     </w:p>
     <w:p>
@@ -2561,14 +6686,45 @@
           <w:lang w:val="en-ID"/>
         </w:rPr>
       </w:pPr>
-      <w:r>
-        <w:rPr>
-          <w:rFonts w:ascii="Arial" w:hAnsi="Arial" w:cs="Arial"/>
-          <w:sz w:val="22"/>
-          <w:szCs w:val="22"/>
-          <w:lang w:val="en-ID"/>
-        </w:rPr>
-        <w:t>Obligasi Diskonto Callable</w:t>
+      <w:proofErr w:type="spellStart"/>
+      <w:r>
+        <w:rPr>
+          <w:rFonts w:ascii="Arial" w:hAnsi="Arial" w:cs="Arial"/>
+          <w:sz w:val="22"/>
+          <w:szCs w:val="22"/>
+          <w:lang w:val="en-ID"/>
+        </w:rPr>
+        <w:t>Obligasi</w:t>
+      </w:r>
+      <w:proofErr w:type="spellEnd"/>
+      <w:r>
+        <w:rPr>
+          <w:rFonts w:ascii="Arial" w:hAnsi="Arial" w:cs="Arial"/>
+          <w:sz w:val="22"/>
+          <w:szCs w:val="22"/>
+          <w:lang w:val="en-ID"/>
+        </w:rPr>
+        <w:t xml:space="preserve"> </w:t>
+      </w:r>
+      <w:proofErr w:type="spellStart"/>
+      <w:r>
+        <w:rPr>
+          <w:rFonts w:ascii="Arial" w:hAnsi="Arial" w:cs="Arial"/>
+          <w:sz w:val="22"/>
+          <w:szCs w:val="22"/>
+          <w:lang w:val="en-ID"/>
+        </w:rPr>
+        <w:t>Diskonto</w:t>
+      </w:r>
+      <w:proofErr w:type="spellEnd"/>
+      <w:r>
+        <w:rPr>
+          <w:rFonts w:ascii="Arial" w:hAnsi="Arial" w:cs="Arial"/>
+          <w:sz w:val="22"/>
+          <w:szCs w:val="22"/>
+          <w:lang w:val="en-ID"/>
+        </w:rPr>
+        <w:t xml:space="preserve"> Callable</w:t>
       </w:r>
     </w:p>
     <w:p>
@@ -2588,32 +6744,274 @@
           <w:lang w:val="en-ID"/>
         </w:rPr>
       </w:pPr>
-      <w:r>
-        <w:rPr>
-          <w:rFonts w:ascii="Arial" w:hAnsi="Arial" w:cs="Arial"/>
-          <w:sz w:val="22"/>
-          <w:szCs w:val="22"/>
-          <w:lang w:val="en-ID"/>
-        </w:rPr>
-        <w:t>Hitung harga penerbitan obligasi (present value) dengan tingkat bunga pasar 10%.</w:t>
-      </w:r>
-      <w:r>
-        <w:rPr>
-          <w:rFonts w:ascii="Arial" w:hAnsi="Arial" w:cs="Arial"/>
-          <w:sz w:val="22"/>
-          <w:szCs w:val="22"/>
-          <w:lang w:val="en-ID"/>
-        </w:rPr>
-        <w:t xml:space="preserve"> </w:t>
-      </w:r>
-      <w:r>
-        <w:rPr>
-          <w:rFonts w:ascii="Arial" w:hAnsi="Arial" w:cs="Arial"/>
-          <w:sz w:val="22"/>
-          <w:szCs w:val="22"/>
-          <w:lang w:val="en-ID"/>
-        </w:rPr>
-        <w:t>Gunakan faktor nilai kini untuk bunga tahunan dan pokok nominal.</w:t>
+      <w:proofErr w:type="spellStart"/>
+      <w:r>
+        <w:rPr>
+          <w:rFonts w:ascii="Arial" w:hAnsi="Arial" w:cs="Arial"/>
+          <w:sz w:val="22"/>
+          <w:szCs w:val="22"/>
+          <w:lang w:val="en-ID"/>
+        </w:rPr>
+        <w:t>Hitung</w:t>
+      </w:r>
+      <w:proofErr w:type="spellEnd"/>
+      <w:r>
+        <w:rPr>
+          <w:rFonts w:ascii="Arial" w:hAnsi="Arial" w:cs="Arial"/>
+          <w:sz w:val="22"/>
+          <w:szCs w:val="22"/>
+          <w:lang w:val="en-ID"/>
+        </w:rPr>
+        <w:t xml:space="preserve"> </w:t>
+      </w:r>
+      <w:proofErr w:type="spellStart"/>
+      <w:r>
+        <w:rPr>
+          <w:rFonts w:ascii="Arial" w:hAnsi="Arial" w:cs="Arial"/>
+          <w:sz w:val="22"/>
+          <w:szCs w:val="22"/>
+          <w:lang w:val="en-ID"/>
+        </w:rPr>
+        <w:t>harga</w:t>
+      </w:r>
+      <w:proofErr w:type="spellEnd"/>
+      <w:r>
+        <w:rPr>
+          <w:rFonts w:ascii="Arial" w:hAnsi="Arial" w:cs="Arial"/>
+          <w:sz w:val="22"/>
+          <w:szCs w:val="22"/>
+          <w:lang w:val="en-ID"/>
+        </w:rPr>
+        <w:t xml:space="preserve"> </w:t>
+      </w:r>
+      <w:proofErr w:type="spellStart"/>
+      <w:r>
+        <w:rPr>
+          <w:rFonts w:ascii="Arial" w:hAnsi="Arial" w:cs="Arial"/>
+          <w:sz w:val="22"/>
+          <w:szCs w:val="22"/>
+          <w:lang w:val="en-ID"/>
+        </w:rPr>
+        <w:t>penerbitan</w:t>
+      </w:r>
+      <w:proofErr w:type="spellEnd"/>
+      <w:r>
+        <w:rPr>
+          <w:rFonts w:ascii="Arial" w:hAnsi="Arial" w:cs="Arial"/>
+          <w:sz w:val="22"/>
+          <w:szCs w:val="22"/>
+          <w:lang w:val="en-ID"/>
+        </w:rPr>
+        <w:t xml:space="preserve"> </w:t>
+      </w:r>
+      <w:proofErr w:type="spellStart"/>
+      <w:r>
+        <w:rPr>
+          <w:rFonts w:ascii="Arial" w:hAnsi="Arial" w:cs="Arial"/>
+          <w:sz w:val="22"/>
+          <w:szCs w:val="22"/>
+          <w:lang w:val="en-ID"/>
+        </w:rPr>
+        <w:t>obligasi</w:t>
+      </w:r>
+      <w:proofErr w:type="spellEnd"/>
+      <w:r>
+        <w:rPr>
+          <w:rFonts w:ascii="Arial" w:hAnsi="Arial" w:cs="Arial"/>
+          <w:sz w:val="22"/>
+          <w:szCs w:val="22"/>
+          <w:lang w:val="en-ID"/>
+        </w:rPr>
+        <w:t xml:space="preserve"> (present value) </w:t>
+      </w:r>
+      <w:proofErr w:type="spellStart"/>
+      <w:r>
+        <w:rPr>
+          <w:rFonts w:ascii="Arial" w:hAnsi="Arial" w:cs="Arial"/>
+          <w:sz w:val="22"/>
+          <w:szCs w:val="22"/>
+          <w:lang w:val="en-ID"/>
+        </w:rPr>
+        <w:t>dengan</w:t>
+      </w:r>
+      <w:proofErr w:type="spellEnd"/>
+      <w:r>
+        <w:rPr>
+          <w:rFonts w:ascii="Arial" w:hAnsi="Arial" w:cs="Arial"/>
+          <w:sz w:val="22"/>
+          <w:szCs w:val="22"/>
+          <w:lang w:val="en-ID"/>
+        </w:rPr>
+        <w:t xml:space="preserve"> </w:t>
+      </w:r>
+      <w:proofErr w:type="spellStart"/>
+      <w:r>
+        <w:rPr>
+          <w:rFonts w:ascii="Arial" w:hAnsi="Arial" w:cs="Arial"/>
+          <w:sz w:val="22"/>
+          <w:szCs w:val="22"/>
+          <w:lang w:val="en-ID"/>
+        </w:rPr>
+        <w:t>tingkat</w:t>
+      </w:r>
+      <w:proofErr w:type="spellEnd"/>
+      <w:r>
+        <w:rPr>
+          <w:rFonts w:ascii="Arial" w:hAnsi="Arial" w:cs="Arial"/>
+          <w:sz w:val="22"/>
+          <w:szCs w:val="22"/>
+          <w:lang w:val="en-ID"/>
+        </w:rPr>
+        <w:t xml:space="preserve"> bunga pasar 10%.</w:t>
+      </w:r>
+      <w:r>
+        <w:rPr>
+          <w:rFonts w:ascii="Arial" w:hAnsi="Arial" w:cs="Arial"/>
+          <w:sz w:val="22"/>
+          <w:szCs w:val="22"/>
+          <w:lang w:val="en-ID"/>
+        </w:rPr>
+        <w:t xml:space="preserve"> </w:t>
+      </w:r>
+      <w:proofErr w:type="spellStart"/>
+      <w:r>
+        <w:rPr>
+          <w:rFonts w:ascii="Arial" w:hAnsi="Arial" w:cs="Arial"/>
+          <w:sz w:val="22"/>
+          <w:szCs w:val="22"/>
+          <w:lang w:val="en-ID"/>
+        </w:rPr>
+        <w:t>Gunakan</w:t>
+      </w:r>
+      <w:proofErr w:type="spellEnd"/>
+      <w:r>
+        <w:rPr>
+          <w:rFonts w:ascii="Arial" w:hAnsi="Arial" w:cs="Arial"/>
+          <w:sz w:val="22"/>
+          <w:szCs w:val="22"/>
+          <w:lang w:val="en-ID"/>
+        </w:rPr>
+        <w:t xml:space="preserve"> </w:t>
+      </w:r>
+      <w:proofErr w:type="spellStart"/>
+      <w:r>
+        <w:rPr>
+          <w:rFonts w:ascii="Arial" w:hAnsi="Arial" w:cs="Arial"/>
+          <w:sz w:val="22"/>
+          <w:szCs w:val="22"/>
+          <w:lang w:val="en-ID"/>
+        </w:rPr>
+        <w:t>faktor</w:t>
+      </w:r>
+      <w:proofErr w:type="spellEnd"/>
+      <w:r>
+        <w:rPr>
+          <w:rFonts w:ascii="Arial" w:hAnsi="Arial" w:cs="Arial"/>
+          <w:sz w:val="22"/>
+          <w:szCs w:val="22"/>
+          <w:lang w:val="en-ID"/>
+        </w:rPr>
+        <w:t xml:space="preserve"> </w:t>
+      </w:r>
+      <w:proofErr w:type="spellStart"/>
+      <w:r>
+        <w:rPr>
+          <w:rFonts w:ascii="Arial" w:hAnsi="Arial" w:cs="Arial"/>
+          <w:sz w:val="22"/>
+          <w:szCs w:val="22"/>
+          <w:lang w:val="en-ID"/>
+        </w:rPr>
+        <w:t>nilai</w:t>
+      </w:r>
+      <w:proofErr w:type="spellEnd"/>
+      <w:r>
+        <w:rPr>
+          <w:rFonts w:ascii="Arial" w:hAnsi="Arial" w:cs="Arial"/>
+          <w:sz w:val="22"/>
+          <w:szCs w:val="22"/>
+          <w:lang w:val="en-ID"/>
+        </w:rPr>
+        <w:t xml:space="preserve"> </w:t>
+      </w:r>
+      <w:proofErr w:type="spellStart"/>
+      <w:r>
+        <w:rPr>
+          <w:rFonts w:ascii="Arial" w:hAnsi="Arial" w:cs="Arial"/>
+          <w:sz w:val="22"/>
+          <w:szCs w:val="22"/>
+          <w:lang w:val="en-ID"/>
+        </w:rPr>
+        <w:t>kini</w:t>
+      </w:r>
+      <w:proofErr w:type="spellEnd"/>
+      <w:r>
+        <w:rPr>
+          <w:rFonts w:ascii="Arial" w:hAnsi="Arial" w:cs="Arial"/>
+          <w:sz w:val="22"/>
+          <w:szCs w:val="22"/>
+          <w:lang w:val="en-ID"/>
+        </w:rPr>
+        <w:t xml:space="preserve"> </w:t>
+      </w:r>
+      <w:proofErr w:type="spellStart"/>
+      <w:r>
+        <w:rPr>
+          <w:rFonts w:ascii="Arial" w:hAnsi="Arial" w:cs="Arial"/>
+          <w:sz w:val="22"/>
+          <w:szCs w:val="22"/>
+          <w:lang w:val="en-ID"/>
+        </w:rPr>
+        <w:t>untuk</w:t>
+      </w:r>
+      <w:proofErr w:type="spellEnd"/>
+      <w:r>
+        <w:rPr>
+          <w:rFonts w:ascii="Arial" w:hAnsi="Arial" w:cs="Arial"/>
+          <w:sz w:val="22"/>
+          <w:szCs w:val="22"/>
+          <w:lang w:val="en-ID"/>
+        </w:rPr>
+        <w:t xml:space="preserve"> bunga </w:t>
+      </w:r>
+      <w:proofErr w:type="spellStart"/>
+      <w:r>
+        <w:rPr>
+          <w:rFonts w:ascii="Arial" w:hAnsi="Arial" w:cs="Arial"/>
+          <w:sz w:val="22"/>
+          <w:szCs w:val="22"/>
+          <w:lang w:val="en-ID"/>
+        </w:rPr>
+        <w:t>tahunan</w:t>
+      </w:r>
+      <w:proofErr w:type="spellEnd"/>
+      <w:r>
+        <w:rPr>
+          <w:rFonts w:ascii="Arial" w:hAnsi="Arial" w:cs="Arial"/>
+          <w:sz w:val="22"/>
+          <w:szCs w:val="22"/>
+          <w:lang w:val="en-ID"/>
+        </w:rPr>
+        <w:t xml:space="preserve"> dan </w:t>
+      </w:r>
+      <w:proofErr w:type="spellStart"/>
+      <w:r>
+        <w:rPr>
+          <w:rFonts w:ascii="Arial" w:hAnsi="Arial" w:cs="Arial"/>
+          <w:sz w:val="22"/>
+          <w:szCs w:val="22"/>
+          <w:lang w:val="en-ID"/>
+        </w:rPr>
+        <w:t>pokok</w:t>
+      </w:r>
+      <w:proofErr w:type="spellEnd"/>
+      <w:r>
+        <w:rPr>
+          <w:rFonts w:ascii="Arial" w:hAnsi="Arial" w:cs="Arial"/>
+          <w:sz w:val="22"/>
+          <w:szCs w:val="22"/>
+          <w:lang w:val="en-ID"/>
+        </w:rPr>
+        <w:t xml:space="preserve"> nominal.</w:t>
       </w:r>
     </w:p>
     <w:p>
@@ -2640,7 +7038,187 @@
           <w:szCs w:val="22"/>
           <w:lang w:val="en-ID"/>
         </w:rPr>
-        <w:t>Buat tabel amortisasi suku bunga efektif untuk dua tahun pertama, dengan pertimbangan:</w:t>
+        <w:t xml:space="preserve">Buat </w:t>
+      </w:r>
+      <w:proofErr w:type="spellStart"/>
+      <w:r>
+        <w:rPr>
+          <w:rFonts w:ascii="Arial" w:hAnsi="Arial" w:cs="Arial"/>
+          <w:sz w:val="22"/>
+          <w:szCs w:val="22"/>
+          <w:lang w:val="en-ID"/>
+        </w:rPr>
+        <w:t>tabel</w:t>
+      </w:r>
+      <w:proofErr w:type="spellEnd"/>
+      <w:r>
+        <w:rPr>
+          <w:rFonts w:ascii="Arial" w:hAnsi="Arial" w:cs="Arial"/>
+          <w:sz w:val="22"/>
+          <w:szCs w:val="22"/>
+          <w:lang w:val="en-ID"/>
+        </w:rPr>
+        <w:t xml:space="preserve"> </w:t>
+      </w:r>
+      <w:proofErr w:type="spellStart"/>
+      <w:r>
+        <w:rPr>
+          <w:rFonts w:ascii="Arial" w:hAnsi="Arial" w:cs="Arial"/>
+          <w:sz w:val="22"/>
+          <w:szCs w:val="22"/>
+          <w:lang w:val="en-ID"/>
+        </w:rPr>
+        <w:t>amortisasi</w:t>
+      </w:r>
+      <w:proofErr w:type="spellEnd"/>
+      <w:r>
+        <w:rPr>
+          <w:rFonts w:ascii="Arial" w:hAnsi="Arial" w:cs="Arial"/>
+          <w:sz w:val="22"/>
+          <w:szCs w:val="22"/>
+          <w:lang w:val="en-ID"/>
+        </w:rPr>
+        <w:t xml:space="preserve"> </w:t>
+      </w:r>
+      <w:proofErr w:type="spellStart"/>
+      <w:r>
+        <w:rPr>
+          <w:rFonts w:ascii="Arial" w:hAnsi="Arial" w:cs="Arial"/>
+          <w:sz w:val="22"/>
+          <w:szCs w:val="22"/>
+          <w:lang w:val="en-ID"/>
+        </w:rPr>
+        <w:t>suku</w:t>
+      </w:r>
+      <w:proofErr w:type="spellEnd"/>
+      <w:r>
+        <w:rPr>
+          <w:rFonts w:ascii="Arial" w:hAnsi="Arial" w:cs="Arial"/>
+          <w:sz w:val="22"/>
+          <w:szCs w:val="22"/>
+          <w:lang w:val="en-ID"/>
+        </w:rPr>
+        <w:t xml:space="preserve"> bunga </w:t>
+      </w:r>
+      <w:proofErr w:type="spellStart"/>
+      <w:r>
+        <w:rPr>
+          <w:rFonts w:ascii="Arial" w:hAnsi="Arial" w:cs="Arial"/>
+          <w:sz w:val="22"/>
+          <w:szCs w:val="22"/>
+          <w:lang w:val="en-ID"/>
+        </w:rPr>
+        <w:t>efektif</w:t>
+      </w:r>
+      <w:proofErr w:type="spellEnd"/>
+      <w:r>
+        <w:rPr>
+          <w:rFonts w:ascii="Arial" w:hAnsi="Arial" w:cs="Arial"/>
+          <w:sz w:val="22"/>
+          <w:szCs w:val="22"/>
+          <w:lang w:val="en-ID"/>
+        </w:rPr>
+        <w:t xml:space="preserve"> </w:t>
+      </w:r>
+      <w:proofErr w:type="spellStart"/>
+      <w:r>
+        <w:rPr>
+          <w:rFonts w:ascii="Arial" w:hAnsi="Arial" w:cs="Arial"/>
+          <w:sz w:val="22"/>
+          <w:szCs w:val="22"/>
+          <w:lang w:val="en-ID"/>
+        </w:rPr>
+        <w:t>untuk</w:t>
+      </w:r>
+      <w:proofErr w:type="spellEnd"/>
+      <w:r>
+        <w:rPr>
+          <w:rFonts w:ascii="Arial" w:hAnsi="Arial" w:cs="Arial"/>
+          <w:sz w:val="22"/>
+          <w:szCs w:val="22"/>
+          <w:lang w:val="en-ID"/>
+        </w:rPr>
+        <w:t xml:space="preserve"> dua </w:t>
+      </w:r>
+      <w:proofErr w:type="spellStart"/>
+      <w:r>
+        <w:rPr>
+          <w:rFonts w:ascii="Arial" w:hAnsi="Arial" w:cs="Arial"/>
+          <w:sz w:val="22"/>
+          <w:szCs w:val="22"/>
+          <w:lang w:val="en-ID"/>
+        </w:rPr>
+        <w:t>tahun</w:t>
+      </w:r>
+      <w:proofErr w:type="spellEnd"/>
+      <w:r>
+        <w:rPr>
+          <w:rFonts w:ascii="Arial" w:hAnsi="Arial" w:cs="Arial"/>
+          <w:sz w:val="22"/>
+          <w:szCs w:val="22"/>
+          <w:lang w:val="en-ID"/>
+        </w:rPr>
+        <w:t xml:space="preserve"> </w:t>
+      </w:r>
+      <w:proofErr w:type="spellStart"/>
+      <w:r>
+        <w:rPr>
+          <w:rFonts w:ascii="Arial" w:hAnsi="Arial" w:cs="Arial"/>
+          <w:sz w:val="22"/>
+          <w:szCs w:val="22"/>
+          <w:lang w:val="en-ID"/>
+        </w:rPr>
+        <w:t>pertama</w:t>
+      </w:r>
+      <w:proofErr w:type="spellEnd"/>
+      <w:r>
+        <w:rPr>
+          <w:rFonts w:ascii="Arial" w:hAnsi="Arial" w:cs="Arial"/>
+          <w:sz w:val="22"/>
+          <w:szCs w:val="22"/>
+          <w:lang w:val="en-ID"/>
+        </w:rPr>
+        <w:t xml:space="preserve">, </w:t>
+      </w:r>
+      <w:proofErr w:type="spellStart"/>
+      <w:r>
+        <w:rPr>
+          <w:rFonts w:ascii="Arial" w:hAnsi="Arial" w:cs="Arial"/>
+          <w:sz w:val="22"/>
+          <w:szCs w:val="22"/>
+          <w:lang w:val="en-ID"/>
+        </w:rPr>
+        <w:t>dengan</w:t>
+      </w:r>
+      <w:proofErr w:type="spellEnd"/>
+      <w:r>
+        <w:rPr>
+          <w:rFonts w:ascii="Arial" w:hAnsi="Arial" w:cs="Arial"/>
+          <w:sz w:val="22"/>
+          <w:szCs w:val="22"/>
+          <w:lang w:val="en-ID"/>
+        </w:rPr>
+        <w:t xml:space="preserve"> </w:t>
+      </w:r>
+      <w:proofErr w:type="spellStart"/>
+      <w:r>
+        <w:rPr>
+          <w:rFonts w:ascii="Arial" w:hAnsi="Arial" w:cs="Arial"/>
+          <w:sz w:val="22"/>
+          <w:szCs w:val="22"/>
+          <w:lang w:val="en-ID"/>
+        </w:rPr>
+        <w:t>pertimbangan</w:t>
+      </w:r>
+      <w:proofErr w:type="spellEnd"/>
+      <w:r>
+        <w:rPr>
+          <w:rFonts w:ascii="Arial" w:hAnsi="Arial" w:cs="Arial"/>
+          <w:sz w:val="22"/>
+          <w:szCs w:val="22"/>
+          <w:lang w:val="en-ID"/>
+        </w:rPr>
+        <w:t>:</w:t>
       </w:r>
     </w:p>
     <w:p>
@@ -2662,14 +7240,45 @@
           <w:lang w:val="en-ID"/>
         </w:rPr>
       </w:pPr>
-      <w:r>
-        <w:rPr>
-          <w:rFonts w:ascii="Arial" w:hAnsi="Arial" w:cs="Arial"/>
-          <w:sz w:val="22"/>
-          <w:szCs w:val="22"/>
-          <w:lang w:val="en-ID"/>
-        </w:rPr>
-        <w:t>Kupon tahunan: 8%</w:t>
+      <w:proofErr w:type="spellStart"/>
+      <w:r>
+        <w:rPr>
+          <w:rFonts w:ascii="Arial" w:hAnsi="Arial" w:cs="Arial"/>
+          <w:sz w:val="22"/>
+          <w:szCs w:val="22"/>
+          <w:lang w:val="en-ID"/>
+        </w:rPr>
+        <w:t>Kupon</w:t>
+      </w:r>
+      <w:proofErr w:type="spellEnd"/>
+      <w:r>
+        <w:rPr>
+          <w:rFonts w:ascii="Arial" w:hAnsi="Arial" w:cs="Arial"/>
+          <w:sz w:val="22"/>
+          <w:szCs w:val="22"/>
+          <w:lang w:val="en-ID"/>
+        </w:rPr>
+        <w:t xml:space="preserve"> </w:t>
+      </w:r>
+      <w:proofErr w:type="spellStart"/>
+      <w:r>
+        <w:rPr>
+          <w:rFonts w:ascii="Arial" w:hAnsi="Arial" w:cs="Arial"/>
+          <w:sz w:val="22"/>
+          <w:szCs w:val="22"/>
+          <w:lang w:val="en-ID"/>
+        </w:rPr>
+        <w:t>tahunan</w:t>
+      </w:r>
+      <w:proofErr w:type="spellEnd"/>
+      <w:r>
+        <w:rPr>
+          <w:rFonts w:ascii="Arial" w:hAnsi="Arial" w:cs="Arial"/>
+          <w:sz w:val="22"/>
+          <w:szCs w:val="22"/>
+          <w:lang w:val="en-ID"/>
+        </w:rPr>
+        <w:t>: 8%</w:t>
       </w:r>
     </w:p>
     <w:p>
@@ -2698,7 +7307,27 @@
           <w:szCs w:val="22"/>
           <w:lang w:val="en-ID"/>
         </w:rPr>
-        <w:t>Yield efektif: 10%</w:t>
+        <w:t xml:space="preserve">Yield </w:t>
+      </w:r>
+      <w:proofErr w:type="spellStart"/>
+      <w:r>
+        <w:rPr>
+          <w:rFonts w:ascii="Arial" w:hAnsi="Arial" w:cs="Arial"/>
+          <w:sz w:val="22"/>
+          <w:szCs w:val="22"/>
+          <w:lang w:val="en-ID"/>
+        </w:rPr>
+        <w:t>efektif</w:t>
+      </w:r>
+      <w:proofErr w:type="spellEnd"/>
+      <w:r>
+        <w:rPr>
+          <w:rFonts w:ascii="Arial" w:hAnsi="Arial" w:cs="Arial"/>
+          <w:sz w:val="22"/>
+          <w:szCs w:val="22"/>
+          <w:lang w:val="en-ID"/>
+        </w:rPr>
+        <w:t>: 10%</w:t>
       </w:r>
     </w:p>
     <w:p>
@@ -2749,14 +7378,125 @@
           <w:lang w:val="en-ID"/>
         </w:rPr>
       </w:pPr>
-      <w:r>
-        <w:rPr>
-          <w:rFonts w:ascii="Arial" w:hAnsi="Arial" w:cs="Arial"/>
-          <w:sz w:val="22"/>
-          <w:szCs w:val="22"/>
-          <w:lang w:val="en-ID"/>
-        </w:rPr>
-        <w:t xml:space="preserve">Kemungkinan penebusan pada akhir tahun ke-3 (probabilitas 60%) → tampilkan </w:t>
+      <w:proofErr w:type="spellStart"/>
+      <w:r>
+        <w:rPr>
+          <w:rFonts w:ascii="Arial" w:hAnsi="Arial" w:cs="Arial"/>
+          <w:sz w:val="22"/>
+          <w:szCs w:val="22"/>
+          <w:lang w:val="en-ID"/>
+        </w:rPr>
+        <w:t>Kemungkinan</w:t>
+      </w:r>
+      <w:proofErr w:type="spellEnd"/>
+      <w:r>
+        <w:rPr>
+          <w:rFonts w:ascii="Arial" w:hAnsi="Arial" w:cs="Arial"/>
+          <w:sz w:val="22"/>
+          <w:szCs w:val="22"/>
+          <w:lang w:val="en-ID"/>
+        </w:rPr>
+        <w:t xml:space="preserve"> </w:t>
+      </w:r>
+      <w:proofErr w:type="spellStart"/>
+      <w:r>
+        <w:rPr>
+          <w:rFonts w:ascii="Arial" w:hAnsi="Arial" w:cs="Arial"/>
+          <w:sz w:val="22"/>
+          <w:szCs w:val="22"/>
+          <w:lang w:val="en-ID"/>
+        </w:rPr>
+        <w:t>penebusan</w:t>
+      </w:r>
+      <w:proofErr w:type="spellEnd"/>
+      <w:r>
+        <w:rPr>
+          <w:rFonts w:ascii="Arial" w:hAnsi="Arial" w:cs="Arial"/>
+          <w:sz w:val="22"/>
+          <w:szCs w:val="22"/>
+          <w:lang w:val="en-ID"/>
+        </w:rPr>
+        <w:t xml:space="preserve"> pada </w:t>
+      </w:r>
+      <w:proofErr w:type="spellStart"/>
+      <w:r>
+        <w:rPr>
+          <w:rFonts w:ascii="Arial" w:hAnsi="Arial" w:cs="Arial"/>
+          <w:sz w:val="22"/>
+          <w:szCs w:val="22"/>
+          <w:lang w:val="en-ID"/>
+        </w:rPr>
+        <w:t>akhir</w:t>
+      </w:r>
+      <w:proofErr w:type="spellEnd"/>
+      <w:r>
+        <w:rPr>
+          <w:rFonts w:ascii="Arial" w:hAnsi="Arial" w:cs="Arial"/>
+          <w:sz w:val="22"/>
+          <w:szCs w:val="22"/>
+          <w:lang w:val="en-ID"/>
+        </w:rPr>
+        <w:t xml:space="preserve"> </w:t>
+      </w:r>
+      <w:proofErr w:type="spellStart"/>
+      <w:r>
+        <w:rPr>
+          <w:rFonts w:ascii="Arial" w:hAnsi="Arial" w:cs="Arial"/>
+          <w:sz w:val="22"/>
+          <w:szCs w:val="22"/>
+          <w:lang w:val="en-ID"/>
+        </w:rPr>
+        <w:t>tahun</w:t>
+      </w:r>
+      <w:proofErr w:type="spellEnd"/>
+      <w:r>
+        <w:rPr>
+          <w:rFonts w:ascii="Arial" w:hAnsi="Arial" w:cs="Arial"/>
+          <w:sz w:val="22"/>
+          <w:szCs w:val="22"/>
+          <w:lang w:val="en-ID"/>
+        </w:rPr>
+        <w:t xml:space="preserve"> ke-3 (</w:t>
+      </w:r>
+      <w:proofErr w:type="spellStart"/>
+      <w:r>
+        <w:rPr>
+          <w:rFonts w:ascii="Arial" w:hAnsi="Arial" w:cs="Arial"/>
+          <w:sz w:val="22"/>
+          <w:szCs w:val="22"/>
+          <w:lang w:val="en-ID"/>
+        </w:rPr>
+        <w:t>probabilitas</w:t>
+      </w:r>
+      <w:proofErr w:type="spellEnd"/>
+      <w:r>
+        <w:rPr>
+          <w:rFonts w:ascii="Arial" w:hAnsi="Arial" w:cs="Arial"/>
+          <w:sz w:val="22"/>
+          <w:szCs w:val="22"/>
+          <w:lang w:val="en-ID"/>
+        </w:rPr>
+        <w:t xml:space="preserve"> 60%) → </w:t>
+      </w:r>
+      <w:proofErr w:type="spellStart"/>
+      <w:r>
+        <w:rPr>
+          <w:rFonts w:ascii="Arial" w:hAnsi="Arial" w:cs="Arial"/>
+          <w:sz w:val="22"/>
+          <w:szCs w:val="22"/>
+          <w:lang w:val="en-ID"/>
+        </w:rPr>
+        <w:t>tampilkan</w:t>
+      </w:r>
+      <w:proofErr w:type="spellEnd"/>
+      <w:r>
+        <w:rPr>
+          <w:rFonts w:ascii="Arial" w:hAnsi="Arial" w:cs="Arial"/>
+          <w:sz w:val="22"/>
+          <w:szCs w:val="22"/>
+          <w:lang w:val="en-ID"/>
+        </w:rPr>
+        <w:t xml:space="preserve"> </w:t>
       </w:r>
       <w:r>
         <w:rPr>
@@ -2840,14 +7580,125 @@
           <w:lang w:val="en-ID"/>
         </w:rPr>
       </w:pPr>
-      <w:r>
-        <w:rPr>
-          <w:rFonts w:ascii="Arial" w:hAnsi="Arial" w:cs="Arial"/>
-          <w:sz w:val="22"/>
-          <w:szCs w:val="22"/>
-          <w:lang w:val="en-ID"/>
-        </w:rPr>
-        <w:t>Tentukan tingkat bunga implisit dalam kontrak sewa.</w:t>
+      <w:proofErr w:type="spellStart"/>
+      <w:r>
+        <w:rPr>
+          <w:rFonts w:ascii="Arial" w:hAnsi="Arial" w:cs="Arial"/>
+          <w:sz w:val="22"/>
+          <w:szCs w:val="22"/>
+          <w:lang w:val="en-ID"/>
+        </w:rPr>
+        <w:t>Tentukan</w:t>
+      </w:r>
+      <w:proofErr w:type="spellEnd"/>
+      <w:r>
+        <w:rPr>
+          <w:rFonts w:ascii="Arial" w:hAnsi="Arial" w:cs="Arial"/>
+          <w:sz w:val="22"/>
+          <w:szCs w:val="22"/>
+          <w:lang w:val="en-ID"/>
+        </w:rPr>
+        <w:t xml:space="preserve"> </w:t>
+      </w:r>
+      <w:proofErr w:type="spellStart"/>
+      <w:r>
+        <w:rPr>
+          <w:rFonts w:ascii="Arial" w:hAnsi="Arial" w:cs="Arial"/>
+          <w:sz w:val="22"/>
+          <w:szCs w:val="22"/>
+          <w:lang w:val="en-ID"/>
+        </w:rPr>
+        <w:t>tingkat</w:t>
+      </w:r>
+      <w:proofErr w:type="spellEnd"/>
+      <w:r>
+        <w:rPr>
+          <w:rFonts w:ascii="Arial" w:hAnsi="Arial" w:cs="Arial"/>
+          <w:sz w:val="22"/>
+          <w:szCs w:val="22"/>
+          <w:lang w:val="en-ID"/>
+        </w:rPr>
+        <w:t xml:space="preserve"> bunga </w:t>
+      </w:r>
+      <w:proofErr w:type="spellStart"/>
+      <w:r>
+        <w:rPr>
+          <w:rFonts w:ascii="Arial" w:hAnsi="Arial" w:cs="Arial"/>
+          <w:sz w:val="22"/>
+          <w:szCs w:val="22"/>
+          <w:lang w:val="en-ID"/>
+        </w:rPr>
+        <w:t>implisit</w:t>
+      </w:r>
+      <w:proofErr w:type="spellEnd"/>
+      <w:r>
+        <w:rPr>
+          <w:rFonts w:ascii="Arial" w:hAnsi="Arial" w:cs="Arial"/>
+          <w:sz w:val="22"/>
+          <w:szCs w:val="22"/>
+          <w:lang w:val="en-ID"/>
+        </w:rPr>
+        <w:t xml:space="preserve"> </w:t>
+      </w:r>
+      <w:proofErr w:type="spellStart"/>
+      <w:r>
+        <w:rPr>
+          <w:rFonts w:ascii="Arial" w:hAnsi="Arial" w:cs="Arial"/>
+          <w:sz w:val="22"/>
+          <w:szCs w:val="22"/>
+          <w:lang w:val="en-ID"/>
+        </w:rPr>
+        <w:t>dalam</w:t>
+      </w:r>
+      <w:proofErr w:type="spellEnd"/>
+      <w:r>
+        <w:rPr>
+          <w:rFonts w:ascii="Arial" w:hAnsi="Arial" w:cs="Arial"/>
+          <w:sz w:val="22"/>
+          <w:szCs w:val="22"/>
+          <w:lang w:val="en-ID"/>
+        </w:rPr>
+        <w:t xml:space="preserve"> </w:t>
+      </w:r>
+      <w:proofErr w:type="spellStart"/>
+      <w:r>
+        <w:rPr>
+          <w:rFonts w:ascii="Arial" w:hAnsi="Arial" w:cs="Arial"/>
+          <w:sz w:val="22"/>
+          <w:szCs w:val="22"/>
+          <w:lang w:val="en-ID"/>
+        </w:rPr>
+        <w:t>kontrak</w:t>
+      </w:r>
+      <w:proofErr w:type="spellEnd"/>
+      <w:r>
+        <w:rPr>
+          <w:rFonts w:ascii="Arial" w:hAnsi="Arial" w:cs="Arial"/>
+          <w:sz w:val="22"/>
+          <w:szCs w:val="22"/>
+          <w:lang w:val="en-ID"/>
+        </w:rPr>
+        <w:t xml:space="preserve"> </w:t>
+      </w:r>
+      <w:proofErr w:type="spellStart"/>
+      <w:r>
+        <w:rPr>
+          <w:rFonts w:ascii="Arial" w:hAnsi="Arial" w:cs="Arial"/>
+          <w:sz w:val="22"/>
+          <w:szCs w:val="22"/>
+          <w:lang w:val="en-ID"/>
+        </w:rPr>
+        <w:t>sewa</w:t>
+      </w:r>
+      <w:proofErr w:type="spellEnd"/>
+      <w:r>
+        <w:rPr>
+          <w:rFonts w:ascii="Arial" w:hAnsi="Arial" w:cs="Arial"/>
+          <w:sz w:val="22"/>
+          <w:szCs w:val="22"/>
+          <w:lang w:val="en-ID"/>
+        </w:rPr>
+        <w:t>.</w:t>
       </w:r>
     </w:p>
     <w:p>
@@ -2863,14 +7714,45 @@
           <w:lang w:val="en-ID"/>
         </w:rPr>
       </w:pPr>
-      <w:r>
-        <w:rPr>
-          <w:rFonts w:ascii="Arial" w:hAnsi="Arial" w:cs="Arial"/>
-          <w:sz w:val="22"/>
-          <w:szCs w:val="22"/>
-          <w:lang w:val="en-ID"/>
-        </w:rPr>
-        <w:t>Gunakan rumus:</w:t>
+      <w:proofErr w:type="spellStart"/>
+      <w:r>
+        <w:rPr>
+          <w:rFonts w:ascii="Arial" w:hAnsi="Arial" w:cs="Arial"/>
+          <w:sz w:val="22"/>
+          <w:szCs w:val="22"/>
+          <w:lang w:val="en-ID"/>
+        </w:rPr>
+        <w:t>Gunakan</w:t>
+      </w:r>
+      <w:proofErr w:type="spellEnd"/>
+      <w:r>
+        <w:rPr>
+          <w:rFonts w:ascii="Arial" w:hAnsi="Arial" w:cs="Arial"/>
+          <w:sz w:val="22"/>
+          <w:szCs w:val="22"/>
+          <w:lang w:val="en-ID"/>
+        </w:rPr>
+        <w:t xml:space="preserve"> </w:t>
+      </w:r>
+      <w:proofErr w:type="spellStart"/>
+      <w:r>
+        <w:rPr>
+          <w:rFonts w:ascii="Arial" w:hAnsi="Arial" w:cs="Arial"/>
+          <w:sz w:val="22"/>
+          <w:szCs w:val="22"/>
+          <w:lang w:val="en-ID"/>
+        </w:rPr>
+        <w:t>rumus</w:t>
+      </w:r>
+      <w:proofErr w:type="spellEnd"/>
+      <w:r>
+        <w:rPr>
+          <w:rFonts w:ascii="Arial" w:hAnsi="Arial" w:cs="Arial"/>
+          <w:sz w:val="22"/>
+          <w:szCs w:val="22"/>
+          <w:lang w:val="en-ID"/>
+        </w:rPr>
+        <w:t>:</w:t>
       </w:r>
     </w:p>
     <w:p>
@@ -2966,14 +7848,25 @@
           <w:lang w:val="en-ID"/>
         </w:rPr>
       </w:pPr>
-      <w:r>
-        <w:rPr>
-          <w:rFonts w:ascii="Arial" w:hAnsi="Arial" w:cs="Arial"/>
-          <w:sz w:val="22"/>
-          <w:szCs w:val="22"/>
-          <w:lang w:val="en-ID"/>
-        </w:rPr>
-        <w:t xml:space="preserve">Temukan </w:t>
+      <w:proofErr w:type="spellStart"/>
+      <w:r>
+        <w:rPr>
+          <w:rFonts w:ascii="Arial" w:hAnsi="Arial" w:cs="Arial"/>
+          <w:sz w:val="22"/>
+          <w:szCs w:val="22"/>
+          <w:lang w:val="en-ID"/>
+        </w:rPr>
+        <w:t>Temukan</w:t>
+      </w:r>
+      <w:proofErr w:type="spellEnd"/>
+      <w:r>
+        <w:rPr>
+          <w:rFonts w:ascii="Arial" w:hAnsi="Arial" w:cs="Arial"/>
+          <w:sz w:val="22"/>
+          <w:szCs w:val="22"/>
+          <w:lang w:val="en-ID"/>
+        </w:rPr>
+        <w:t xml:space="preserve"> </w:t>
       </w:r>
       <m:oMath>
         <m:r>
@@ -3013,14 +7906,205 @@
           <w:lang w:val="en-ID"/>
         </w:rPr>
       </w:pPr>
-      <w:r>
-        <w:rPr>
-          <w:rFonts w:ascii="Arial" w:hAnsi="Arial" w:cs="Arial"/>
-          <w:sz w:val="22"/>
-          <w:szCs w:val="22"/>
-          <w:lang w:val="en-ID"/>
-        </w:rPr>
-        <w:t>Sajikan tabel amortisasi lease receivable untuk dua tahun pertama menggunakan tingkat bunga implisit yang ditemukan.</w:t>
+      <w:proofErr w:type="spellStart"/>
+      <w:r>
+        <w:rPr>
+          <w:rFonts w:ascii="Arial" w:hAnsi="Arial" w:cs="Arial"/>
+          <w:sz w:val="22"/>
+          <w:szCs w:val="22"/>
+          <w:lang w:val="en-ID"/>
+        </w:rPr>
+        <w:t>Sajikan</w:t>
+      </w:r>
+      <w:proofErr w:type="spellEnd"/>
+      <w:r>
+        <w:rPr>
+          <w:rFonts w:ascii="Arial" w:hAnsi="Arial" w:cs="Arial"/>
+          <w:sz w:val="22"/>
+          <w:szCs w:val="22"/>
+          <w:lang w:val="en-ID"/>
+        </w:rPr>
+        <w:t xml:space="preserve"> </w:t>
+      </w:r>
+      <w:proofErr w:type="spellStart"/>
+      <w:r>
+        <w:rPr>
+          <w:rFonts w:ascii="Arial" w:hAnsi="Arial" w:cs="Arial"/>
+          <w:sz w:val="22"/>
+          <w:szCs w:val="22"/>
+          <w:lang w:val="en-ID"/>
+        </w:rPr>
+        <w:t>tabel</w:t>
+      </w:r>
+      <w:proofErr w:type="spellEnd"/>
+      <w:r>
+        <w:rPr>
+          <w:rFonts w:ascii="Arial" w:hAnsi="Arial" w:cs="Arial"/>
+          <w:sz w:val="22"/>
+          <w:szCs w:val="22"/>
+          <w:lang w:val="en-ID"/>
+        </w:rPr>
+        <w:t xml:space="preserve"> </w:t>
+      </w:r>
+      <w:proofErr w:type="spellStart"/>
+      <w:r>
+        <w:rPr>
+          <w:rFonts w:ascii="Arial" w:hAnsi="Arial" w:cs="Arial"/>
+          <w:sz w:val="22"/>
+          <w:szCs w:val="22"/>
+          <w:lang w:val="en-ID"/>
+        </w:rPr>
+        <w:t>amortisasi</w:t>
+      </w:r>
+      <w:proofErr w:type="spellEnd"/>
+      <w:r>
+        <w:rPr>
+          <w:rFonts w:ascii="Arial" w:hAnsi="Arial" w:cs="Arial"/>
+          <w:sz w:val="22"/>
+          <w:szCs w:val="22"/>
+          <w:lang w:val="en-ID"/>
+        </w:rPr>
+        <w:t xml:space="preserve"> lease receivable </w:t>
+      </w:r>
+      <w:proofErr w:type="spellStart"/>
+      <w:r>
+        <w:rPr>
+          <w:rFonts w:ascii="Arial" w:hAnsi="Arial" w:cs="Arial"/>
+          <w:sz w:val="22"/>
+          <w:szCs w:val="22"/>
+          <w:lang w:val="en-ID"/>
+        </w:rPr>
+        <w:t>untuk</w:t>
+      </w:r>
+      <w:proofErr w:type="spellEnd"/>
+      <w:r>
+        <w:rPr>
+          <w:rFonts w:ascii="Arial" w:hAnsi="Arial" w:cs="Arial"/>
+          <w:sz w:val="22"/>
+          <w:szCs w:val="22"/>
+          <w:lang w:val="en-ID"/>
+        </w:rPr>
+        <w:t xml:space="preserve"> dua </w:t>
+      </w:r>
+      <w:proofErr w:type="spellStart"/>
+      <w:r>
+        <w:rPr>
+          <w:rFonts w:ascii="Arial" w:hAnsi="Arial" w:cs="Arial"/>
+          <w:sz w:val="22"/>
+          <w:szCs w:val="22"/>
+          <w:lang w:val="en-ID"/>
+        </w:rPr>
+        <w:t>tahun</w:t>
+      </w:r>
+      <w:proofErr w:type="spellEnd"/>
+      <w:r>
+        <w:rPr>
+          <w:rFonts w:ascii="Arial" w:hAnsi="Arial" w:cs="Arial"/>
+          <w:sz w:val="22"/>
+          <w:szCs w:val="22"/>
+          <w:lang w:val="en-ID"/>
+        </w:rPr>
+        <w:t xml:space="preserve"> </w:t>
+      </w:r>
+      <w:proofErr w:type="spellStart"/>
+      <w:r>
+        <w:rPr>
+          <w:rFonts w:ascii="Arial" w:hAnsi="Arial" w:cs="Arial"/>
+          <w:sz w:val="22"/>
+          <w:szCs w:val="22"/>
+          <w:lang w:val="en-ID"/>
+        </w:rPr>
+        <w:t>pertama</w:t>
+      </w:r>
+      <w:proofErr w:type="spellEnd"/>
+      <w:r>
+        <w:rPr>
+          <w:rFonts w:ascii="Arial" w:hAnsi="Arial" w:cs="Arial"/>
+          <w:sz w:val="22"/>
+          <w:szCs w:val="22"/>
+          <w:lang w:val="en-ID"/>
+        </w:rPr>
+        <w:t xml:space="preserve"> </w:t>
+      </w:r>
+      <w:proofErr w:type="spellStart"/>
+      <w:r>
+        <w:rPr>
+          <w:rFonts w:ascii="Arial" w:hAnsi="Arial" w:cs="Arial"/>
+          <w:sz w:val="22"/>
+          <w:szCs w:val="22"/>
+          <w:lang w:val="en-ID"/>
+        </w:rPr>
+        <w:t>menggunakan</w:t>
+      </w:r>
+      <w:proofErr w:type="spellEnd"/>
+      <w:r>
+        <w:rPr>
+          <w:rFonts w:ascii="Arial" w:hAnsi="Arial" w:cs="Arial"/>
+          <w:sz w:val="22"/>
+          <w:szCs w:val="22"/>
+          <w:lang w:val="en-ID"/>
+        </w:rPr>
+        <w:t xml:space="preserve"> </w:t>
+      </w:r>
+      <w:proofErr w:type="spellStart"/>
+      <w:r>
+        <w:rPr>
+          <w:rFonts w:ascii="Arial" w:hAnsi="Arial" w:cs="Arial"/>
+          <w:sz w:val="22"/>
+          <w:szCs w:val="22"/>
+          <w:lang w:val="en-ID"/>
+        </w:rPr>
+        <w:t>tingkat</w:t>
+      </w:r>
+      <w:proofErr w:type="spellEnd"/>
+      <w:r>
+        <w:rPr>
+          <w:rFonts w:ascii="Arial" w:hAnsi="Arial" w:cs="Arial"/>
+          <w:sz w:val="22"/>
+          <w:szCs w:val="22"/>
+          <w:lang w:val="en-ID"/>
+        </w:rPr>
+        <w:t xml:space="preserve"> bunga </w:t>
+      </w:r>
+      <w:proofErr w:type="spellStart"/>
+      <w:r>
+        <w:rPr>
+          <w:rFonts w:ascii="Arial" w:hAnsi="Arial" w:cs="Arial"/>
+          <w:sz w:val="22"/>
+          <w:szCs w:val="22"/>
+          <w:lang w:val="en-ID"/>
+        </w:rPr>
+        <w:t>implisit</w:t>
+      </w:r>
+      <w:proofErr w:type="spellEnd"/>
+      <w:r>
+        <w:rPr>
+          <w:rFonts w:ascii="Arial" w:hAnsi="Arial" w:cs="Arial"/>
+          <w:sz w:val="22"/>
+          <w:szCs w:val="22"/>
+          <w:lang w:val="en-ID"/>
+        </w:rPr>
+        <w:t xml:space="preserve"> yang </w:t>
+      </w:r>
+      <w:proofErr w:type="spellStart"/>
+      <w:r>
+        <w:rPr>
+          <w:rFonts w:ascii="Arial" w:hAnsi="Arial" w:cs="Arial"/>
+          <w:sz w:val="22"/>
+          <w:szCs w:val="22"/>
+          <w:lang w:val="en-ID"/>
+        </w:rPr>
+        <w:t>ditemukan</w:t>
+      </w:r>
+      <w:proofErr w:type="spellEnd"/>
+      <w:r>
+        <w:rPr>
+          <w:rFonts w:ascii="Arial" w:hAnsi="Arial" w:cs="Arial"/>
+          <w:sz w:val="22"/>
+          <w:szCs w:val="22"/>
+          <w:lang w:val="en-ID"/>
+        </w:rPr>
+        <w:t>.</w:t>
       </w:r>
     </w:p>
     <w:p>
@@ -3081,6 +8165,7 @@
           <w:lang w:val="en-ID"/>
         </w:rPr>
       </w:pPr>
+      <w:proofErr w:type="spellStart"/>
       <w:r>
         <w:rPr>
           <w:rFonts w:ascii="Arial" w:hAnsi="Arial" w:cs="Arial"/>
@@ -3091,7 +8176,43 @@
           <w:lang w:val="en-ID"/>
         </w:rPr>
         <w:lastRenderedPageBreak/>
-        <w:t>Pinjaman Karyawan (Preferential Loan)</w:t>
+        <w:t>Pinjaman</w:t>
+      </w:r>
+      <w:proofErr w:type="spellEnd"/>
+      <w:r>
+        <w:rPr>
+          <w:rFonts w:ascii="Arial" w:hAnsi="Arial" w:cs="Arial"/>
+          <w:b/>
+          <w:bCs/>
+          <w:sz w:val="22"/>
+          <w:szCs w:val="22"/>
+          <w:lang w:val="en-ID"/>
+        </w:rPr>
+        <w:t xml:space="preserve"> </w:t>
+      </w:r>
+      <w:proofErr w:type="spellStart"/>
+      <w:r>
+        <w:rPr>
+          <w:rFonts w:ascii="Arial" w:hAnsi="Arial" w:cs="Arial"/>
+          <w:b/>
+          <w:bCs/>
+          <w:sz w:val="22"/>
+          <w:szCs w:val="22"/>
+          <w:lang w:val="en-ID"/>
+        </w:rPr>
+        <w:t>Karyawan</w:t>
+      </w:r>
+      <w:proofErr w:type="spellEnd"/>
+      <w:r>
+        <w:rPr>
+          <w:rFonts w:ascii="Arial" w:hAnsi="Arial" w:cs="Arial"/>
+          <w:b/>
+          <w:bCs/>
+          <w:sz w:val="22"/>
+          <w:szCs w:val="22"/>
+          <w:lang w:val="en-ID"/>
+        </w:rPr>
+        <w:t xml:space="preserve"> (Preferential Loan)</w:t>
       </w:r>
     </w:p>
     <w:p>
@@ -3111,14 +8232,205 @@
           <w:lang w:val="en-ID"/>
         </w:rPr>
       </w:pPr>
-      <w:r>
-        <w:rPr>
-          <w:rFonts w:ascii="Arial" w:hAnsi="Arial" w:cs="Arial"/>
-          <w:sz w:val="22"/>
-          <w:szCs w:val="22"/>
-          <w:lang w:val="en-ID"/>
-        </w:rPr>
-        <w:t>Hitung nilai kini (fair value) pinjaman karyawan pada saat pengakuan awal, dengan tingkat bunga pasar 8%.</w:t>
+      <w:proofErr w:type="spellStart"/>
+      <w:r>
+        <w:rPr>
+          <w:rFonts w:ascii="Arial" w:hAnsi="Arial" w:cs="Arial"/>
+          <w:sz w:val="22"/>
+          <w:szCs w:val="22"/>
+          <w:lang w:val="en-ID"/>
+        </w:rPr>
+        <w:t>Hitung</w:t>
+      </w:r>
+      <w:proofErr w:type="spellEnd"/>
+      <w:r>
+        <w:rPr>
+          <w:rFonts w:ascii="Arial" w:hAnsi="Arial" w:cs="Arial"/>
+          <w:sz w:val="22"/>
+          <w:szCs w:val="22"/>
+          <w:lang w:val="en-ID"/>
+        </w:rPr>
+        <w:t xml:space="preserve"> </w:t>
+      </w:r>
+      <w:proofErr w:type="spellStart"/>
+      <w:r>
+        <w:rPr>
+          <w:rFonts w:ascii="Arial" w:hAnsi="Arial" w:cs="Arial"/>
+          <w:sz w:val="22"/>
+          <w:szCs w:val="22"/>
+          <w:lang w:val="en-ID"/>
+        </w:rPr>
+        <w:t>nilai</w:t>
+      </w:r>
+      <w:proofErr w:type="spellEnd"/>
+      <w:r>
+        <w:rPr>
+          <w:rFonts w:ascii="Arial" w:hAnsi="Arial" w:cs="Arial"/>
+          <w:sz w:val="22"/>
+          <w:szCs w:val="22"/>
+          <w:lang w:val="en-ID"/>
+        </w:rPr>
+        <w:t xml:space="preserve"> </w:t>
+      </w:r>
+      <w:proofErr w:type="spellStart"/>
+      <w:r>
+        <w:rPr>
+          <w:rFonts w:ascii="Arial" w:hAnsi="Arial" w:cs="Arial"/>
+          <w:sz w:val="22"/>
+          <w:szCs w:val="22"/>
+          <w:lang w:val="en-ID"/>
+        </w:rPr>
+        <w:t>kini</w:t>
+      </w:r>
+      <w:proofErr w:type="spellEnd"/>
+      <w:r>
+        <w:rPr>
+          <w:rFonts w:ascii="Arial" w:hAnsi="Arial" w:cs="Arial"/>
+          <w:sz w:val="22"/>
+          <w:szCs w:val="22"/>
+          <w:lang w:val="en-ID"/>
+        </w:rPr>
+        <w:t xml:space="preserve"> (fair value) </w:t>
+      </w:r>
+      <w:proofErr w:type="spellStart"/>
+      <w:r>
+        <w:rPr>
+          <w:rFonts w:ascii="Arial" w:hAnsi="Arial" w:cs="Arial"/>
+          <w:sz w:val="22"/>
+          <w:szCs w:val="22"/>
+          <w:lang w:val="en-ID"/>
+        </w:rPr>
+        <w:t>pinjaman</w:t>
+      </w:r>
+      <w:proofErr w:type="spellEnd"/>
+      <w:r>
+        <w:rPr>
+          <w:rFonts w:ascii="Arial" w:hAnsi="Arial" w:cs="Arial"/>
+          <w:sz w:val="22"/>
+          <w:szCs w:val="22"/>
+          <w:lang w:val="en-ID"/>
+        </w:rPr>
+        <w:t xml:space="preserve"> </w:t>
+      </w:r>
+      <w:proofErr w:type="spellStart"/>
+      <w:r>
+        <w:rPr>
+          <w:rFonts w:ascii="Arial" w:hAnsi="Arial" w:cs="Arial"/>
+          <w:sz w:val="22"/>
+          <w:szCs w:val="22"/>
+          <w:lang w:val="en-ID"/>
+        </w:rPr>
+        <w:t>karyawan</w:t>
+      </w:r>
+      <w:proofErr w:type="spellEnd"/>
+      <w:r>
+        <w:rPr>
+          <w:rFonts w:ascii="Arial" w:hAnsi="Arial" w:cs="Arial"/>
+          <w:sz w:val="22"/>
+          <w:szCs w:val="22"/>
+          <w:lang w:val="en-ID"/>
+        </w:rPr>
+        <w:t xml:space="preserve"> pada </w:t>
+      </w:r>
+      <w:proofErr w:type="spellStart"/>
+      <w:r>
+        <w:rPr>
+          <w:rFonts w:ascii="Arial" w:hAnsi="Arial" w:cs="Arial"/>
+          <w:sz w:val="22"/>
+          <w:szCs w:val="22"/>
+          <w:lang w:val="en-ID"/>
+        </w:rPr>
+        <w:t>saat</w:t>
+      </w:r>
+      <w:proofErr w:type="spellEnd"/>
+      <w:r>
+        <w:rPr>
+          <w:rFonts w:ascii="Arial" w:hAnsi="Arial" w:cs="Arial"/>
+          <w:sz w:val="22"/>
+          <w:szCs w:val="22"/>
+          <w:lang w:val="en-ID"/>
+        </w:rPr>
+        <w:t xml:space="preserve"> </w:t>
+      </w:r>
+      <w:proofErr w:type="spellStart"/>
+      <w:r>
+        <w:rPr>
+          <w:rFonts w:ascii="Arial" w:hAnsi="Arial" w:cs="Arial"/>
+          <w:sz w:val="22"/>
+          <w:szCs w:val="22"/>
+          <w:lang w:val="en-ID"/>
+        </w:rPr>
+        <w:t>pengakuan</w:t>
+      </w:r>
+      <w:proofErr w:type="spellEnd"/>
+      <w:r>
+        <w:rPr>
+          <w:rFonts w:ascii="Arial" w:hAnsi="Arial" w:cs="Arial"/>
+          <w:sz w:val="22"/>
+          <w:szCs w:val="22"/>
+          <w:lang w:val="en-ID"/>
+        </w:rPr>
+        <w:t xml:space="preserve"> </w:t>
+      </w:r>
+      <w:proofErr w:type="spellStart"/>
+      <w:r>
+        <w:rPr>
+          <w:rFonts w:ascii="Arial" w:hAnsi="Arial" w:cs="Arial"/>
+          <w:sz w:val="22"/>
+          <w:szCs w:val="22"/>
+          <w:lang w:val="en-ID"/>
+        </w:rPr>
+        <w:t>awal</w:t>
+      </w:r>
+      <w:proofErr w:type="spellEnd"/>
+      <w:r>
+        <w:rPr>
+          <w:rFonts w:ascii="Arial" w:hAnsi="Arial" w:cs="Arial"/>
+          <w:sz w:val="22"/>
+          <w:szCs w:val="22"/>
+          <w:lang w:val="en-ID"/>
+        </w:rPr>
+        <w:t xml:space="preserve">, </w:t>
+      </w:r>
+      <w:proofErr w:type="spellStart"/>
+      <w:r>
+        <w:rPr>
+          <w:rFonts w:ascii="Arial" w:hAnsi="Arial" w:cs="Arial"/>
+          <w:sz w:val="22"/>
+          <w:szCs w:val="22"/>
+          <w:lang w:val="en-ID"/>
+        </w:rPr>
+        <w:t>dengan</w:t>
+      </w:r>
+      <w:proofErr w:type="spellEnd"/>
+      <w:r>
+        <w:rPr>
+          <w:rFonts w:ascii="Arial" w:hAnsi="Arial" w:cs="Arial"/>
+          <w:sz w:val="22"/>
+          <w:szCs w:val="22"/>
+          <w:lang w:val="en-ID"/>
+        </w:rPr>
+        <w:t xml:space="preserve"> </w:t>
+      </w:r>
+      <w:proofErr w:type="spellStart"/>
+      <w:r>
+        <w:rPr>
+          <w:rFonts w:ascii="Arial" w:hAnsi="Arial" w:cs="Arial"/>
+          <w:sz w:val="22"/>
+          <w:szCs w:val="22"/>
+          <w:lang w:val="en-ID"/>
+        </w:rPr>
+        <w:t>tingkat</w:t>
+      </w:r>
+      <w:proofErr w:type="spellEnd"/>
+      <w:r>
+        <w:rPr>
+          <w:rFonts w:ascii="Arial" w:hAnsi="Arial" w:cs="Arial"/>
+          <w:sz w:val="22"/>
+          <w:szCs w:val="22"/>
+          <w:lang w:val="en-ID"/>
+        </w:rPr>
+        <w:t xml:space="preserve"> bunga pasar 8%.</w:t>
       </w:r>
     </w:p>
     <w:p>
@@ -3138,14 +8450,225 @@
           <w:lang w:val="en-ID"/>
         </w:rPr>
       </w:pPr>
-      <w:r>
-        <w:rPr>
-          <w:rFonts w:ascii="Arial" w:hAnsi="Arial" w:cs="Arial"/>
-          <w:sz w:val="22"/>
-          <w:szCs w:val="22"/>
-          <w:lang w:val="en-ID"/>
-        </w:rPr>
-        <w:t>Sajikan tabel amortisasi suku bunga efektif selama lima tahun (gunakan metode suku bunga efektif IFRS 9).</w:t>
+      <w:proofErr w:type="spellStart"/>
+      <w:r>
+        <w:rPr>
+          <w:rFonts w:ascii="Arial" w:hAnsi="Arial" w:cs="Arial"/>
+          <w:sz w:val="22"/>
+          <w:szCs w:val="22"/>
+          <w:lang w:val="en-ID"/>
+        </w:rPr>
+        <w:t>Sajikan</w:t>
+      </w:r>
+      <w:proofErr w:type="spellEnd"/>
+      <w:r>
+        <w:rPr>
+          <w:rFonts w:ascii="Arial" w:hAnsi="Arial" w:cs="Arial"/>
+          <w:sz w:val="22"/>
+          <w:szCs w:val="22"/>
+          <w:lang w:val="en-ID"/>
+        </w:rPr>
+        <w:t xml:space="preserve"> </w:t>
+      </w:r>
+      <w:proofErr w:type="spellStart"/>
+      <w:r>
+        <w:rPr>
+          <w:rFonts w:ascii="Arial" w:hAnsi="Arial" w:cs="Arial"/>
+          <w:sz w:val="22"/>
+          <w:szCs w:val="22"/>
+          <w:lang w:val="en-ID"/>
+        </w:rPr>
+        <w:t>tabel</w:t>
+      </w:r>
+      <w:proofErr w:type="spellEnd"/>
+      <w:r>
+        <w:rPr>
+          <w:rFonts w:ascii="Arial" w:hAnsi="Arial" w:cs="Arial"/>
+          <w:sz w:val="22"/>
+          <w:szCs w:val="22"/>
+          <w:lang w:val="en-ID"/>
+        </w:rPr>
+        <w:t xml:space="preserve"> </w:t>
+      </w:r>
+      <w:proofErr w:type="spellStart"/>
+      <w:r>
+        <w:rPr>
+          <w:rFonts w:ascii="Arial" w:hAnsi="Arial" w:cs="Arial"/>
+          <w:sz w:val="22"/>
+          <w:szCs w:val="22"/>
+          <w:lang w:val="en-ID"/>
+        </w:rPr>
+        <w:t>amortisasi</w:t>
+      </w:r>
+      <w:proofErr w:type="spellEnd"/>
+      <w:r>
+        <w:rPr>
+          <w:rFonts w:ascii="Arial" w:hAnsi="Arial" w:cs="Arial"/>
+          <w:sz w:val="22"/>
+          <w:szCs w:val="22"/>
+          <w:lang w:val="en-ID"/>
+        </w:rPr>
+        <w:t xml:space="preserve"> </w:t>
+      </w:r>
+      <w:proofErr w:type="spellStart"/>
+      <w:r>
+        <w:rPr>
+          <w:rFonts w:ascii="Arial" w:hAnsi="Arial" w:cs="Arial"/>
+          <w:sz w:val="22"/>
+          <w:szCs w:val="22"/>
+          <w:lang w:val="en-ID"/>
+        </w:rPr>
+        <w:t>suku</w:t>
+      </w:r>
+      <w:proofErr w:type="spellEnd"/>
+      <w:r>
+        <w:rPr>
+          <w:rFonts w:ascii="Arial" w:hAnsi="Arial" w:cs="Arial"/>
+          <w:sz w:val="22"/>
+          <w:szCs w:val="22"/>
+          <w:lang w:val="en-ID"/>
+        </w:rPr>
+        <w:t xml:space="preserve"> bunga </w:t>
+      </w:r>
+      <w:proofErr w:type="spellStart"/>
+      <w:r>
+        <w:rPr>
+          <w:rFonts w:ascii="Arial" w:hAnsi="Arial" w:cs="Arial"/>
+          <w:sz w:val="22"/>
+          <w:szCs w:val="22"/>
+          <w:lang w:val="en-ID"/>
+        </w:rPr>
+        <w:t>efektif</w:t>
+      </w:r>
+      <w:proofErr w:type="spellEnd"/>
+      <w:r>
+        <w:rPr>
+          <w:rFonts w:ascii="Arial" w:hAnsi="Arial" w:cs="Arial"/>
+          <w:sz w:val="22"/>
+          <w:szCs w:val="22"/>
+          <w:lang w:val="en-ID"/>
+        </w:rPr>
+        <w:t xml:space="preserve"> </w:t>
+      </w:r>
+      <w:proofErr w:type="spellStart"/>
+      <w:r>
+        <w:rPr>
+          <w:rFonts w:ascii="Arial" w:hAnsi="Arial" w:cs="Arial"/>
+          <w:sz w:val="22"/>
+          <w:szCs w:val="22"/>
+          <w:lang w:val="en-ID"/>
+        </w:rPr>
+        <w:t>selama</w:t>
+      </w:r>
+      <w:proofErr w:type="spellEnd"/>
+      <w:r>
+        <w:rPr>
+          <w:rFonts w:ascii="Arial" w:hAnsi="Arial" w:cs="Arial"/>
+          <w:sz w:val="22"/>
+          <w:szCs w:val="22"/>
+          <w:lang w:val="en-ID"/>
+        </w:rPr>
+        <w:t xml:space="preserve"> lima </w:t>
+      </w:r>
+      <w:proofErr w:type="spellStart"/>
+      <w:r>
+        <w:rPr>
+          <w:rFonts w:ascii="Arial" w:hAnsi="Arial" w:cs="Arial"/>
+          <w:sz w:val="22"/>
+          <w:szCs w:val="22"/>
+          <w:lang w:val="en-ID"/>
+        </w:rPr>
+        <w:t>tahun</w:t>
+      </w:r>
+      <w:proofErr w:type="spellEnd"/>
+      <w:r>
+        <w:rPr>
+          <w:rFonts w:ascii="Arial" w:hAnsi="Arial" w:cs="Arial"/>
+          <w:sz w:val="22"/>
+          <w:szCs w:val="22"/>
+          <w:lang w:val="en-ID"/>
+        </w:rPr>
+        <w:t xml:space="preserve"> (</w:t>
+      </w:r>
+      <w:proofErr w:type="spellStart"/>
+      <w:r>
+        <w:rPr>
+          <w:rFonts w:ascii="Arial" w:hAnsi="Arial" w:cs="Arial"/>
+          <w:sz w:val="22"/>
+          <w:szCs w:val="22"/>
+          <w:lang w:val="en-ID"/>
+        </w:rPr>
+        <w:t>gunakan</w:t>
+      </w:r>
+      <w:proofErr w:type="spellEnd"/>
+      <w:r>
+        <w:rPr>
+          <w:rFonts w:ascii="Arial" w:hAnsi="Arial" w:cs="Arial"/>
+          <w:sz w:val="22"/>
+          <w:szCs w:val="22"/>
+          <w:lang w:val="en-ID"/>
+        </w:rPr>
+        <w:t xml:space="preserve"> </w:t>
+      </w:r>
+      <w:proofErr w:type="spellStart"/>
+      <w:r>
+        <w:rPr>
+          <w:rFonts w:ascii="Arial" w:hAnsi="Arial" w:cs="Arial"/>
+          <w:sz w:val="22"/>
+          <w:szCs w:val="22"/>
+          <w:lang w:val="en-ID"/>
+        </w:rPr>
+        <w:t>metode</w:t>
+      </w:r>
+      <w:proofErr w:type="spellEnd"/>
+      <w:r>
+        <w:rPr>
+          <w:rFonts w:ascii="Arial" w:hAnsi="Arial" w:cs="Arial"/>
+          <w:sz w:val="22"/>
+          <w:szCs w:val="22"/>
+          <w:lang w:val="en-ID"/>
+        </w:rPr>
+        <w:t xml:space="preserve"> </w:t>
+      </w:r>
+      <w:proofErr w:type="spellStart"/>
+      <w:r>
+        <w:rPr>
+          <w:rFonts w:ascii="Arial" w:hAnsi="Arial" w:cs="Arial"/>
+          <w:sz w:val="22"/>
+          <w:szCs w:val="22"/>
+          <w:lang w:val="en-ID"/>
+        </w:rPr>
+        <w:t>suku</w:t>
+      </w:r>
+      <w:proofErr w:type="spellEnd"/>
+      <w:r>
+        <w:rPr>
+          <w:rFonts w:ascii="Arial" w:hAnsi="Arial" w:cs="Arial"/>
+          <w:sz w:val="22"/>
+          <w:szCs w:val="22"/>
+          <w:lang w:val="en-ID"/>
+        </w:rPr>
+        <w:t xml:space="preserve"> bunga </w:t>
+      </w:r>
+      <w:proofErr w:type="spellStart"/>
+      <w:r>
+        <w:rPr>
+          <w:rFonts w:ascii="Arial" w:hAnsi="Arial" w:cs="Arial"/>
+          <w:sz w:val="22"/>
+          <w:szCs w:val="22"/>
+          <w:lang w:val="en-ID"/>
+        </w:rPr>
+        <w:t>efektif</w:t>
+      </w:r>
+      <w:proofErr w:type="spellEnd"/>
+      <w:r>
+        <w:rPr>
+          <w:rFonts w:ascii="Arial" w:hAnsi="Arial" w:cs="Arial"/>
+          <w:sz w:val="22"/>
+          <w:szCs w:val="22"/>
+          <w:lang w:val="en-ID"/>
+        </w:rPr>
+        <w:t xml:space="preserve"> IFRS 9).</w:t>
       </w:r>
     </w:p>
     <w:p>
@@ -3165,14 +8688,225 @@
           <w:lang w:val="en-ID"/>
         </w:rPr>
       </w:pPr>
-      <w:r>
-        <w:rPr>
-          <w:rFonts w:ascii="Arial" w:hAnsi="Arial" w:cs="Arial"/>
-          <w:sz w:val="22"/>
-          <w:szCs w:val="22"/>
-          <w:lang w:val="en-ID"/>
-        </w:rPr>
-        <w:t>Hitung selisih antara nilai nominal pinjaman dan nilai kini sebagai biaya imbalan kerja (employee benefit expense).</w:t>
+      <w:proofErr w:type="spellStart"/>
+      <w:r>
+        <w:rPr>
+          <w:rFonts w:ascii="Arial" w:hAnsi="Arial" w:cs="Arial"/>
+          <w:sz w:val="22"/>
+          <w:szCs w:val="22"/>
+          <w:lang w:val="en-ID"/>
+        </w:rPr>
+        <w:t>Hitung</w:t>
+      </w:r>
+      <w:proofErr w:type="spellEnd"/>
+      <w:r>
+        <w:rPr>
+          <w:rFonts w:ascii="Arial" w:hAnsi="Arial" w:cs="Arial"/>
+          <w:sz w:val="22"/>
+          <w:szCs w:val="22"/>
+          <w:lang w:val="en-ID"/>
+        </w:rPr>
+        <w:t xml:space="preserve"> </w:t>
+      </w:r>
+      <w:proofErr w:type="spellStart"/>
+      <w:r>
+        <w:rPr>
+          <w:rFonts w:ascii="Arial" w:hAnsi="Arial" w:cs="Arial"/>
+          <w:sz w:val="22"/>
+          <w:szCs w:val="22"/>
+          <w:lang w:val="en-ID"/>
+        </w:rPr>
+        <w:t>selisih</w:t>
+      </w:r>
+      <w:proofErr w:type="spellEnd"/>
+      <w:r>
+        <w:rPr>
+          <w:rFonts w:ascii="Arial" w:hAnsi="Arial" w:cs="Arial"/>
+          <w:sz w:val="22"/>
+          <w:szCs w:val="22"/>
+          <w:lang w:val="en-ID"/>
+        </w:rPr>
+        <w:t xml:space="preserve"> </w:t>
+      </w:r>
+      <w:proofErr w:type="spellStart"/>
+      <w:r>
+        <w:rPr>
+          <w:rFonts w:ascii="Arial" w:hAnsi="Arial" w:cs="Arial"/>
+          <w:sz w:val="22"/>
+          <w:szCs w:val="22"/>
+          <w:lang w:val="en-ID"/>
+        </w:rPr>
+        <w:t>antara</w:t>
+      </w:r>
+      <w:proofErr w:type="spellEnd"/>
+      <w:r>
+        <w:rPr>
+          <w:rFonts w:ascii="Arial" w:hAnsi="Arial" w:cs="Arial"/>
+          <w:sz w:val="22"/>
+          <w:szCs w:val="22"/>
+          <w:lang w:val="en-ID"/>
+        </w:rPr>
+        <w:t xml:space="preserve"> </w:t>
+      </w:r>
+      <w:proofErr w:type="spellStart"/>
+      <w:r>
+        <w:rPr>
+          <w:rFonts w:ascii="Arial" w:hAnsi="Arial" w:cs="Arial"/>
+          <w:sz w:val="22"/>
+          <w:szCs w:val="22"/>
+          <w:lang w:val="en-ID"/>
+        </w:rPr>
+        <w:t>nilai</w:t>
+      </w:r>
+      <w:proofErr w:type="spellEnd"/>
+      <w:r>
+        <w:rPr>
+          <w:rFonts w:ascii="Arial" w:hAnsi="Arial" w:cs="Arial"/>
+          <w:sz w:val="22"/>
+          <w:szCs w:val="22"/>
+          <w:lang w:val="en-ID"/>
+        </w:rPr>
+        <w:t xml:space="preserve"> nominal </w:t>
+      </w:r>
+      <w:proofErr w:type="spellStart"/>
+      <w:r>
+        <w:rPr>
+          <w:rFonts w:ascii="Arial" w:hAnsi="Arial" w:cs="Arial"/>
+          <w:sz w:val="22"/>
+          <w:szCs w:val="22"/>
+          <w:lang w:val="en-ID"/>
+        </w:rPr>
+        <w:t>pinjaman</w:t>
+      </w:r>
+      <w:proofErr w:type="spellEnd"/>
+      <w:r>
+        <w:rPr>
+          <w:rFonts w:ascii="Arial" w:hAnsi="Arial" w:cs="Arial"/>
+          <w:sz w:val="22"/>
+          <w:szCs w:val="22"/>
+          <w:lang w:val="en-ID"/>
+        </w:rPr>
+        <w:t xml:space="preserve"> dan </w:t>
+      </w:r>
+      <w:proofErr w:type="spellStart"/>
+      <w:r>
+        <w:rPr>
+          <w:rFonts w:ascii="Arial" w:hAnsi="Arial" w:cs="Arial"/>
+          <w:sz w:val="22"/>
+          <w:szCs w:val="22"/>
+          <w:lang w:val="en-ID"/>
+        </w:rPr>
+        <w:t>nilai</w:t>
+      </w:r>
+      <w:proofErr w:type="spellEnd"/>
+      <w:r>
+        <w:rPr>
+          <w:rFonts w:ascii="Arial" w:hAnsi="Arial" w:cs="Arial"/>
+          <w:sz w:val="22"/>
+          <w:szCs w:val="22"/>
+          <w:lang w:val="en-ID"/>
+        </w:rPr>
+        <w:t xml:space="preserve"> </w:t>
+      </w:r>
+      <w:proofErr w:type="spellStart"/>
+      <w:r>
+        <w:rPr>
+          <w:rFonts w:ascii="Arial" w:hAnsi="Arial" w:cs="Arial"/>
+          <w:sz w:val="22"/>
+          <w:szCs w:val="22"/>
+          <w:lang w:val="en-ID"/>
+        </w:rPr>
+        <w:t>kini</w:t>
+      </w:r>
+      <w:proofErr w:type="spellEnd"/>
+      <w:r>
+        <w:rPr>
+          <w:rFonts w:ascii="Arial" w:hAnsi="Arial" w:cs="Arial"/>
+          <w:sz w:val="22"/>
+          <w:szCs w:val="22"/>
+          <w:lang w:val="en-ID"/>
+        </w:rPr>
+        <w:t xml:space="preserve"> </w:t>
+      </w:r>
+      <w:proofErr w:type="spellStart"/>
+      <w:r>
+        <w:rPr>
+          <w:rFonts w:ascii="Arial" w:hAnsi="Arial" w:cs="Arial"/>
+          <w:sz w:val="22"/>
+          <w:szCs w:val="22"/>
+          <w:lang w:val="en-ID"/>
+        </w:rPr>
+        <w:t>sebagai</w:t>
+      </w:r>
+      <w:proofErr w:type="spellEnd"/>
+      <w:r>
+        <w:rPr>
+          <w:rFonts w:ascii="Arial" w:hAnsi="Arial" w:cs="Arial"/>
+          <w:sz w:val="22"/>
+          <w:szCs w:val="22"/>
+          <w:lang w:val="en-ID"/>
+        </w:rPr>
+        <w:t xml:space="preserve"> </w:t>
+      </w:r>
+      <w:proofErr w:type="spellStart"/>
+      <w:r>
+        <w:rPr>
+          <w:rFonts w:ascii="Arial" w:hAnsi="Arial" w:cs="Arial"/>
+          <w:sz w:val="22"/>
+          <w:szCs w:val="22"/>
+          <w:lang w:val="en-ID"/>
+        </w:rPr>
+        <w:t>biaya</w:t>
+      </w:r>
+      <w:proofErr w:type="spellEnd"/>
+      <w:r>
+        <w:rPr>
+          <w:rFonts w:ascii="Arial" w:hAnsi="Arial" w:cs="Arial"/>
+          <w:sz w:val="22"/>
+          <w:szCs w:val="22"/>
+          <w:lang w:val="en-ID"/>
+        </w:rPr>
+        <w:t xml:space="preserve"> </w:t>
+      </w:r>
+      <w:proofErr w:type="spellStart"/>
+      <w:r>
+        <w:rPr>
+          <w:rFonts w:ascii="Arial" w:hAnsi="Arial" w:cs="Arial"/>
+          <w:sz w:val="22"/>
+          <w:szCs w:val="22"/>
+          <w:lang w:val="en-ID"/>
+        </w:rPr>
+        <w:t>imbalan</w:t>
+      </w:r>
+      <w:proofErr w:type="spellEnd"/>
+      <w:r>
+        <w:rPr>
+          <w:rFonts w:ascii="Arial" w:hAnsi="Arial" w:cs="Arial"/>
+          <w:sz w:val="22"/>
+          <w:szCs w:val="22"/>
+          <w:lang w:val="en-ID"/>
+        </w:rPr>
+        <w:t xml:space="preserve"> </w:t>
+      </w:r>
+      <w:proofErr w:type="spellStart"/>
+      <w:r>
+        <w:rPr>
+          <w:rFonts w:ascii="Arial" w:hAnsi="Arial" w:cs="Arial"/>
+          <w:sz w:val="22"/>
+          <w:szCs w:val="22"/>
+          <w:lang w:val="en-ID"/>
+        </w:rPr>
+        <w:t>kerja</w:t>
+      </w:r>
+      <w:proofErr w:type="spellEnd"/>
+      <w:r>
+        <w:rPr>
+          <w:rFonts w:ascii="Arial" w:hAnsi="Arial" w:cs="Arial"/>
+          <w:sz w:val="22"/>
+          <w:szCs w:val="22"/>
+          <w:lang w:val="en-ID"/>
+        </w:rPr>
+        <w:t xml:space="preserve"> (employee benefit expense).</w:t>
       </w:r>
     </w:p>
     <w:p>
@@ -3211,7 +8945,31 @@
           <w:szCs w:val="22"/>
           <w:lang w:val="en-ID"/>
         </w:rPr>
-        <w:t>Bagian C – Penerapan dan Jurnal Akuntansi (Level IFRS Integration)</w:t>
+        <w:t xml:space="preserve">Bagian C – </w:t>
+      </w:r>
+      <w:proofErr w:type="spellStart"/>
+      <w:r>
+        <w:rPr>
+          <w:rFonts w:ascii="Arial" w:hAnsi="Arial" w:cs="Arial"/>
+          <w:b/>
+          <w:bCs/>
+          <w:sz w:val="22"/>
+          <w:szCs w:val="22"/>
+          <w:lang w:val="en-ID"/>
+        </w:rPr>
+        <w:t>Penerapan</w:t>
+      </w:r>
+      <w:proofErr w:type="spellEnd"/>
+      <w:r>
+        <w:rPr>
+          <w:rFonts w:ascii="Arial" w:hAnsi="Arial" w:cs="Arial"/>
+          <w:b/>
+          <w:bCs/>
+          <w:sz w:val="22"/>
+          <w:szCs w:val="22"/>
+          <w:lang w:val="en-ID"/>
+        </w:rPr>
+        <w:t xml:space="preserve"> dan Jurnal Akuntansi (Level IFRS Integration)</w:t>
       </w:r>
     </w:p>
     <w:p>
@@ -3233,7 +8991,167 @@
           <w:szCs w:val="22"/>
           <w:lang w:val="en-ID"/>
         </w:rPr>
-        <w:t>Buat jurnal akuntansi lengkap untuk tiga transaksi berikut sesuai IFRS 9 dan IFRS 16:</w:t>
+        <w:t xml:space="preserve">Buat </w:t>
+      </w:r>
+      <w:proofErr w:type="spellStart"/>
+      <w:r>
+        <w:rPr>
+          <w:rFonts w:ascii="Arial" w:hAnsi="Arial" w:cs="Arial"/>
+          <w:sz w:val="22"/>
+          <w:szCs w:val="22"/>
+          <w:lang w:val="en-ID"/>
+        </w:rPr>
+        <w:t>jurnal</w:t>
+      </w:r>
+      <w:proofErr w:type="spellEnd"/>
+      <w:r>
+        <w:rPr>
+          <w:rFonts w:ascii="Arial" w:hAnsi="Arial" w:cs="Arial"/>
+          <w:sz w:val="22"/>
+          <w:szCs w:val="22"/>
+          <w:lang w:val="en-ID"/>
+        </w:rPr>
+        <w:t xml:space="preserve"> </w:t>
+      </w:r>
+      <w:proofErr w:type="spellStart"/>
+      <w:r>
+        <w:rPr>
+          <w:rFonts w:ascii="Arial" w:hAnsi="Arial" w:cs="Arial"/>
+          <w:sz w:val="22"/>
+          <w:szCs w:val="22"/>
+          <w:lang w:val="en-ID"/>
+        </w:rPr>
+        <w:t>akuntansi</w:t>
+      </w:r>
+      <w:proofErr w:type="spellEnd"/>
+      <w:r>
+        <w:rPr>
+          <w:rFonts w:ascii="Arial" w:hAnsi="Arial" w:cs="Arial"/>
+          <w:sz w:val="22"/>
+          <w:szCs w:val="22"/>
+          <w:lang w:val="en-ID"/>
+        </w:rPr>
+        <w:t xml:space="preserve"> </w:t>
+      </w:r>
+      <w:proofErr w:type="spellStart"/>
+      <w:r>
+        <w:rPr>
+          <w:rFonts w:ascii="Arial" w:hAnsi="Arial" w:cs="Arial"/>
+          <w:sz w:val="22"/>
+          <w:szCs w:val="22"/>
+          <w:lang w:val="en-ID"/>
+        </w:rPr>
+        <w:t>lengkap</w:t>
+      </w:r>
+      <w:proofErr w:type="spellEnd"/>
+      <w:r>
+        <w:rPr>
+          <w:rFonts w:ascii="Arial" w:hAnsi="Arial" w:cs="Arial"/>
+          <w:sz w:val="22"/>
+          <w:szCs w:val="22"/>
+          <w:lang w:val="en-ID"/>
+        </w:rPr>
+        <w:t xml:space="preserve"> </w:t>
+      </w:r>
+      <w:proofErr w:type="spellStart"/>
+      <w:r>
+        <w:rPr>
+          <w:rFonts w:ascii="Arial" w:hAnsi="Arial" w:cs="Arial"/>
+          <w:sz w:val="22"/>
+          <w:szCs w:val="22"/>
+          <w:lang w:val="en-ID"/>
+        </w:rPr>
+        <w:t>untuk</w:t>
+      </w:r>
+      <w:proofErr w:type="spellEnd"/>
+      <w:r>
+        <w:rPr>
+          <w:rFonts w:ascii="Arial" w:hAnsi="Arial" w:cs="Arial"/>
+          <w:sz w:val="22"/>
+          <w:szCs w:val="22"/>
+          <w:lang w:val="en-ID"/>
+        </w:rPr>
+        <w:t xml:space="preserve"> </w:t>
+      </w:r>
+      <w:proofErr w:type="spellStart"/>
+      <w:r>
+        <w:rPr>
+          <w:rFonts w:ascii="Arial" w:hAnsi="Arial" w:cs="Arial"/>
+          <w:sz w:val="22"/>
+          <w:szCs w:val="22"/>
+          <w:lang w:val="en-ID"/>
+        </w:rPr>
+        <w:t>tiga</w:t>
+      </w:r>
+      <w:proofErr w:type="spellEnd"/>
+      <w:r>
+        <w:rPr>
+          <w:rFonts w:ascii="Arial" w:hAnsi="Arial" w:cs="Arial"/>
+          <w:sz w:val="22"/>
+          <w:szCs w:val="22"/>
+          <w:lang w:val="en-ID"/>
+        </w:rPr>
+        <w:t xml:space="preserve"> </w:t>
+      </w:r>
+      <w:proofErr w:type="spellStart"/>
+      <w:r>
+        <w:rPr>
+          <w:rFonts w:ascii="Arial" w:hAnsi="Arial" w:cs="Arial"/>
+          <w:sz w:val="22"/>
+          <w:szCs w:val="22"/>
+          <w:lang w:val="en-ID"/>
+        </w:rPr>
+        <w:t>transaksi</w:t>
+      </w:r>
+      <w:proofErr w:type="spellEnd"/>
+      <w:r>
+        <w:rPr>
+          <w:rFonts w:ascii="Arial" w:hAnsi="Arial" w:cs="Arial"/>
+          <w:sz w:val="22"/>
+          <w:szCs w:val="22"/>
+          <w:lang w:val="en-ID"/>
+        </w:rPr>
+        <w:t xml:space="preserve"> </w:t>
+      </w:r>
+      <w:proofErr w:type="spellStart"/>
+      <w:r>
+        <w:rPr>
+          <w:rFonts w:ascii="Arial" w:hAnsi="Arial" w:cs="Arial"/>
+          <w:sz w:val="22"/>
+          <w:szCs w:val="22"/>
+          <w:lang w:val="en-ID"/>
+        </w:rPr>
+        <w:t>berikut</w:t>
+      </w:r>
+      <w:proofErr w:type="spellEnd"/>
+      <w:r>
+        <w:rPr>
+          <w:rFonts w:ascii="Arial" w:hAnsi="Arial" w:cs="Arial"/>
+          <w:sz w:val="22"/>
+          <w:szCs w:val="22"/>
+          <w:lang w:val="en-ID"/>
+        </w:rPr>
+        <w:t xml:space="preserve"> </w:t>
+      </w:r>
+      <w:proofErr w:type="spellStart"/>
+      <w:r>
+        <w:rPr>
+          <w:rFonts w:ascii="Arial" w:hAnsi="Arial" w:cs="Arial"/>
+          <w:sz w:val="22"/>
+          <w:szCs w:val="22"/>
+          <w:lang w:val="en-ID"/>
+        </w:rPr>
+        <w:t>sesuai</w:t>
+      </w:r>
+      <w:proofErr w:type="spellEnd"/>
+      <w:r>
+        <w:rPr>
+          <w:rFonts w:ascii="Arial" w:hAnsi="Arial" w:cs="Arial"/>
+          <w:sz w:val="22"/>
+          <w:szCs w:val="22"/>
+          <w:lang w:val="en-ID"/>
+        </w:rPr>
+        <w:t xml:space="preserve"> IFRS 9 dan IFRS 16:</w:t>
       </w:r>
     </w:p>
     <w:p>
@@ -3255,6 +9173,7 @@
           <w:lang w:val="en-ID"/>
         </w:rPr>
       </w:pPr>
+      <w:proofErr w:type="spellStart"/>
       <w:r>
         <w:rPr>
           <w:rFonts w:ascii="Arial" w:hAnsi="Arial" w:cs="Arial"/>
@@ -3264,16 +9183,229 @@
           <w:szCs w:val="22"/>
           <w:lang w:val="en-ID"/>
         </w:rPr>
-        <w:t>Penerbitan obligasi dengan diskonto</w:t>
-      </w:r>
-      <w:r>
-        <w:rPr>
-          <w:rFonts w:ascii="Arial" w:hAnsi="Arial" w:cs="Arial"/>
-          <w:sz w:val="22"/>
-          <w:szCs w:val="22"/>
-          <w:lang w:val="en-ID"/>
-        </w:rPr>
-        <w:t xml:space="preserve"> (termasuk pencatatan awal dan pengakuan beban bunga tahun pertama).</w:t>
+        <w:t>Penerbitan</w:t>
+      </w:r>
+      <w:proofErr w:type="spellEnd"/>
+      <w:r>
+        <w:rPr>
+          <w:rFonts w:ascii="Arial" w:hAnsi="Arial" w:cs="Arial"/>
+          <w:b/>
+          <w:bCs/>
+          <w:sz w:val="22"/>
+          <w:szCs w:val="22"/>
+          <w:lang w:val="en-ID"/>
+        </w:rPr>
+        <w:t xml:space="preserve"> </w:t>
+      </w:r>
+      <w:proofErr w:type="spellStart"/>
+      <w:r>
+        <w:rPr>
+          <w:rFonts w:ascii="Arial" w:hAnsi="Arial" w:cs="Arial"/>
+          <w:b/>
+          <w:bCs/>
+          <w:sz w:val="22"/>
+          <w:szCs w:val="22"/>
+          <w:lang w:val="en-ID"/>
+        </w:rPr>
+        <w:t>obligasi</w:t>
+      </w:r>
+      <w:proofErr w:type="spellEnd"/>
+      <w:r>
+        <w:rPr>
+          <w:rFonts w:ascii="Arial" w:hAnsi="Arial" w:cs="Arial"/>
+          <w:b/>
+          <w:bCs/>
+          <w:sz w:val="22"/>
+          <w:szCs w:val="22"/>
+          <w:lang w:val="en-ID"/>
+        </w:rPr>
+        <w:t xml:space="preserve"> </w:t>
+      </w:r>
+      <w:proofErr w:type="spellStart"/>
+      <w:r>
+        <w:rPr>
+          <w:rFonts w:ascii="Arial" w:hAnsi="Arial" w:cs="Arial"/>
+          <w:b/>
+          <w:bCs/>
+          <w:sz w:val="22"/>
+          <w:szCs w:val="22"/>
+          <w:lang w:val="en-ID"/>
+        </w:rPr>
+        <w:t>dengan</w:t>
+      </w:r>
+      <w:proofErr w:type="spellEnd"/>
+      <w:r>
+        <w:rPr>
+          <w:rFonts w:ascii="Arial" w:hAnsi="Arial" w:cs="Arial"/>
+          <w:b/>
+          <w:bCs/>
+          <w:sz w:val="22"/>
+          <w:szCs w:val="22"/>
+          <w:lang w:val="en-ID"/>
+        </w:rPr>
+        <w:t xml:space="preserve"> </w:t>
+      </w:r>
+      <w:proofErr w:type="spellStart"/>
+      <w:r>
+        <w:rPr>
+          <w:rFonts w:ascii="Arial" w:hAnsi="Arial" w:cs="Arial"/>
+          <w:b/>
+          <w:bCs/>
+          <w:sz w:val="22"/>
+          <w:szCs w:val="22"/>
+          <w:lang w:val="en-ID"/>
+        </w:rPr>
+        <w:t>diskonto</w:t>
+      </w:r>
+      <w:proofErr w:type="spellEnd"/>
+      <w:r>
+        <w:rPr>
+          <w:rFonts w:ascii="Arial" w:hAnsi="Arial" w:cs="Arial"/>
+          <w:sz w:val="22"/>
+          <w:szCs w:val="22"/>
+          <w:lang w:val="en-ID"/>
+        </w:rPr>
+        <w:t xml:space="preserve"> (</w:t>
+      </w:r>
+      <w:proofErr w:type="spellStart"/>
+      <w:r>
+        <w:rPr>
+          <w:rFonts w:ascii="Arial" w:hAnsi="Arial" w:cs="Arial"/>
+          <w:sz w:val="22"/>
+          <w:szCs w:val="22"/>
+          <w:lang w:val="en-ID"/>
+        </w:rPr>
+        <w:t>termasuk</w:t>
+      </w:r>
+      <w:proofErr w:type="spellEnd"/>
+      <w:r>
+        <w:rPr>
+          <w:rFonts w:ascii="Arial" w:hAnsi="Arial" w:cs="Arial"/>
+          <w:sz w:val="22"/>
+          <w:szCs w:val="22"/>
+          <w:lang w:val="en-ID"/>
+        </w:rPr>
+        <w:t xml:space="preserve"> </w:t>
+      </w:r>
+      <w:proofErr w:type="spellStart"/>
+      <w:r>
+        <w:rPr>
+          <w:rFonts w:ascii="Arial" w:hAnsi="Arial" w:cs="Arial"/>
+          <w:sz w:val="22"/>
+          <w:szCs w:val="22"/>
+          <w:lang w:val="en-ID"/>
+        </w:rPr>
+        <w:t>pencatatan</w:t>
+      </w:r>
+      <w:proofErr w:type="spellEnd"/>
+      <w:r>
+        <w:rPr>
+          <w:rFonts w:ascii="Arial" w:hAnsi="Arial" w:cs="Arial"/>
+          <w:sz w:val="22"/>
+          <w:szCs w:val="22"/>
+          <w:lang w:val="en-ID"/>
+        </w:rPr>
+        <w:t xml:space="preserve"> </w:t>
+      </w:r>
+      <w:proofErr w:type="spellStart"/>
+      <w:r>
+        <w:rPr>
+          <w:rFonts w:ascii="Arial" w:hAnsi="Arial" w:cs="Arial"/>
+          <w:sz w:val="22"/>
+          <w:szCs w:val="22"/>
+          <w:lang w:val="en-ID"/>
+        </w:rPr>
+        <w:t>awal</w:t>
+      </w:r>
+      <w:proofErr w:type="spellEnd"/>
+      <w:r>
+        <w:rPr>
+          <w:rFonts w:ascii="Arial" w:hAnsi="Arial" w:cs="Arial"/>
+          <w:sz w:val="22"/>
+          <w:szCs w:val="22"/>
+          <w:lang w:val="en-ID"/>
+        </w:rPr>
+        <w:t xml:space="preserve"> dan </w:t>
+      </w:r>
+      <w:proofErr w:type="spellStart"/>
+      <w:r>
+        <w:rPr>
+          <w:rFonts w:ascii="Arial" w:hAnsi="Arial" w:cs="Arial"/>
+          <w:sz w:val="22"/>
+          <w:szCs w:val="22"/>
+          <w:lang w:val="en-ID"/>
+        </w:rPr>
+        <w:t>pengakuan</w:t>
+      </w:r>
+      <w:proofErr w:type="spellEnd"/>
+      <w:r>
+        <w:rPr>
+          <w:rFonts w:ascii="Arial" w:hAnsi="Arial" w:cs="Arial"/>
+          <w:sz w:val="22"/>
+          <w:szCs w:val="22"/>
+          <w:lang w:val="en-ID"/>
+        </w:rPr>
+        <w:t xml:space="preserve"> </w:t>
+      </w:r>
+      <w:proofErr w:type="spellStart"/>
+      <w:r>
+        <w:rPr>
+          <w:rFonts w:ascii="Arial" w:hAnsi="Arial" w:cs="Arial"/>
+          <w:sz w:val="22"/>
+          <w:szCs w:val="22"/>
+          <w:lang w:val="en-ID"/>
+        </w:rPr>
+        <w:t>beban</w:t>
+      </w:r>
+      <w:proofErr w:type="spellEnd"/>
+      <w:r>
+        <w:rPr>
+          <w:rFonts w:ascii="Arial" w:hAnsi="Arial" w:cs="Arial"/>
+          <w:sz w:val="22"/>
+          <w:szCs w:val="22"/>
+          <w:lang w:val="en-ID"/>
+        </w:rPr>
+        <w:t xml:space="preserve"> bunga </w:t>
+      </w:r>
+      <w:proofErr w:type="spellStart"/>
+      <w:r>
+        <w:rPr>
+          <w:rFonts w:ascii="Arial" w:hAnsi="Arial" w:cs="Arial"/>
+          <w:sz w:val="22"/>
+          <w:szCs w:val="22"/>
+          <w:lang w:val="en-ID"/>
+        </w:rPr>
+        <w:t>tahun</w:t>
+      </w:r>
+      <w:proofErr w:type="spellEnd"/>
+      <w:r>
+        <w:rPr>
+          <w:rFonts w:ascii="Arial" w:hAnsi="Arial" w:cs="Arial"/>
+          <w:sz w:val="22"/>
+          <w:szCs w:val="22"/>
+          <w:lang w:val="en-ID"/>
+        </w:rPr>
+        <w:t xml:space="preserve"> </w:t>
+      </w:r>
+      <w:proofErr w:type="spellStart"/>
+      <w:r>
+        <w:rPr>
+          <w:rFonts w:ascii="Arial" w:hAnsi="Arial" w:cs="Arial"/>
+          <w:sz w:val="22"/>
+          <w:szCs w:val="22"/>
+          <w:lang w:val="en-ID"/>
+        </w:rPr>
+        <w:t>pertama</w:t>
+      </w:r>
+      <w:proofErr w:type="spellEnd"/>
+      <w:r>
+        <w:rPr>
+          <w:rFonts w:ascii="Arial" w:hAnsi="Arial" w:cs="Arial"/>
+          <w:sz w:val="22"/>
+          <w:szCs w:val="22"/>
+          <w:lang w:val="en-ID"/>
+        </w:rPr>
+        <w:t>).</w:t>
       </w:r>
     </w:p>
     <w:p>
@@ -3295,6 +9427,7 @@
           <w:lang w:val="en-ID"/>
         </w:rPr>
       </w:pPr>
+      <w:proofErr w:type="spellStart"/>
       <w:r>
         <w:rPr>
           <w:rFonts w:ascii="Arial" w:hAnsi="Arial" w:cs="Arial"/>
@@ -3304,7 +9437,163 @@
           <w:szCs w:val="22"/>
           <w:lang w:val="en-ID"/>
         </w:rPr>
-        <w:t>Pengakuan awal lease receivable dan penerimaan pembayaran sewa tahun pertama.</w:t>
+        <w:t>Pengakuan</w:t>
+      </w:r>
+      <w:proofErr w:type="spellEnd"/>
+      <w:r>
+        <w:rPr>
+          <w:rFonts w:ascii="Arial" w:hAnsi="Arial" w:cs="Arial"/>
+          <w:b/>
+          <w:bCs/>
+          <w:sz w:val="22"/>
+          <w:szCs w:val="22"/>
+          <w:lang w:val="en-ID"/>
+        </w:rPr>
+        <w:t xml:space="preserve"> </w:t>
+      </w:r>
+      <w:proofErr w:type="spellStart"/>
+      <w:r>
+        <w:rPr>
+          <w:rFonts w:ascii="Arial" w:hAnsi="Arial" w:cs="Arial"/>
+          <w:b/>
+          <w:bCs/>
+          <w:sz w:val="22"/>
+          <w:szCs w:val="22"/>
+          <w:lang w:val="en-ID"/>
+        </w:rPr>
+        <w:t>awal</w:t>
+      </w:r>
+      <w:proofErr w:type="spellEnd"/>
+      <w:r>
+        <w:rPr>
+          <w:rFonts w:ascii="Arial" w:hAnsi="Arial" w:cs="Arial"/>
+          <w:b/>
+          <w:bCs/>
+          <w:sz w:val="22"/>
+          <w:szCs w:val="22"/>
+          <w:lang w:val="en-ID"/>
+        </w:rPr>
+        <w:t xml:space="preserve"> lease receivable dan </w:t>
+      </w:r>
+      <w:proofErr w:type="spellStart"/>
+      <w:r>
+        <w:rPr>
+          <w:rFonts w:ascii="Arial" w:hAnsi="Arial" w:cs="Arial"/>
+          <w:b/>
+          <w:bCs/>
+          <w:sz w:val="22"/>
+          <w:szCs w:val="22"/>
+          <w:lang w:val="en-ID"/>
+        </w:rPr>
+        <w:t>penerimaan</w:t>
+      </w:r>
+      <w:proofErr w:type="spellEnd"/>
+      <w:r>
+        <w:rPr>
+          <w:rFonts w:ascii="Arial" w:hAnsi="Arial" w:cs="Arial"/>
+          <w:b/>
+          <w:bCs/>
+          <w:sz w:val="22"/>
+          <w:szCs w:val="22"/>
+          <w:lang w:val="en-ID"/>
+        </w:rPr>
+        <w:t xml:space="preserve"> </w:t>
+      </w:r>
+      <w:proofErr w:type="spellStart"/>
+      <w:r>
+        <w:rPr>
+          <w:rFonts w:ascii="Arial" w:hAnsi="Arial" w:cs="Arial"/>
+          <w:b/>
+          <w:bCs/>
+          <w:sz w:val="22"/>
+          <w:szCs w:val="22"/>
+          <w:lang w:val="en-ID"/>
+        </w:rPr>
+        <w:t>pembayaran</w:t>
+      </w:r>
+      <w:proofErr w:type="spellEnd"/>
+      <w:r>
+        <w:rPr>
+          <w:rFonts w:ascii="Arial" w:hAnsi="Arial" w:cs="Arial"/>
+          <w:b/>
+          <w:bCs/>
+          <w:sz w:val="22"/>
+          <w:szCs w:val="22"/>
+          <w:lang w:val="en-ID"/>
+        </w:rPr>
+        <w:t xml:space="preserve"> </w:t>
+      </w:r>
+      <w:proofErr w:type="spellStart"/>
+      <w:r>
+        <w:rPr>
+          <w:rFonts w:ascii="Arial" w:hAnsi="Arial" w:cs="Arial"/>
+          <w:b/>
+          <w:bCs/>
+          <w:sz w:val="22"/>
+          <w:szCs w:val="22"/>
+          <w:lang w:val="en-ID"/>
+        </w:rPr>
+        <w:t>sewa</w:t>
+      </w:r>
+      <w:proofErr w:type="spellEnd"/>
+      <w:r>
+        <w:rPr>
+          <w:rFonts w:ascii="Arial" w:hAnsi="Arial" w:cs="Arial"/>
+          <w:b/>
+          <w:bCs/>
+          <w:sz w:val="22"/>
+          <w:szCs w:val="22"/>
+          <w:lang w:val="en-ID"/>
+        </w:rPr>
+        <w:t xml:space="preserve"> </w:t>
+      </w:r>
+      <w:proofErr w:type="spellStart"/>
+      <w:r>
+        <w:rPr>
+          <w:rFonts w:ascii="Arial" w:hAnsi="Arial" w:cs="Arial"/>
+          <w:b/>
+          <w:bCs/>
+          <w:sz w:val="22"/>
+          <w:szCs w:val="22"/>
+          <w:lang w:val="en-ID"/>
+        </w:rPr>
+        <w:t>tahun</w:t>
+      </w:r>
+      <w:proofErr w:type="spellEnd"/>
+      <w:r>
+        <w:rPr>
+          <w:rFonts w:ascii="Arial" w:hAnsi="Arial" w:cs="Arial"/>
+          <w:b/>
+          <w:bCs/>
+          <w:sz w:val="22"/>
+          <w:szCs w:val="22"/>
+          <w:lang w:val="en-ID"/>
+        </w:rPr>
+        <w:t xml:space="preserve"> </w:t>
+      </w:r>
+      <w:proofErr w:type="spellStart"/>
+      <w:r>
+        <w:rPr>
+          <w:rFonts w:ascii="Arial" w:hAnsi="Arial" w:cs="Arial"/>
+          <w:b/>
+          <w:bCs/>
+          <w:sz w:val="22"/>
+          <w:szCs w:val="22"/>
+          <w:lang w:val="en-ID"/>
+        </w:rPr>
+        <w:t>pertama</w:t>
+      </w:r>
+      <w:proofErr w:type="spellEnd"/>
+      <w:r>
+        <w:rPr>
+          <w:rFonts w:ascii="Arial" w:hAnsi="Arial" w:cs="Arial"/>
+          <w:b/>
+          <w:bCs/>
+          <w:sz w:val="22"/>
+          <w:szCs w:val="22"/>
+          <w:lang w:val="en-ID"/>
+        </w:rPr>
+        <w:t>.</w:t>
       </w:r>
     </w:p>
     <w:p>
@@ -3326,6 +9615,7 @@
           <w:lang w:val="en-ID"/>
         </w:rPr>
       </w:pPr>
+      <w:proofErr w:type="spellStart"/>
       <w:r>
         <w:rPr>
           <w:rFonts w:ascii="Arial" w:hAnsi="Arial" w:cs="Arial"/>
@@ -3335,7 +9625,163 @@
           <w:szCs w:val="22"/>
           <w:lang w:val="en-ID"/>
         </w:rPr>
-        <w:t>Pemberian pinjaman karyawan dan pengakuan bunga efektif pada tahun pertama.</w:t>
+        <w:t>Pemberian</w:t>
+      </w:r>
+      <w:proofErr w:type="spellEnd"/>
+      <w:r>
+        <w:rPr>
+          <w:rFonts w:ascii="Arial" w:hAnsi="Arial" w:cs="Arial"/>
+          <w:b/>
+          <w:bCs/>
+          <w:sz w:val="22"/>
+          <w:szCs w:val="22"/>
+          <w:lang w:val="en-ID"/>
+        </w:rPr>
+        <w:t xml:space="preserve"> </w:t>
+      </w:r>
+      <w:proofErr w:type="spellStart"/>
+      <w:r>
+        <w:rPr>
+          <w:rFonts w:ascii="Arial" w:hAnsi="Arial" w:cs="Arial"/>
+          <w:b/>
+          <w:bCs/>
+          <w:sz w:val="22"/>
+          <w:szCs w:val="22"/>
+          <w:lang w:val="en-ID"/>
+        </w:rPr>
+        <w:t>pinjaman</w:t>
+      </w:r>
+      <w:proofErr w:type="spellEnd"/>
+      <w:r>
+        <w:rPr>
+          <w:rFonts w:ascii="Arial" w:hAnsi="Arial" w:cs="Arial"/>
+          <w:b/>
+          <w:bCs/>
+          <w:sz w:val="22"/>
+          <w:szCs w:val="22"/>
+          <w:lang w:val="en-ID"/>
+        </w:rPr>
+        <w:t xml:space="preserve"> </w:t>
+      </w:r>
+      <w:proofErr w:type="spellStart"/>
+      <w:r>
+        <w:rPr>
+          <w:rFonts w:ascii="Arial" w:hAnsi="Arial" w:cs="Arial"/>
+          <w:b/>
+          <w:bCs/>
+          <w:sz w:val="22"/>
+          <w:szCs w:val="22"/>
+          <w:lang w:val="en-ID"/>
+        </w:rPr>
+        <w:t>karyawan</w:t>
+      </w:r>
+      <w:proofErr w:type="spellEnd"/>
+      <w:r>
+        <w:rPr>
+          <w:rFonts w:ascii="Arial" w:hAnsi="Arial" w:cs="Arial"/>
+          <w:b/>
+          <w:bCs/>
+          <w:sz w:val="22"/>
+          <w:szCs w:val="22"/>
+          <w:lang w:val="en-ID"/>
+        </w:rPr>
+        <w:t xml:space="preserve"> dan </w:t>
+      </w:r>
+      <w:proofErr w:type="spellStart"/>
+      <w:r>
+        <w:rPr>
+          <w:rFonts w:ascii="Arial" w:hAnsi="Arial" w:cs="Arial"/>
+          <w:b/>
+          <w:bCs/>
+          <w:sz w:val="22"/>
+          <w:szCs w:val="22"/>
+          <w:lang w:val="en-ID"/>
+        </w:rPr>
+        <w:t>pengakuan</w:t>
+      </w:r>
+      <w:proofErr w:type="spellEnd"/>
+      <w:r>
+        <w:rPr>
+          <w:rFonts w:ascii="Arial" w:hAnsi="Arial" w:cs="Arial"/>
+          <w:b/>
+          <w:bCs/>
+          <w:sz w:val="22"/>
+          <w:szCs w:val="22"/>
+          <w:lang w:val="en-ID"/>
+        </w:rPr>
+        <w:t xml:space="preserve"> bunga </w:t>
+      </w:r>
+      <w:proofErr w:type="spellStart"/>
+      <w:r>
+        <w:rPr>
+          <w:rFonts w:ascii="Arial" w:hAnsi="Arial" w:cs="Arial"/>
+          <w:b/>
+          <w:bCs/>
+          <w:sz w:val="22"/>
+          <w:szCs w:val="22"/>
+          <w:lang w:val="en-ID"/>
+        </w:rPr>
+        <w:t>efektif</w:t>
+      </w:r>
+      <w:proofErr w:type="spellEnd"/>
+      <w:r>
+        <w:rPr>
+          <w:rFonts w:ascii="Arial" w:hAnsi="Arial" w:cs="Arial"/>
+          <w:b/>
+          <w:bCs/>
+          <w:sz w:val="22"/>
+          <w:szCs w:val="22"/>
+          <w:lang w:val="en-ID"/>
+        </w:rPr>
+        <w:t xml:space="preserve"> pada </w:t>
+      </w:r>
+      <w:proofErr w:type="spellStart"/>
+      <w:r>
+        <w:rPr>
+          <w:rFonts w:ascii="Arial" w:hAnsi="Arial" w:cs="Arial"/>
+          <w:b/>
+          <w:bCs/>
+          <w:sz w:val="22"/>
+          <w:szCs w:val="22"/>
+          <w:lang w:val="en-ID"/>
+        </w:rPr>
+        <w:t>tahun</w:t>
+      </w:r>
+      <w:proofErr w:type="spellEnd"/>
+      <w:r>
+        <w:rPr>
+          <w:rFonts w:ascii="Arial" w:hAnsi="Arial" w:cs="Arial"/>
+          <w:b/>
+          <w:bCs/>
+          <w:sz w:val="22"/>
+          <w:szCs w:val="22"/>
+          <w:lang w:val="en-ID"/>
+        </w:rPr>
+        <w:t xml:space="preserve"> </w:t>
+      </w:r>
+      <w:proofErr w:type="spellStart"/>
+      <w:r>
+        <w:rPr>
+          <w:rFonts w:ascii="Arial" w:hAnsi="Arial" w:cs="Arial"/>
+          <w:b/>
+          <w:bCs/>
+          <w:sz w:val="22"/>
+          <w:szCs w:val="22"/>
+          <w:lang w:val="en-ID"/>
+        </w:rPr>
+        <w:t>pertama</w:t>
+      </w:r>
+      <w:proofErr w:type="spellEnd"/>
+      <w:r>
+        <w:rPr>
+          <w:rFonts w:ascii="Arial" w:hAnsi="Arial" w:cs="Arial"/>
+          <w:b/>
+          <w:bCs/>
+          <w:sz w:val="22"/>
+          <w:szCs w:val="22"/>
+          <w:lang w:val="en-ID"/>
+        </w:rPr>
+        <w:t>.</w:t>
       </w:r>
     </w:p>
     <w:p>
@@ -3359,6 +9805,7 @@
         </w:rPr>
         <w:t xml:space="preserve">Lalu </w:t>
       </w:r>
+      <w:proofErr w:type="spellStart"/>
       <w:r>
         <w:rPr>
           <w:rFonts w:ascii="Arial" w:hAnsi="Arial" w:cs="Arial"/>
@@ -3370,14 +9817,75 @@
         </w:rPr>
         <w:t>jelaskan</w:t>
       </w:r>
-      <w:r>
-        <w:rPr>
-          <w:rFonts w:ascii="Arial" w:hAnsi="Arial" w:cs="Arial"/>
-          <w:sz w:val="22"/>
-          <w:szCs w:val="22"/>
-          <w:lang w:val="en-ID"/>
-        </w:rPr>
-        <w:t xml:space="preserve"> bagaimana perbedaan antara:</w:t>
+      <w:proofErr w:type="spellEnd"/>
+      <w:r>
+        <w:rPr>
+          <w:rFonts w:ascii="Arial" w:hAnsi="Arial" w:cs="Arial"/>
+          <w:sz w:val="22"/>
+          <w:szCs w:val="22"/>
+          <w:lang w:val="en-ID"/>
+        </w:rPr>
+        <w:t xml:space="preserve"> </w:t>
+      </w:r>
+      <w:proofErr w:type="spellStart"/>
+      <w:r>
+        <w:rPr>
+          <w:rFonts w:ascii="Arial" w:hAnsi="Arial" w:cs="Arial"/>
+          <w:sz w:val="22"/>
+          <w:szCs w:val="22"/>
+          <w:lang w:val="en-ID"/>
+        </w:rPr>
+        <w:t>bagaimana</w:t>
+      </w:r>
+      <w:proofErr w:type="spellEnd"/>
+      <w:r>
+        <w:rPr>
+          <w:rFonts w:ascii="Arial" w:hAnsi="Arial" w:cs="Arial"/>
+          <w:sz w:val="22"/>
+          <w:szCs w:val="22"/>
+          <w:lang w:val="en-ID"/>
+        </w:rPr>
+        <w:t xml:space="preserve"> </w:t>
+      </w:r>
+      <w:proofErr w:type="spellStart"/>
+      <w:r>
+        <w:rPr>
+          <w:rFonts w:ascii="Arial" w:hAnsi="Arial" w:cs="Arial"/>
+          <w:sz w:val="22"/>
+          <w:szCs w:val="22"/>
+          <w:lang w:val="en-ID"/>
+        </w:rPr>
+        <w:t>perbedaan</w:t>
+      </w:r>
+      <w:proofErr w:type="spellEnd"/>
+      <w:r>
+        <w:rPr>
+          <w:rFonts w:ascii="Arial" w:hAnsi="Arial" w:cs="Arial"/>
+          <w:sz w:val="22"/>
+          <w:szCs w:val="22"/>
+          <w:lang w:val="en-ID"/>
+        </w:rPr>
+        <w:t xml:space="preserve"> </w:t>
+      </w:r>
+      <w:proofErr w:type="spellStart"/>
+      <w:r>
+        <w:rPr>
+          <w:rFonts w:ascii="Arial" w:hAnsi="Arial" w:cs="Arial"/>
+          <w:sz w:val="22"/>
+          <w:szCs w:val="22"/>
+          <w:lang w:val="en-ID"/>
+        </w:rPr>
+        <w:t>antara</w:t>
+      </w:r>
+      <w:proofErr w:type="spellEnd"/>
+      <w:r>
+        <w:rPr>
+          <w:rFonts w:ascii="Arial" w:hAnsi="Arial" w:cs="Arial"/>
+          <w:sz w:val="22"/>
+          <w:szCs w:val="22"/>
+          <w:lang w:val="en-ID"/>
+        </w:rPr>
+        <w:t>:</w:t>
       </w:r>
     </w:p>
     <w:p>
@@ -3406,7 +9914,27 @@
           <w:szCs w:val="22"/>
           <w:lang w:val="en-ID"/>
         </w:rPr>
-        <w:t>Tingkat bunga kontraktual (stated rate)</w:t>
+        <w:t xml:space="preserve">Tingkat bunga </w:t>
+      </w:r>
+      <w:proofErr w:type="spellStart"/>
+      <w:r>
+        <w:rPr>
+          <w:rFonts w:ascii="Arial" w:hAnsi="Arial" w:cs="Arial"/>
+          <w:sz w:val="22"/>
+          <w:szCs w:val="22"/>
+          <w:lang w:val="en-ID"/>
+        </w:rPr>
+        <w:t>kontraktual</w:t>
+      </w:r>
+      <w:proofErr w:type="spellEnd"/>
+      <w:r>
+        <w:rPr>
+          <w:rFonts w:ascii="Arial" w:hAnsi="Arial" w:cs="Arial"/>
+          <w:sz w:val="22"/>
+          <w:szCs w:val="22"/>
+          <w:lang w:val="en-ID"/>
+        </w:rPr>
+        <w:t xml:space="preserve"> (stated rate)</w:t>
       </w:r>
     </w:p>
     <w:p>
@@ -3435,7 +9963,27 @@
           <w:szCs w:val="22"/>
           <w:lang w:val="en-ID"/>
         </w:rPr>
-        <w:t>Tingkat bunga efektif (market rate)</w:t>
+        <w:t xml:space="preserve">Tingkat bunga </w:t>
+      </w:r>
+      <w:proofErr w:type="spellStart"/>
+      <w:r>
+        <w:rPr>
+          <w:rFonts w:ascii="Arial" w:hAnsi="Arial" w:cs="Arial"/>
+          <w:sz w:val="22"/>
+          <w:szCs w:val="22"/>
+          <w:lang w:val="en-ID"/>
+        </w:rPr>
+        <w:t>efektif</w:t>
+      </w:r>
+      <w:proofErr w:type="spellEnd"/>
+      <w:r>
+        <w:rPr>
+          <w:rFonts w:ascii="Arial" w:hAnsi="Arial" w:cs="Arial"/>
+          <w:sz w:val="22"/>
+          <w:szCs w:val="22"/>
+          <w:lang w:val="en-ID"/>
+        </w:rPr>
+        <w:t xml:space="preserve"> (market rate)</w:t>
       </w:r>
     </w:p>
     <w:p>
@@ -3450,15 +9998,27 @@
           <w:lang w:val="en-ID"/>
         </w:rPr>
       </w:pPr>
-      <w:r>
-        <w:rPr>
-          <w:rFonts w:ascii="Arial" w:hAnsi="Arial" w:cs="Arial"/>
-          <w:sz w:val="22"/>
-          <w:szCs w:val="22"/>
-          <w:lang w:val="en-ID"/>
-        </w:rPr>
-        <w:t xml:space="preserve">mencerminkan </w:t>
-      </w:r>
+      <w:proofErr w:type="spellStart"/>
+      <w:r>
+        <w:rPr>
+          <w:rFonts w:ascii="Arial" w:hAnsi="Arial" w:cs="Arial"/>
+          <w:sz w:val="22"/>
+          <w:szCs w:val="22"/>
+          <w:lang w:val="en-ID"/>
+        </w:rPr>
+        <w:t>mencerminkan</w:t>
+      </w:r>
+      <w:proofErr w:type="spellEnd"/>
+      <w:r>
+        <w:rPr>
+          <w:rFonts w:ascii="Arial" w:hAnsi="Arial" w:cs="Arial"/>
+          <w:sz w:val="22"/>
+          <w:szCs w:val="22"/>
+          <w:lang w:val="en-ID"/>
+        </w:rPr>
+        <w:t xml:space="preserve"> </w:t>
+      </w:r>
+      <w:proofErr w:type="spellStart"/>
       <w:r>
         <w:rPr>
           <w:rFonts w:ascii="Arial" w:hAnsi="Arial" w:cs="Arial"/>
@@ -3468,16 +10028,160 @@
           <w:szCs w:val="22"/>
           <w:lang w:val="en-ID"/>
         </w:rPr>
-        <w:t>nilai waktu uang dan risiko kredit (credit risk adjustment)</w:t>
-      </w:r>
-      <w:r>
-        <w:rPr>
-          <w:rFonts w:ascii="Arial" w:hAnsi="Arial" w:cs="Arial"/>
-          <w:sz w:val="22"/>
-          <w:szCs w:val="22"/>
-          <w:lang w:val="en-ID"/>
-        </w:rPr>
-        <w:t xml:space="preserve"> sesuai IFRS 9 paragraf B5.4.1 dan IFRS 13 paragraf 47–49.</w:t>
+        <w:t>nilai</w:t>
+      </w:r>
+      <w:proofErr w:type="spellEnd"/>
+      <w:r>
+        <w:rPr>
+          <w:rFonts w:ascii="Arial" w:hAnsi="Arial" w:cs="Arial"/>
+          <w:b/>
+          <w:bCs/>
+          <w:sz w:val="22"/>
+          <w:szCs w:val="22"/>
+          <w:lang w:val="en-ID"/>
+        </w:rPr>
+        <w:t xml:space="preserve"> </w:t>
+      </w:r>
+      <w:proofErr w:type="spellStart"/>
+      <w:r>
+        <w:rPr>
+          <w:rFonts w:ascii="Arial" w:hAnsi="Arial" w:cs="Arial"/>
+          <w:b/>
+          <w:bCs/>
+          <w:sz w:val="22"/>
+          <w:szCs w:val="22"/>
+          <w:lang w:val="en-ID"/>
+        </w:rPr>
+        <w:t>waktu</w:t>
+      </w:r>
+      <w:proofErr w:type="spellEnd"/>
+      <w:r>
+        <w:rPr>
+          <w:rFonts w:ascii="Arial" w:hAnsi="Arial" w:cs="Arial"/>
+          <w:b/>
+          <w:bCs/>
+          <w:sz w:val="22"/>
+          <w:szCs w:val="22"/>
+          <w:lang w:val="en-ID"/>
+        </w:rPr>
+        <w:t xml:space="preserve"> uang dan </w:t>
+      </w:r>
+      <w:proofErr w:type="spellStart"/>
+      <w:r>
+        <w:rPr>
+          <w:rFonts w:ascii="Arial" w:hAnsi="Arial" w:cs="Arial"/>
+          <w:b/>
+          <w:bCs/>
+          <w:sz w:val="22"/>
+          <w:szCs w:val="22"/>
+          <w:lang w:val="en-ID"/>
+        </w:rPr>
+        <w:t>risiko</w:t>
+      </w:r>
+      <w:proofErr w:type="spellEnd"/>
+      <w:r>
+        <w:rPr>
+          <w:rFonts w:ascii="Arial" w:hAnsi="Arial" w:cs="Arial"/>
+          <w:b/>
+          <w:bCs/>
+          <w:sz w:val="22"/>
+          <w:szCs w:val="22"/>
+          <w:lang w:val="en-ID"/>
+        </w:rPr>
+        <w:t xml:space="preserve"> </w:t>
+      </w:r>
+      <w:proofErr w:type="spellStart"/>
+      <w:r>
+        <w:rPr>
+          <w:rFonts w:ascii="Arial" w:hAnsi="Arial" w:cs="Arial"/>
+          <w:b/>
+          <w:bCs/>
+          <w:sz w:val="22"/>
+          <w:szCs w:val="22"/>
+          <w:lang w:val="en-ID"/>
+        </w:rPr>
+        <w:t>kredit</w:t>
+      </w:r>
+      <w:proofErr w:type="spellEnd"/>
+      <w:r>
+        <w:rPr>
+          <w:rFonts w:ascii="Arial" w:hAnsi="Arial" w:cs="Arial"/>
+          <w:b/>
+          <w:bCs/>
+          <w:sz w:val="22"/>
+          <w:szCs w:val="22"/>
+          <w:lang w:val="en-ID"/>
+        </w:rPr>
+        <w:t xml:space="preserve"> (credit risk adjustment)</w:t>
+      </w:r>
+      <w:r>
+        <w:rPr>
+          <w:rFonts w:ascii="Arial" w:hAnsi="Arial" w:cs="Arial"/>
+          <w:sz w:val="22"/>
+          <w:szCs w:val="22"/>
+          <w:lang w:val="en-ID"/>
+        </w:rPr>
+        <w:t xml:space="preserve"> </w:t>
+      </w:r>
+      <w:proofErr w:type="spellStart"/>
+      <w:r>
+        <w:rPr>
+          <w:rFonts w:ascii="Arial" w:hAnsi="Arial" w:cs="Arial"/>
+          <w:sz w:val="22"/>
+          <w:szCs w:val="22"/>
+          <w:lang w:val="en-ID"/>
+        </w:rPr>
+        <w:t>sesuai</w:t>
+      </w:r>
+      <w:proofErr w:type="spellEnd"/>
+      <w:r>
+        <w:rPr>
+          <w:rFonts w:ascii="Arial" w:hAnsi="Arial" w:cs="Arial"/>
+          <w:sz w:val="22"/>
+          <w:szCs w:val="22"/>
+          <w:lang w:val="en-ID"/>
+        </w:rPr>
+        <w:t xml:space="preserve"> IFRS 9 </w:t>
+      </w:r>
+      <w:proofErr w:type="spellStart"/>
+      <w:r>
+        <w:rPr>
+          <w:rFonts w:ascii="Arial" w:hAnsi="Arial" w:cs="Arial"/>
+          <w:sz w:val="22"/>
+          <w:szCs w:val="22"/>
+          <w:lang w:val="en-ID"/>
+        </w:rPr>
+        <w:t>paragraf</w:t>
+      </w:r>
+      <w:proofErr w:type="spellEnd"/>
+      <w:r>
+        <w:rPr>
+          <w:rFonts w:ascii="Arial" w:hAnsi="Arial" w:cs="Arial"/>
+          <w:sz w:val="22"/>
+          <w:szCs w:val="22"/>
+          <w:lang w:val="en-ID"/>
+        </w:rPr>
+        <w:t xml:space="preserve"> B5.4.1 dan IFRS 13 </w:t>
+      </w:r>
+      <w:proofErr w:type="spellStart"/>
+      <w:r>
+        <w:rPr>
+          <w:rFonts w:ascii="Arial" w:hAnsi="Arial" w:cs="Arial"/>
+          <w:sz w:val="22"/>
+          <w:szCs w:val="22"/>
+          <w:lang w:val="en-ID"/>
+        </w:rPr>
+        <w:t>paragraf</w:t>
+      </w:r>
+      <w:proofErr w:type="spellEnd"/>
+      <w:r>
+        <w:rPr>
+          <w:rFonts w:ascii="Arial" w:hAnsi="Arial" w:cs="Arial"/>
+          <w:sz w:val="22"/>
+          <w:szCs w:val="22"/>
+          <w:lang w:val="en-ID"/>
+        </w:rPr>
+        <w:t xml:space="preserve"> 47–49.</w:t>
       </w:r>
     </w:p>
     <w:sectPr>
